--- a/Data_Technician_Workbook_Week_1_Excel 2026.docx
+++ b/Data_Technician_Workbook_Week_1_Excel 2026.docx
@@ -1,6 +1,6 @@
 
 <file path=word/document.xml><?xml version="1.0" encoding="utf-8"?>
-<w:document xmlns:wpc="http://schemas.microsoft.com/office/word/2010/wordprocessingCanvas" xmlns:cx="http://schemas.microsoft.com/office/drawing/2014/chartex" xmlns:cx1="http://schemas.microsoft.com/office/drawing/2015/9/8/chartex" xmlns:cx2="http://schemas.microsoft.com/office/drawing/2015/10/21/chartex" xmlns:cx3="http://schemas.microsoft.com/office/drawing/2016/5/9/chartex" xmlns:cx4="http://schemas.microsoft.com/office/drawing/2016/5/10/chartex" xmlns:cx5="http://schemas.microsoft.com/office/drawing/2016/5/11/chartex" xmlns:cx6="http://schemas.microsoft.com/office/drawing/2016/5/12/chartex" xmlns:cx7="http://schemas.microsoft.com/office/drawing/2016/5/13/chartex" xmlns:cx8="http://schemas.microsoft.com/office/drawing/2016/5/14/chartex" xmlns:mc="http://schemas.openxmlformats.org/markup-compatibility/2006" xmlns:aink="http://schemas.microsoft.com/office/drawing/2016/ink" xmlns:am3d="http://schemas.microsoft.com/office/drawing/2017/model3d" xmlns:o="urn:schemas-microsoft-com:office:office" xmlns:oel="http://schemas.microsoft.com/office/2019/extlst" xmlns:r="http://schemas.openxmlformats.org/officeDocument/2006/relationships" xmlns:m="http://schemas.openxmlformats.org/officeDocument/2006/math" xmlns:v="urn:schemas-microsoft-com:vml" xmlns:wp14="http://schemas.microsoft.com/office/word/2010/wordprocessingDrawing" xmlns:wp="http://schemas.openxmlformats.org/drawingml/2006/wordprocessingDrawing" xmlns:w10="urn:schemas-microsoft-com:office:word" xmlns:w="http://schemas.openxmlformats.org/wordprocessingml/2006/main" xmlns:w14="http://schemas.microsoft.com/office/word/2010/wordml" xmlns:w15="http://schemas.microsoft.com/office/word/2012/wordml" xmlns:w16cex="http://schemas.microsoft.com/office/word/2018/wordml/cex" xmlns:w16cid="http://schemas.microsoft.com/office/word/2016/wordml/cid" xmlns:w16="http://schemas.microsoft.com/office/word/2018/wordml" xmlns:w16du="http://schemas.microsoft.com/office/word/2023/wordml/word16du" xmlns:w16sdtdh="http://schemas.microsoft.com/office/word/2020/wordml/sdtdatahash" xmlns:w16sdtfl="http://schemas.microsoft.com/office/word/2024/wordml/sdtformatlock" xmlns:w16se="http://schemas.microsoft.com/office/word/2015/wordml/symex" xmlns:wpg="http://schemas.microsoft.com/office/word/2010/wordprocessingGroup" xmlns:wpi="http://schemas.microsoft.com/office/word/2010/wordprocessingInk" xmlns:wne="http://schemas.microsoft.com/office/word/2006/wordml" xmlns:wps="http://schemas.microsoft.com/office/word/2010/wordprocessingShape" xmlns:a="http://schemas.openxmlformats.org/drawingml/2006/main" xmlns:pic="http://schemas.openxmlformats.org/drawingml/2006/picture" xmlns:a14="http://schemas.microsoft.com/office/drawing/2010/main" mc:Ignorable="w14 w15 w16se w16cid w16 w16cex w16sdtdh w16sdtfl w16du wp14">
+<w:document xmlns:wpc="http://schemas.microsoft.com/office/word/2010/wordprocessingCanvas" xmlns:cx="http://schemas.microsoft.com/office/drawing/2014/chartex" xmlns:cx1="http://schemas.microsoft.com/office/drawing/2015/9/8/chartex" xmlns:cx2="http://schemas.microsoft.com/office/drawing/2015/10/21/chartex" xmlns:cx3="http://schemas.microsoft.com/office/drawing/2016/5/9/chartex" xmlns:cx4="http://schemas.microsoft.com/office/drawing/2016/5/10/chartex" xmlns:cx5="http://schemas.microsoft.com/office/drawing/2016/5/11/chartex" xmlns:cx6="http://schemas.microsoft.com/office/drawing/2016/5/12/chartex" xmlns:cx7="http://schemas.microsoft.com/office/drawing/2016/5/13/chartex" xmlns:cx8="http://schemas.microsoft.com/office/drawing/2016/5/14/chartex" xmlns:mc="http://schemas.openxmlformats.org/markup-compatibility/2006" xmlns:aink="http://schemas.microsoft.com/office/drawing/2016/ink" xmlns:am3d="http://schemas.microsoft.com/office/drawing/2017/model3d" xmlns:o="urn:schemas-microsoft-com:office:office" xmlns:oel="http://schemas.microsoft.com/office/2019/extlst" xmlns:r="http://schemas.openxmlformats.org/officeDocument/2006/relationships" xmlns:m="http://schemas.openxmlformats.org/officeDocument/2006/math" xmlns:v="urn:schemas-microsoft-com:vml" xmlns:wp14="http://schemas.microsoft.com/office/word/2010/wordprocessingDrawing" xmlns:wp="http://schemas.openxmlformats.org/drawingml/2006/wordprocessingDrawing" xmlns:w10="urn:schemas-microsoft-com:office:word" xmlns:w="http://schemas.openxmlformats.org/wordprocessingml/2006/main" xmlns:w14="http://schemas.microsoft.com/office/word/2010/wordml" xmlns:w15="http://schemas.microsoft.com/office/word/2012/wordml" xmlns:w16cex="http://schemas.microsoft.com/office/word/2018/wordml/cex" xmlns:w16cid="http://schemas.microsoft.com/office/word/2016/wordml/cid" xmlns:w16="http://schemas.microsoft.com/office/word/2018/wordml" xmlns:w16du="http://schemas.microsoft.com/office/word/2023/wordml/word16du" xmlns:w16sdtdh="http://schemas.microsoft.com/office/word/2020/wordml/sdtdatahash" xmlns:w16sdtfl="http://schemas.microsoft.com/office/word/2024/wordml/sdtformatlock" xmlns:w16se="http://schemas.microsoft.com/office/word/2015/wordml/symex" xmlns:wpg="http://schemas.microsoft.com/office/word/2010/wordprocessingGroup" xmlns:wpi="http://schemas.microsoft.com/office/word/2010/wordprocessingInk" xmlns:wne="http://schemas.microsoft.com/office/word/2006/wordml" xmlns:wps="http://schemas.microsoft.com/office/word/2010/wordprocessingShape" mc:Ignorable="w14 w15 w16se w16cid w16 w16cex w16sdtdh w16sdtfl w16du wp14">
   <w:body>
     <w:p>
       <w:pPr>
@@ -12,7 +12,7 @@
       </w:pPr>
       <w:r>
         <w:rPr>
-          <w:rFonts w:asciiTheme="minorHAnsi" w:hAnsiTheme="minorHAnsi" w:eastAsiaTheme="minorHAnsi" w:cstheme="minorHAnsi"/>
+          <w:rFonts w:asciiTheme="minorHAnsi" w:eastAsiaTheme="minorHAnsi" w:hAnsiTheme="minorHAnsi" w:cstheme="minorHAnsi"/>
           <w:b/>
           <w:bCs/>
           <w:noProof/>
@@ -190,11 +190,11 @@
           </mc:Choice>
           <mc:Fallback>
             <w:pict>
-              <v:shapetype id="_x0000_t202" coordsize="21600,21600" o:spt="202" path="m,l,21600r21600,l21600,xe" w14:anchorId="41322EC5">
+              <v:shapetype w14:anchorId="41322EC5" id="_x0000_t202" coordsize="21600,21600" o:spt="202" path="m,l,21600r21600,l21600,xe">
                 <v:stroke joinstyle="miter"/>
                 <v:path gradientshapeok="t" o:connecttype="rect"/>
               </v:shapetype>
-              <v:shape id="Text Box 4" style="position:absolute;left:0;text-align:left;margin-left:427.3pt;margin-top:230.7pt;width:478.5pt;height:422.4pt;z-index:251658240;visibility:visible;mso-wrap-style:square;mso-width-percent:0;mso-height-percent:0;mso-wrap-distance-left:9pt;mso-wrap-distance-top:0;mso-wrap-distance-right:9pt;mso-wrap-distance-bottom:0;mso-position-horizontal:right;mso-position-horizontal-relative:margin;mso-position-vertical:absolute;mso-position-vertical-relative:text;mso-width-percent:0;mso-height-percent:0;mso-width-relative:margin;mso-height-relative:margin;v-text-anchor:top" o:spid="_x0000_s1026" filled="f" stroked="f" strokeweight=".5pt" type="#_x0000_t202" o:gfxdata="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">
+              <v:shape id="Text Box 4" o:spid="_x0000_s1026" type="#_x0000_t202" style="position:absolute;left:0;text-align:left;margin-left:427.3pt;margin-top:230.7pt;width:478.5pt;height:422.4pt;z-index:251658240;visibility:visible;mso-wrap-style:square;mso-width-percent:0;mso-height-percent:0;mso-wrap-distance-left:9pt;mso-wrap-distance-top:0;mso-wrap-distance-right:9pt;mso-wrap-distance-bottom:0;mso-position-horizontal:right;mso-position-horizontal-relative:margin;mso-position-vertical:absolute;mso-position-vertical-relative:text;mso-width-percent:0;mso-height-percent:0;mso-width-relative:margin;mso-height-relative:margin;v-text-anchor:top" o:gfxdata="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" filled="f" stroked="f" strokeweight=".5pt">
                 <v:textbox>
                   <w:txbxContent>
                     <w:p>
@@ -780,6 +780,7 @@
                 <w:sz w:val="20"/>
                 <w:szCs w:val="16"/>
               </w:rPr>
+              <w:lastRenderedPageBreak/>
               <w:tab/>
             </w:r>
             <w:r>
@@ -841,6 +842,15 @@
               </w:rPr>
               <w:t xml:space="preserve">Name: </w:t>
             </w:r>
+            <w:r>
+              <w:rPr>
+                <w:rFonts w:asciiTheme="minorHAnsi" w:hAnsiTheme="minorHAnsi" w:cstheme="minorHAnsi"/>
+                <w:color w:val="auto"/>
+                <w:sz w:val="28"/>
+                <w:szCs w:val="28"/>
+              </w:rPr>
+              <w:t>K</w:t>
+            </w:r>
           </w:p>
         </w:tc>
       </w:tr>
@@ -873,6 +883,15 @@
                 <w:szCs w:val="28"/>
               </w:rPr>
               <w:t xml:space="preserve">Course Date: </w:t>
+            </w:r>
+            <w:r>
+              <w:rPr>
+                <w:rFonts w:asciiTheme="minorHAnsi" w:hAnsiTheme="minorHAnsi" w:cstheme="minorHAnsi"/>
+                <w:color w:val="auto"/>
+                <w:sz w:val="28"/>
+                <w:szCs w:val="28"/>
+              </w:rPr>
+              <w:t>2 Feb 2026 [MON]</w:t>
             </w:r>
           </w:p>
         </w:tc>
@@ -939,9 +958,10 @@
               <w:tab w:val="right" w:leader="dot" w:pos="9628"/>
             </w:tabs>
             <w:rPr>
-              <w:rFonts w:asciiTheme="minorHAnsi" w:hAnsiTheme="minorHAnsi" w:eastAsiaTheme="minorEastAsia" w:cstheme="minorBidi"/>
+              <w:rFonts w:asciiTheme="minorHAnsi" w:eastAsiaTheme="minorEastAsia" w:hAnsiTheme="minorHAnsi" w:cstheme="minorBidi"/>
               <w:noProof/>
               <w:kern w:val="2"/>
+              <w:lang w:val="en-US" w:eastAsia="en-US" w:bidi="my-MM"/>
               <w14:ligatures w14:val="standardContextual"/>
             </w:rPr>
           </w:pPr>
@@ -954,7 +974,7 @@
           <w:r>
             <w:fldChar w:fldCharType="separate"/>
           </w:r>
-          <w:hyperlink w:history="1" w:anchor="_Toc220999056">
+          <w:hyperlink w:anchor="_Toc224560990" w:history="1">
             <w:r>
               <w:rPr>
                 <w:rStyle w:val="Hyperlink"/>
@@ -981,7 +1001,7 @@
                 <w:noProof/>
                 <w:webHidden/>
               </w:rPr>
-              <w:instrText xml:space="preserve"> PAGEREF _Toc220999056 \h </w:instrText>
+              <w:instrText xml:space="preserve"> PAGEREF _Toc224560990 \h </w:instrText>
             </w:r>
             <w:r>
               <w:rPr>
@@ -1001,7 +1021,7 @@
                 <w:noProof/>
                 <w:webHidden/>
               </w:rPr>
-              <w:t>3</w:t>
+              <w:t>4</w:t>
             </w:r>
             <w:r>
               <w:rPr>
@@ -1019,13 +1039,14 @@
               <w:tab w:val="right" w:leader="dot" w:pos="9628"/>
             </w:tabs>
             <w:rPr>
-              <w:rFonts w:asciiTheme="minorHAnsi" w:hAnsiTheme="minorHAnsi" w:eastAsiaTheme="minorEastAsia" w:cstheme="minorBidi"/>
+              <w:rFonts w:asciiTheme="minorHAnsi" w:eastAsiaTheme="minorEastAsia" w:hAnsiTheme="minorHAnsi" w:cstheme="minorBidi"/>
               <w:noProof/>
               <w:kern w:val="2"/>
+              <w:lang w:val="en-US" w:eastAsia="en-US" w:bidi="my-MM"/>
               <w14:ligatures w14:val="standardContextual"/>
             </w:rPr>
           </w:pPr>
-          <w:hyperlink w:history="1" w:anchor="_Toc220999057">
+          <w:hyperlink w:anchor="_Toc224560991" w:history="1">
             <w:r>
               <w:rPr>
                 <w:rStyle w:val="Hyperlink"/>
@@ -1052,7 +1073,7 @@
                 <w:noProof/>
                 <w:webHidden/>
               </w:rPr>
-              <w:instrText xml:space="preserve"> PAGEREF _Toc220999057 \h </w:instrText>
+              <w:instrText xml:space="preserve"> PAGEREF _Toc224560991 \h </w:instrText>
             </w:r>
             <w:r>
               <w:rPr>
@@ -1072,7 +1093,7 @@
                 <w:noProof/>
                 <w:webHidden/>
               </w:rPr>
-              <w:t>4</w:t>
+              <w:t>5</w:t>
             </w:r>
             <w:r>
               <w:rPr>
@@ -1090,13 +1111,14 @@
               <w:tab w:val="right" w:leader="dot" w:pos="9628"/>
             </w:tabs>
             <w:rPr>
-              <w:rFonts w:asciiTheme="minorHAnsi" w:hAnsiTheme="minorHAnsi" w:eastAsiaTheme="minorEastAsia" w:cstheme="minorBidi"/>
+              <w:rFonts w:asciiTheme="minorHAnsi" w:eastAsiaTheme="minorEastAsia" w:hAnsiTheme="minorHAnsi" w:cstheme="minorBidi"/>
               <w:noProof/>
               <w:kern w:val="2"/>
+              <w:lang w:val="en-US" w:eastAsia="en-US" w:bidi="my-MM"/>
               <w14:ligatures w14:val="standardContextual"/>
             </w:rPr>
           </w:pPr>
-          <w:hyperlink w:history="1" w:anchor="_Toc220999058">
+          <w:hyperlink w:anchor="_Toc224560992" w:history="1">
             <w:r>
               <w:rPr>
                 <w:rStyle w:val="Hyperlink"/>
@@ -1123,7 +1145,7 @@
                 <w:noProof/>
                 <w:webHidden/>
               </w:rPr>
-              <w:instrText xml:space="preserve"> PAGEREF _Toc220999058 \h </w:instrText>
+              <w:instrText xml:space="preserve"> PAGEREF _Toc224560992 \h </w:instrText>
             </w:r>
             <w:r>
               <w:rPr>
@@ -1143,7 +1165,7 @@
                 <w:noProof/>
                 <w:webHidden/>
               </w:rPr>
-              <w:t>5</w:t>
+              <w:t>6</w:t>
             </w:r>
             <w:r>
               <w:rPr>
@@ -1161,13 +1183,14 @@
               <w:tab w:val="right" w:leader="dot" w:pos="9628"/>
             </w:tabs>
             <w:rPr>
-              <w:rFonts w:asciiTheme="minorHAnsi" w:hAnsiTheme="minorHAnsi" w:eastAsiaTheme="minorEastAsia" w:cstheme="minorBidi"/>
+              <w:rFonts w:asciiTheme="minorHAnsi" w:eastAsiaTheme="minorEastAsia" w:hAnsiTheme="minorHAnsi" w:cstheme="minorBidi"/>
               <w:noProof/>
               <w:kern w:val="2"/>
+              <w:lang w:val="en-US" w:eastAsia="en-US" w:bidi="my-MM"/>
               <w14:ligatures w14:val="standardContextual"/>
             </w:rPr>
           </w:pPr>
-          <w:hyperlink w:history="1" w:anchor="_Toc220999059">
+          <w:hyperlink w:anchor="_Toc224560993" w:history="1">
             <w:r>
               <w:rPr>
                 <w:rStyle w:val="Hyperlink"/>
@@ -1194,7 +1217,7 @@
                 <w:noProof/>
                 <w:webHidden/>
               </w:rPr>
-              <w:instrText xml:space="preserve"> PAGEREF _Toc220999059 \h </w:instrText>
+              <w:instrText xml:space="preserve"> PAGEREF _Toc224560993 \h </w:instrText>
             </w:r>
             <w:r>
               <w:rPr>
@@ -1214,7 +1237,7 @@
                 <w:noProof/>
                 <w:webHidden/>
               </w:rPr>
-              <w:t>6</w:t>
+              <w:t>7</w:t>
             </w:r>
             <w:r>
               <w:rPr>
@@ -1232,13 +1255,14 @@
               <w:tab w:val="right" w:leader="dot" w:pos="9628"/>
             </w:tabs>
             <w:rPr>
-              <w:rFonts w:asciiTheme="minorHAnsi" w:hAnsiTheme="minorHAnsi" w:eastAsiaTheme="minorEastAsia" w:cstheme="minorBidi"/>
+              <w:rFonts w:asciiTheme="minorHAnsi" w:eastAsiaTheme="minorEastAsia" w:hAnsiTheme="minorHAnsi" w:cstheme="minorBidi"/>
               <w:noProof/>
               <w:kern w:val="2"/>
+              <w:lang w:val="en-US" w:eastAsia="en-US" w:bidi="my-MM"/>
               <w14:ligatures w14:val="standardContextual"/>
             </w:rPr>
           </w:pPr>
-          <w:hyperlink w:history="1" w:anchor="_Toc220999060">
+          <w:hyperlink w:anchor="_Toc224560994" w:history="1">
             <w:r>
               <w:rPr>
                 <w:rStyle w:val="Hyperlink"/>
@@ -1265,7 +1289,7 @@
                 <w:noProof/>
                 <w:webHidden/>
               </w:rPr>
-              <w:instrText xml:space="preserve"> PAGEREF _Toc220999060 \h </w:instrText>
+              <w:instrText xml:space="preserve"> PAGEREF _Toc224560994 \h </w:instrText>
             </w:r>
             <w:r>
               <w:rPr>
@@ -1285,7 +1309,7 @@
                 <w:noProof/>
                 <w:webHidden/>
               </w:rPr>
-              <w:t>7</w:t>
+              <w:t>9</w:t>
             </w:r>
             <w:r>
               <w:rPr>
@@ -1303,13 +1327,14 @@
               <w:tab w:val="right" w:leader="dot" w:pos="9628"/>
             </w:tabs>
             <w:rPr>
-              <w:rFonts w:asciiTheme="minorHAnsi" w:hAnsiTheme="minorHAnsi" w:eastAsiaTheme="minorEastAsia" w:cstheme="minorBidi"/>
+              <w:rFonts w:asciiTheme="minorHAnsi" w:eastAsiaTheme="minorEastAsia" w:hAnsiTheme="minorHAnsi" w:cstheme="minorBidi"/>
               <w:noProof/>
               <w:kern w:val="2"/>
+              <w:lang w:val="en-US" w:eastAsia="en-US" w:bidi="my-MM"/>
               <w14:ligatures w14:val="standardContextual"/>
             </w:rPr>
           </w:pPr>
-          <w:hyperlink w:history="1" w:anchor="_Toc220999061">
+          <w:hyperlink w:anchor="_Toc224560995" w:history="1">
             <w:r>
               <w:rPr>
                 <w:rStyle w:val="Hyperlink"/>
@@ -1339,7 +1364,7 @@
                 <w:noProof/>
                 <w:webHidden/>
               </w:rPr>
-              <w:instrText xml:space="preserve"> PAGEREF _Toc220999061 \h </w:instrText>
+              <w:instrText xml:space="preserve"> PAGEREF _Toc224560995 \h </w:instrText>
             </w:r>
             <w:r>
               <w:rPr>
@@ -1359,7 +1384,7 @@
                 <w:noProof/>
                 <w:webHidden/>
               </w:rPr>
-              <w:t>7</w:t>
+              <w:t>9</w:t>
             </w:r>
             <w:r>
               <w:rPr>
@@ -1377,13 +1402,14 @@
               <w:tab w:val="right" w:leader="dot" w:pos="9628"/>
             </w:tabs>
             <w:rPr>
-              <w:rFonts w:asciiTheme="minorHAnsi" w:hAnsiTheme="minorHAnsi" w:eastAsiaTheme="minorEastAsia" w:cstheme="minorBidi"/>
+              <w:rFonts w:asciiTheme="minorHAnsi" w:eastAsiaTheme="minorEastAsia" w:hAnsiTheme="minorHAnsi" w:cstheme="minorBidi"/>
               <w:noProof/>
               <w:kern w:val="2"/>
+              <w:lang w:val="en-US" w:eastAsia="en-US" w:bidi="my-MM"/>
               <w14:ligatures w14:val="standardContextual"/>
             </w:rPr>
           </w:pPr>
-          <w:hyperlink w:history="1" w:anchor="_Toc220999062">
+          <w:hyperlink w:anchor="_Toc224560996" w:history="1">
             <w:r>
               <w:rPr>
                 <w:rStyle w:val="Hyperlink"/>
@@ -1413,7 +1439,7 @@
                 <w:noProof/>
                 <w:webHidden/>
               </w:rPr>
-              <w:instrText xml:space="preserve"> PAGEREF _Toc220999062 \h </w:instrText>
+              <w:instrText xml:space="preserve"> PAGEREF _Toc224560996 \h </w:instrText>
             </w:r>
             <w:r>
               <w:rPr>
@@ -1433,7 +1459,7 @@
                 <w:noProof/>
                 <w:webHidden/>
               </w:rPr>
-              <w:t>7</w:t>
+              <w:t>9</w:t>
             </w:r>
             <w:r>
               <w:rPr>
@@ -1451,13 +1477,14 @@
               <w:tab w:val="right" w:leader="dot" w:pos="9628"/>
             </w:tabs>
             <w:rPr>
-              <w:rFonts w:asciiTheme="minorHAnsi" w:hAnsiTheme="minorHAnsi" w:eastAsiaTheme="minorEastAsia" w:cstheme="minorBidi"/>
+              <w:rFonts w:asciiTheme="minorHAnsi" w:eastAsiaTheme="minorEastAsia" w:hAnsiTheme="minorHAnsi" w:cstheme="minorBidi"/>
               <w:noProof/>
               <w:kern w:val="2"/>
+              <w:lang w:val="en-US" w:eastAsia="en-US" w:bidi="my-MM"/>
               <w14:ligatures w14:val="standardContextual"/>
             </w:rPr>
           </w:pPr>
-          <w:hyperlink w:history="1" w:anchor="_Toc220999063">
+          <w:hyperlink w:anchor="_Toc224560997" w:history="1">
             <w:r>
               <w:rPr>
                 <w:rStyle w:val="Hyperlink"/>
@@ -1487,7 +1514,7 @@
                 <w:noProof/>
                 <w:webHidden/>
               </w:rPr>
-              <w:instrText xml:space="preserve"> PAGEREF _Toc220999063 \h </w:instrText>
+              <w:instrText xml:space="preserve"> PAGEREF _Toc224560997 \h </w:instrText>
             </w:r>
             <w:r>
               <w:rPr>
@@ -1507,7 +1534,7 @@
                 <w:noProof/>
                 <w:webHidden/>
               </w:rPr>
-              <w:t>7</w:t>
+              <w:t>9</w:t>
             </w:r>
             <w:r>
               <w:rPr>
@@ -1525,13 +1552,14 @@
               <w:tab w:val="right" w:leader="dot" w:pos="9628"/>
             </w:tabs>
             <w:rPr>
-              <w:rFonts w:asciiTheme="minorHAnsi" w:hAnsiTheme="minorHAnsi" w:eastAsiaTheme="minorEastAsia" w:cstheme="minorBidi"/>
+              <w:rFonts w:asciiTheme="minorHAnsi" w:eastAsiaTheme="minorEastAsia" w:hAnsiTheme="minorHAnsi" w:cstheme="minorBidi"/>
               <w:noProof/>
               <w:kern w:val="2"/>
+              <w:lang w:val="en-US" w:eastAsia="en-US" w:bidi="my-MM"/>
               <w14:ligatures w14:val="standardContextual"/>
             </w:rPr>
           </w:pPr>
-          <w:hyperlink w:history="1" w:anchor="_Toc220999064">
+          <w:hyperlink w:anchor="_Toc224560998" w:history="1">
             <w:r>
               <w:rPr>
                 <w:rStyle w:val="Hyperlink"/>
@@ -1561,7 +1589,7 @@
                 <w:noProof/>
                 <w:webHidden/>
               </w:rPr>
-              <w:instrText xml:space="preserve"> PAGEREF _Toc220999064 \h </w:instrText>
+              <w:instrText xml:space="preserve"> PAGEREF _Toc224560998 \h </w:instrText>
             </w:r>
             <w:r>
               <w:rPr>
@@ -1581,7 +1609,7 @@
                 <w:noProof/>
                 <w:webHidden/>
               </w:rPr>
-              <w:t>8</w:t>
+              <w:t>10</w:t>
             </w:r>
             <w:r>
               <w:rPr>
@@ -1599,13 +1627,14 @@
               <w:tab w:val="right" w:leader="dot" w:pos="9628"/>
             </w:tabs>
             <w:rPr>
-              <w:rFonts w:asciiTheme="minorHAnsi" w:hAnsiTheme="minorHAnsi" w:eastAsiaTheme="minorEastAsia" w:cstheme="minorBidi"/>
+              <w:rFonts w:asciiTheme="minorHAnsi" w:eastAsiaTheme="minorEastAsia" w:hAnsiTheme="minorHAnsi" w:cstheme="minorBidi"/>
               <w:noProof/>
               <w:kern w:val="2"/>
+              <w:lang w:val="en-US" w:eastAsia="en-US" w:bidi="my-MM"/>
               <w14:ligatures w14:val="standardContextual"/>
             </w:rPr>
           </w:pPr>
-          <w:hyperlink w:history="1" w:anchor="_Toc220999065">
+          <w:hyperlink w:anchor="_Toc224560999" w:history="1">
             <w:r>
               <w:rPr>
                 <w:rStyle w:val="Hyperlink"/>
@@ -1632,7 +1661,7 @@
                 <w:noProof/>
                 <w:webHidden/>
               </w:rPr>
-              <w:instrText xml:space="preserve"> PAGEREF _Toc220999065 \h </w:instrText>
+              <w:instrText xml:space="preserve"> PAGEREF _Toc224560999 \h </w:instrText>
             </w:r>
             <w:r>
               <w:rPr>
@@ -1652,7 +1681,7 @@
                 <w:noProof/>
                 <w:webHidden/>
               </w:rPr>
-              <w:t>9</w:t>
+              <w:t>11</w:t>
             </w:r>
             <w:r>
               <w:rPr>
@@ -1670,13 +1699,14 @@
               <w:tab w:val="right" w:leader="dot" w:pos="9628"/>
             </w:tabs>
             <w:rPr>
-              <w:rFonts w:asciiTheme="minorHAnsi" w:hAnsiTheme="minorHAnsi" w:eastAsiaTheme="minorEastAsia" w:cstheme="minorBidi"/>
+              <w:rFonts w:asciiTheme="minorHAnsi" w:eastAsiaTheme="minorEastAsia" w:hAnsiTheme="minorHAnsi" w:cstheme="minorBidi"/>
               <w:noProof/>
               <w:kern w:val="2"/>
+              <w:lang w:val="en-US" w:eastAsia="en-US" w:bidi="my-MM"/>
               <w14:ligatures w14:val="standardContextual"/>
             </w:rPr>
           </w:pPr>
-          <w:hyperlink w:history="1" w:anchor="_Toc220999066">
+          <w:hyperlink w:anchor="_Toc224561000" w:history="1">
             <w:r>
               <w:rPr>
                 <w:rStyle w:val="Hyperlink"/>
@@ -1705,7 +1735,7 @@
                 <w:noProof/>
                 <w:webHidden/>
               </w:rPr>
-              <w:instrText xml:space="preserve"> PAGEREF _Toc220999066 \h </w:instrText>
+              <w:instrText xml:space="preserve"> PAGEREF _Toc224561000 \h </w:instrText>
             </w:r>
             <w:r>
               <w:rPr>
@@ -1725,7 +1755,7 @@
                 <w:noProof/>
                 <w:webHidden/>
               </w:rPr>
-              <w:t>10</w:t>
+              <w:t>13</w:t>
             </w:r>
             <w:r>
               <w:rPr>
@@ -1743,13 +1773,14 @@
               <w:tab w:val="right" w:leader="dot" w:pos="9628"/>
             </w:tabs>
             <w:rPr>
-              <w:rFonts w:asciiTheme="minorHAnsi" w:hAnsiTheme="minorHAnsi" w:eastAsiaTheme="minorEastAsia" w:cstheme="minorBidi"/>
+              <w:rFonts w:asciiTheme="minorHAnsi" w:eastAsiaTheme="minorEastAsia" w:hAnsiTheme="minorHAnsi" w:cstheme="minorBidi"/>
               <w:noProof/>
               <w:kern w:val="2"/>
+              <w:lang w:val="en-US" w:eastAsia="en-US" w:bidi="my-MM"/>
               <w14:ligatures w14:val="standardContextual"/>
             </w:rPr>
           </w:pPr>
-          <w:hyperlink w:history="1" w:anchor="_Toc220999067">
+          <w:hyperlink w:anchor="_Toc224561001" w:history="1">
             <w:r>
               <w:rPr>
                 <w:rStyle w:val="Hyperlink"/>
@@ -1778,7 +1809,7 @@
                 <w:noProof/>
                 <w:webHidden/>
               </w:rPr>
-              <w:instrText xml:space="preserve"> PAGEREF _Toc220999067 \h </w:instrText>
+              <w:instrText xml:space="preserve"> PAGEREF _Toc224561001 \h </w:instrText>
             </w:r>
             <w:r>
               <w:rPr>
@@ -1798,7 +1829,7 @@
                 <w:noProof/>
                 <w:webHidden/>
               </w:rPr>
-              <w:t>11</w:t>
+              <w:t>14</w:t>
             </w:r>
             <w:r>
               <w:rPr>
@@ -1816,13 +1847,14 @@
               <w:tab w:val="right" w:leader="dot" w:pos="9628"/>
             </w:tabs>
             <w:rPr>
-              <w:rFonts w:asciiTheme="minorHAnsi" w:hAnsiTheme="minorHAnsi" w:eastAsiaTheme="minorEastAsia" w:cstheme="minorBidi"/>
+              <w:rFonts w:asciiTheme="minorHAnsi" w:eastAsiaTheme="minorEastAsia" w:hAnsiTheme="minorHAnsi" w:cstheme="minorBidi"/>
               <w:noProof/>
               <w:kern w:val="2"/>
+              <w:lang w:val="en-US" w:eastAsia="en-US" w:bidi="my-MM"/>
               <w14:ligatures w14:val="standardContextual"/>
             </w:rPr>
           </w:pPr>
-          <w:hyperlink w:history="1" w:anchor="_Toc220999068">
+          <w:hyperlink w:anchor="_Toc224561002" w:history="1">
             <w:r>
               <w:rPr>
                 <w:rStyle w:val="Hyperlink"/>
@@ -1851,7 +1883,7 @@
                 <w:noProof/>
                 <w:webHidden/>
               </w:rPr>
-              <w:instrText xml:space="preserve"> PAGEREF _Toc220999068 \h </w:instrText>
+              <w:instrText xml:space="preserve"> PAGEREF _Toc224561002 \h </w:instrText>
             </w:r>
             <w:r>
               <w:rPr>
@@ -1871,7 +1903,7 @@
                 <w:noProof/>
                 <w:webHidden/>
               </w:rPr>
-              <w:t>12</w:t>
+              <w:t>15</w:t>
             </w:r>
             <w:r>
               <w:rPr>
@@ -1932,11 +1964,12 @@
           <w:rFonts w:asciiTheme="minorHAnsi" w:hAnsiTheme="minorHAnsi" w:cstheme="minorBidi"/>
         </w:rPr>
       </w:pPr>
-      <w:bookmarkStart w:name="_Toc220999056" w:id="0"/>
+      <w:bookmarkStart w:id="0" w:name="_Toc224560990"/>
       <w:r>
         <w:rPr>
           <w:rFonts w:asciiTheme="minorHAnsi" w:hAnsiTheme="minorHAnsi" w:cstheme="minorBidi"/>
         </w:rPr>
+        <w:lastRenderedPageBreak/>
         <w:t>Day 2</w:t>
       </w:r>
       <w:r>
@@ -1968,7 +2001,7 @@
         <w:pStyle w:val="ListParagraph"/>
         <w:numPr>
           <w:ilvl w:val="0"/>
-          <w:numId w:val="4"/>
+          <w:numId w:val="9"/>
         </w:numPr>
       </w:pPr>
       <w:r>
@@ -1989,7 +2022,7 @@
         <w:pStyle w:val="ListParagraph"/>
         <w:numPr>
           <w:ilvl w:val="0"/>
-          <w:numId w:val="4"/>
+          <w:numId w:val="9"/>
         </w:numPr>
       </w:pPr>
       <w:r>
@@ -2018,7 +2051,7 @@
         <w:pStyle w:val="ListParagraph"/>
         <w:numPr>
           <w:ilvl w:val="0"/>
-          <w:numId w:val="4"/>
+          <w:numId w:val="9"/>
         </w:numPr>
       </w:pPr>
       <w:r>
@@ -2335,11 +2368,12 @@
           <w:rFonts w:asciiTheme="minorHAnsi" w:hAnsiTheme="minorHAnsi" w:cstheme="minorBidi"/>
         </w:rPr>
       </w:pPr>
-      <w:bookmarkStart w:name="_Toc220999057" w:id="1"/>
+      <w:bookmarkStart w:id="1" w:name="_Toc224560991"/>
       <w:r>
         <w:rPr>
           <w:rFonts w:asciiTheme="minorHAnsi" w:hAnsiTheme="minorHAnsi" w:cstheme="minorBidi"/>
         </w:rPr>
+        <w:lastRenderedPageBreak/>
         <w:t>Day 2</w:t>
       </w:r>
       <w:r>
@@ -2621,11 +2655,12 @@
           <w:rFonts w:asciiTheme="minorHAnsi" w:hAnsiTheme="minorHAnsi" w:cstheme="minorBidi"/>
         </w:rPr>
       </w:pPr>
-      <w:bookmarkStart w:name="_Toc220999058" w:id="2"/>
+      <w:bookmarkStart w:id="2" w:name="_Toc224560992"/>
       <w:r>
         <w:rPr>
           <w:rFonts w:asciiTheme="minorHAnsi" w:hAnsiTheme="minorHAnsi" w:cstheme="minorBidi"/>
         </w:rPr>
+        <w:lastRenderedPageBreak/>
         <w:t>Day 2</w:t>
       </w:r>
       <w:r>
@@ -2960,11 +2995,12 @@
           <w:rFonts w:asciiTheme="minorHAnsi" w:hAnsiTheme="minorHAnsi" w:cstheme="minorBidi"/>
         </w:rPr>
       </w:pPr>
-      <w:bookmarkStart w:name="_Toc220999059" w:id="3"/>
+      <w:bookmarkStart w:id="3" w:name="_Toc224560993"/>
       <w:r>
         <w:rPr>
           <w:rFonts w:asciiTheme="minorHAnsi" w:hAnsiTheme="minorHAnsi" w:cstheme="minorBidi"/>
         </w:rPr>
+        <w:lastRenderedPageBreak/>
         <w:t>Day 3: Task 1</w:t>
       </w:r>
       <w:bookmarkEnd w:id="3"/>
@@ -2980,7 +3016,7 @@
       <w:r>
         <w:t xml:space="preserve"> dataset ‘</w:t>
       </w:r>
-      <w:hyperlink w:history="1" r:id="rId11">
+      <w:hyperlink r:id="rId11" w:history="1">
         <w:r>
           <w:rPr>
             <w:rStyle w:val="Hyperlink"/>
@@ -3003,7 +3039,7 @@
       <w:r>
         <w:t xml:space="preserve"> </w:t>
       </w:r>
-      <w:hyperlink w:history="1" r:id="rId12">
+      <w:hyperlink r:id="rId12" w:history="1">
         <w:r>
           <w:rPr>
             <w:rStyle w:val="Hyperlink"/>
@@ -3044,7 +3080,6 @@
             <w:cnfStyle w:val="001000000000" w:firstRow="0" w:lastRow="0" w:firstColumn="1" w:lastColumn="0" w:oddVBand="0" w:evenVBand="0" w:oddHBand="0" w:evenHBand="0" w:firstRowFirstColumn="0" w:firstRowLastColumn="0" w:lastRowFirstColumn="0" w:lastRowLastColumn="0"/>
             <w:tcW w:w="2760" w:type="dxa"/>
             <w:shd w:val="clear" w:color="auto" w:fill="70EB7A"/>
-            <w:tcMar/>
           </w:tcPr>
           <w:p>
             <w:pPr>
@@ -3069,34 +3104,34 @@
         </w:tc>
         <w:tc>
           <w:tcPr>
-            <w:cnfStyle w:val="000000000000" w:firstRow="0" w:lastRow="0" w:firstColumn="0" w:lastColumn="0" w:oddVBand="0" w:evenVBand="0" w:oddHBand="0" w:evenHBand="0" w:firstRowFirstColumn="0" w:firstRowLastColumn="0" w:lastRowFirstColumn="0" w:lastRowLastColumn="0"/>
             <w:tcW w:w="6868" w:type="dxa"/>
-            <w:tcMar/>
           </w:tcPr>
           <w:p>
             <w:pPr>
-              <w:pStyle w:val="Normal"/>
               <w:spacing w:after="160" w:line="259" w:lineRule="auto"/>
               <w:cnfStyle w:val="000000000000" w:firstRow="0" w:lastRow="0" w:firstColumn="0" w:lastColumn="0" w:oddVBand="0" w:evenVBand="0" w:oddHBand="0" w:evenHBand="0" w:firstRowFirstColumn="0" w:firstRowLastColumn="0" w:lastRowFirstColumn="0" w:lastRowLastColumn="0"/>
             </w:pPr>
             <w:r>
+              <w:rPr>
+                <w:noProof/>
+              </w:rPr>
               <w:drawing>
-                <wp:inline wp14:editId="3E472F39" wp14:anchorId="3C3BCF7A">
+                <wp:inline distT="0" distB="0" distL="0" distR="0" wp14:anchorId="3C3BCF7A" wp14:editId="3E472F39">
                   <wp:extent cx="4210050" cy="2466975"/>
                   <wp:effectExtent l="0" t="0" r="0" b="0"/>
                   <wp:docPr id="921509101" name="drawing"/>
                   <wp:cNvGraphicFramePr>
-                    <a:graphicFrameLocks noChangeAspect="1"/>
+                    <a:graphicFrameLocks xmlns:a="http://schemas.openxmlformats.org/drawingml/2006/main" noChangeAspect="1"/>
                   </wp:cNvGraphicFramePr>
-                  <a:graphic>
-                    <a:graphicData xmlns:a="http://schemas.openxmlformats.org/drawingml/2006/main" uri="http://schemas.openxmlformats.org/drawingml/2006/picture">
+                  <a:graphic xmlns:a="http://schemas.openxmlformats.org/drawingml/2006/main">
+                    <a:graphicData uri="http://schemas.openxmlformats.org/drawingml/2006/picture">
                       <pic:pic xmlns:pic="http://schemas.openxmlformats.org/drawingml/2006/picture">
                         <pic:nvPicPr>
                           <pic:cNvPr id="921509101" name="Picture 921509101"/>
                           <pic:cNvPicPr/>
                         </pic:nvPicPr>
                         <pic:blipFill>
-                          <a:blip xmlns:r="http://schemas.openxmlformats.org/officeDocument/2006/relationships" r:embed="rId113688229">
+                          <a:blip r:embed="rId13">
                             <a:extLst>
                               <a:ext uri="{28A0092B-C50C-407E-A947-70E740481C1C}">
                                 <a14:useLocalDpi xmlns:a14="http://schemas.microsoft.com/office/drawing/2010/main"/>
@@ -3134,61 +3169,39 @@
             <w:cnfStyle w:val="001000000000" w:firstRow="0" w:lastRow="0" w:firstColumn="1" w:lastColumn="0" w:oddVBand="0" w:evenVBand="0" w:oddHBand="0" w:evenHBand="0" w:firstRowFirstColumn="0" w:firstRowLastColumn="0" w:lastRowFirstColumn="0" w:lastRowLastColumn="0"/>
             <w:tcW w:w="2760" w:type="dxa"/>
             <w:shd w:val="clear" w:color="auto" w:fill="70EB7A"/>
-            <w:tcMar/>
           </w:tcPr>
           <w:p>
             <w:pPr>
               <w:spacing w:after="160" w:line="259" w:lineRule="auto"/>
               <w:rPr>
-                <w:rFonts w:ascii="Calibri" w:hAnsi="Calibri" w:cs="" w:asciiTheme="minorAscii" w:hAnsiTheme="minorAscii" w:cstheme="minorBidi"/>
-                <w:color w:val="000000" w:themeColor="text1" w:themeTint="FF" w:themeShade="FF"/>
+                <w:rFonts w:asciiTheme="minorHAnsi" w:hAnsiTheme="minorHAnsi" w:cstheme="minorBidi"/>
+                <w:color w:val="000000" w:themeColor="text1"/>
                 <w:sz w:val="28"/>
                 <w:szCs w:val="28"/>
               </w:rPr>
             </w:pPr>
             <w:r>
               <w:rPr>
-                <w:rFonts w:ascii="Calibri" w:hAnsi="Calibri" w:cs="" w:asciiTheme="minorAscii" w:hAnsiTheme="minorAscii" w:cstheme="minorBidi"/>
-                <w:color w:val="000000" w:themeColor="text1" w:themeTint="FF" w:themeShade="FF"/>
+                <w:rFonts w:asciiTheme="minorHAnsi" w:hAnsiTheme="minorHAnsi" w:cstheme="minorBidi"/>
+                <w:color w:val="000000" w:themeColor="text1"/>
                 <w:sz w:val="28"/>
                 <w:szCs w:val="28"/>
               </w:rPr>
-              <w:t xml:space="preserve">In which markets </w:t>
-            </w:r>
-            <w:r>
-              <w:rPr>
-                <w:rFonts w:ascii="Calibri" w:hAnsi="Calibri" w:cs="" w:asciiTheme="minorAscii" w:hAnsiTheme="minorAscii" w:cstheme="minorBidi"/>
-                <w:color w:val="000000" w:themeColor="text1" w:themeTint="FF" w:themeShade="FF"/>
-                <w:sz w:val="28"/>
-                <w:szCs w:val="28"/>
-              </w:rPr>
-              <w:t>does</w:t>
-            </w:r>
-            <w:r>
-              <w:rPr>
-                <w:rFonts w:ascii="Calibri" w:hAnsi="Calibri" w:cs="" w:asciiTheme="minorAscii" w:hAnsiTheme="minorAscii" w:cstheme="minorBidi"/>
-                <w:color w:val="000000" w:themeColor="text1" w:themeTint="FF" w:themeShade="FF"/>
-                <w:sz w:val="28"/>
-                <w:szCs w:val="28"/>
-              </w:rPr>
-              <w:t xml:space="preserve"> Germany have customers?</w:t>
+              <w:t>In which markets does Germany have customers?</w:t>
             </w:r>
           </w:p>
         </w:tc>
         <w:tc>
           <w:tcPr>
-            <w:cnfStyle w:val="000000000000" w:firstRow="0" w:lastRow="0" w:firstColumn="0" w:lastColumn="0" w:oddVBand="0" w:evenVBand="0" w:oddHBand="0" w:evenHBand="0" w:firstRowFirstColumn="0" w:firstRowLastColumn="0" w:lastRowFirstColumn="0" w:lastRowLastColumn="0"/>
             <w:tcW w:w="6868" w:type="dxa"/>
-            <w:tcMar/>
           </w:tcPr>
           <w:p>
             <w:pPr>
-              <w:pStyle w:val="Normal"/>
               <w:spacing w:after="160" w:line="259" w:lineRule="auto"/>
               <w:cnfStyle w:val="000000000000" w:firstRow="0" w:lastRow="0" w:firstColumn="0" w:lastColumn="0" w:oddVBand="0" w:evenVBand="0" w:oddHBand="0" w:evenHBand="0" w:firstRowFirstColumn="0" w:firstRowLastColumn="0" w:lastRowFirstColumn="0" w:lastRowLastColumn="0"/>
               <w:rPr>
                 <w:rStyle w:val="ANSWERS"/>
-                <w:rFonts w:ascii="Calibri" w:hAnsi="Calibri" w:cs="" w:asciiTheme="minorAscii" w:hAnsiTheme="minorAscii" w:cstheme="minorBidi"/>
+                <w:rFonts w:asciiTheme="minorHAnsi" w:hAnsiTheme="minorHAnsi" w:cstheme="minorBidi"/>
                 <w:sz w:val="28"/>
                 <w:szCs w:val="28"/>
               </w:rPr>
@@ -3196,7 +3209,7 @@
             <w:r>
               <w:rPr>
                 <w:rStyle w:val="ANSWERS"/>
-                <w:rFonts w:ascii="Calibri" w:hAnsi="Calibri" w:cs="" w:asciiTheme="minorAscii" w:hAnsiTheme="minorAscii" w:cstheme="minorBidi"/>
+                <w:rFonts w:asciiTheme="minorHAnsi" w:hAnsiTheme="minorHAnsi" w:cstheme="minorBidi"/>
                 <w:sz w:val="28"/>
                 <w:szCs w:val="28"/>
               </w:rPr>
@@ -3214,22 +3227,21 @@
             <w:cnfStyle w:val="001000000000" w:firstRow="0" w:lastRow="0" w:firstColumn="1" w:lastColumn="0" w:oddVBand="0" w:evenVBand="0" w:oddHBand="0" w:evenHBand="0" w:firstRowFirstColumn="0" w:firstRowLastColumn="0" w:lastRowFirstColumn="0" w:lastRowLastColumn="0"/>
             <w:tcW w:w="2760" w:type="dxa"/>
             <w:shd w:val="clear" w:color="auto" w:fill="70EB7A"/>
-            <w:tcMar/>
           </w:tcPr>
           <w:p>
             <w:pPr>
               <w:spacing w:after="160" w:line="259" w:lineRule="auto"/>
               <w:rPr>
-                <w:rFonts w:ascii="Calibri" w:hAnsi="Calibri" w:cs="" w:asciiTheme="minorAscii" w:hAnsiTheme="minorAscii" w:cstheme="minorBidi"/>
-                <w:color w:val="000000" w:themeColor="text1" w:themeTint="FF" w:themeShade="FF"/>
+                <w:rFonts w:asciiTheme="minorHAnsi" w:hAnsiTheme="minorHAnsi" w:cstheme="minorBidi"/>
+                <w:color w:val="000000" w:themeColor="text1"/>
                 <w:sz w:val="28"/>
                 <w:szCs w:val="28"/>
               </w:rPr>
             </w:pPr>
             <w:r>
               <w:rPr>
-                <w:rFonts w:ascii="Calibri" w:hAnsi="Calibri" w:cs="" w:asciiTheme="minorAscii" w:hAnsiTheme="minorAscii" w:cstheme="minorBidi"/>
-                <w:color w:val="000000" w:themeColor="text1" w:themeTint="FF" w:themeShade="FF"/>
+                <w:rFonts w:asciiTheme="minorHAnsi" w:hAnsiTheme="minorHAnsi" w:cstheme="minorBidi"/>
+                <w:color w:val="000000" w:themeColor="text1"/>
                 <w:sz w:val="28"/>
                 <w:szCs w:val="28"/>
               </w:rPr>
@@ -3239,9 +3251,7 @@
         </w:tc>
         <w:tc>
           <w:tcPr>
-            <w:cnfStyle w:val="000000000000" w:firstRow="0" w:lastRow="0" w:firstColumn="0" w:lastColumn="0" w:oddVBand="0" w:evenVBand="0" w:oddHBand="0" w:evenHBand="0" w:firstRowFirstColumn="0" w:firstRowLastColumn="0" w:lastRowFirstColumn="0" w:lastRowLastColumn="0"/>
             <w:tcW w:w="6868" w:type="dxa"/>
-            <w:tcMar/>
           </w:tcPr>
           <w:p>
             <w:pPr>
@@ -3249,7 +3259,7 @@
               <w:cnfStyle w:val="000000000000" w:firstRow="0" w:lastRow="0" w:firstColumn="0" w:lastColumn="0" w:oddVBand="0" w:evenVBand="0" w:oddHBand="0" w:evenHBand="0" w:firstRowFirstColumn="0" w:firstRowLastColumn="0" w:lastRowFirstColumn="0" w:lastRowLastColumn="0"/>
               <w:rPr>
                 <w:rStyle w:val="ANSWERS"/>
-                <w:rFonts w:ascii="Calibri" w:hAnsi="Calibri" w:cs="" w:asciiTheme="minorAscii" w:hAnsiTheme="minorAscii" w:cstheme="minorBidi"/>
+                <w:rFonts w:asciiTheme="minorHAnsi" w:hAnsiTheme="minorHAnsi" w:cstheme="minorBidi"/>
                 <w:sz w:val="28"/>
                 <w:szCs w:val="28"/>
               </w:rPr>
@@ -3257,7 +3267,7 @@
             <w:r>
               <w:rPr>
                 <w:rStyle w:val="ANSWERS"/>
-                <w:rFonts w:ascii="Calibri" w:hAnsi="Calibri" w:cs="" w:asciiTheme="minorAscii" w:hAnsiTheme="minorAscii" w:cstheme="minorBidi"/>
+                <w:rFonts w:asciiTheme="minorHAnsi" w:hAnsiTheme="minorHAnsi" w:cstheme="minorBidi"/>
                 <w:sz w:val="28"/>
                 <w:szCs w:val="28"/>
               </w:rPr>
@@ -3296,22 +3306,21 @@
             <w:cnfStyle w:val="001000000000" w:firstRow="0" w:lastRow="0" w:firstColumn="1" w:lastColumn="0" w:oddVBand="0" w:evenVBand="0" w:oddHBand="0" w:evenHBand="0" w:firstRowFirstColumn="0" w:firstRowLastColumn="0" w:lastRowFirstColumn="0" w:lastRowLastColumn="0"/>
             <w:tcW w:w="2760" w:type="dxa"/>
             <w:shd w:val="clear" w:color="auto" w:fill="70EB7A"/>
-            <w:tcMar/>
           </w:tcPr>
           <w:p>
             <w:pPr>
               <w:spacing w:after="160" w:line="259" w:lineRule="auto"/>
               <w:rPr>
-                <w:rFonts w:ascii="Calibri" w:hAnsi="Calibri" w:cs="" w:asciiTheme="minorAscii" w:hAnsiTheme="minorAscii" w:cstheme="minorBidi"/>
-                <w:color w:val="000000" w:themeColor="text1" w:themeTint="FF" w:themeShade="FF"/>
+                <w:rFonts w:asciiTheme="minorHAnsi" w:hAnsiTheme="minorHAnsi" w:cstheme="minorBidi"/>
+                <w:color w:val="000000" w:themeColor="text1"/>
                 <w:sz w:val="28"/>
                 <w:szCs w:val="28"/>
               </w:rPr>
             </w:pPr>
             <w:r>
               <w:rPr>
-                <w:rFonts w:ascii="Calibri" w:hAnsi="Calibri" w:cs="" w:asciiTheme="minorAscii" w:hAnsiTheme="minorAscii" w:cstheme="minorBidi"/>
-                <w:color w:val="000000" w:themeColor="text1" w:themeTint="FF" w:themeShade="FF"/>
+                <w:rFonts w:asciiTheme="minorHAnsi" w:hAnsiTheme="minorHAnsi" w:cstheme="minorBidi"/>
+                <w:color w:val="000000" w:themeColor="text1"/>
                 <w:sz w:val="28"/>
                 <w:szCs w:val="28"/>
               </w:rPr>
@@ -3321,9 +3330,7 @@
         </w:tc>
         <w:tc>
           <w:tcPr>
-            <w:cnfStyle w:val="000000000000" w:firstRow="0" w:lastRow="0" w:firstColumn="0" w:lastColumn="0" w:oddVBand="0" w:evenVBand="0" w:oddHBand="0" w:evenHBand="0" w:firstRowFirstColumn="0" w:firstRowLastColumn="0" w:lastRowFirstColumn="0" w:lastRowLastColumn="0"/>
             <w:tcW w:w="6868" w:type="dxa"/>
-            <w:tcMar/>
           </w:tcPr>
           <w:p>
             <w:pPr>
@@ -3331,7 +3338,7 @@
               <w:cnfStyle w:val="000000000000" w:firstRow="0" w:lastRow="0" w:firstColumn="0" w:lastColumn="0" w:oddVBand="0" w:evenVBand="0" w:oddHBand="0" w:evenHBand="0" w:firstRowFirstColumn="0" w:firstRowLastColumn="0" w:lastRowFirstColumn="0" w:lastRowLastColumn="0"/>
               <w:rPr>
                 <w:rStyle w:val="ANSWERS"/>
-                <w:rFonts w:ascii="Calibri" w:hAnsi="Calibri" w:cs="" w:asciiTheme="minorAscii" w:hAnsiTheme="minorAscii" w:cstheme="minorBidi"/>
+                <w:rFonts w:asciiTheme="minorHAnsi" w:hAnsiTheme="minorHAnsi" w:cstheme="minorBidi"/>
                 <w:sz w:val="28"/>
                 <w:szCs w:val="28"/>
               </w:rPr>
@@ -3339,7 +3346,7 @@
             <w:r>
               <w:rPr>
                 <w:rStyle w:val="ANSWERS"/>
-                <w:rFonts w:ascii="Calibri" w:hAnsi="Calibri" w:cs="" w:asciiTheme="minorAscii" w:hAnsiTheme="minorAscii" w:cstheme="minorBidi"/>
+                <w:rFonts w:asciiTheme="minorHAnsi" w:hAnsiTheme="minorHAnsi" w:cstheme="minorBidi"/>
                 <w:sz w:val="28"/>
                 <w:szCs w:val="28"/>
               </w:rPr>
@@ -3369,22 +3376,21 @@
             <w:cnfStyle w:val="001000000000" w:firstRow="0" w:lastRow="0" w:firstColumn="1" w:lastColumn="0" w:oddVBand="0" w:evenVBand="0" w:oddHBand="0" w:evenHBand="0" w:firstRowFirstColumn="0" w:firstRowLastColumn="0" w:lastRowFirstColumn="0" w:lastRowLastColumn="0"/>
             <w:tcW w:w="2760" w:type="dxa"/>
             <w:shd w:val="clear" w:color="auto" w:fill="70EB7A"/>
-            <w:tcMar/>
           </w:tcPr>
           <w:p>
             <w:pPr>
               <w:spacing w:line="259" w:lineRule="auto"/>
               <w:rPr>
-                <w:rFonts w:ascii="Calibri" w:hAnsi="Calibri" w:cs="" w:asciiTheme="minorAscii" w:hAnsiTheme="minorAscii" w:cstheme="minorBidi"/>
-                <w:color w:val="000000" w:themeColor="text1" w:themeTint="FF" w:themeShade="FF"/>
+                <w:rFonts w:asciiTheme="minorHAnsi" w:hAnsiTheme="minorHAnsi" w:cstheme="minorBidi"/>
+                <w:color w:val="000000" w:themeColor="text1"/>
                 <w:sz w:val="28"/>
                 <w:szCs w:val="28"/>
               </w:rPr>
             </w:pPr>
             <w:r>
               <w:rPr>
-                <w:rFonts w:ascii="Calibri" w:hAnsi="Calibri" w:cs="" w:asciiTheme="minorAscii" w:hAnsiTheme="minorAscii" w:cstheme="minorBidi"/>
-                <w:color w:val="000000" w:themeColor="text1" w:themeTint="FF" w:themeShade="FF"/>
+                <w:rFonts w:asciiTheme="minorHAnsi" w:hAnsiTheme="minorHAnsi" w:cstheme="minorBidi"/>
+                <w:color w:val="000000" w:themeColor="text1"/>
                 <w:sz w:val="28"/>
                 <w:szCs w:val="28"/>
               </w:rPr>
@@ -3394,29 +3400,19 @@
         </w:tc>
         <w:tc>
           <w:tcPr>
-            <w:cnfStyle w:val="000000000000" w:firstRow="0" w:lastRow="0" w:firstColumn="0" w:lastColumn="0" w:oddVBand="0" w:evenVBand="0" w:oddHBand="0" w:evenHBand="0" w:firstRowFirstColumn="0" w:firstRowLastColumn="0" w:lastRowFirstColumn="0" w:lastRowLastColumn="0"/>
             <w:tcW w:w="6868" w:type="dxa"/>
-            <w:tcMar/>
           </w:tcPr>
           <w:p>
             <w:pPr>
-              <w:spacing w:before="240" w:beforeAutospacing="off" w:after="240" w:afterAutospacing="off" w:line="259" w:lineRule="auto"/>
+              <w:spacing w:before="240" w:after="240" w:line="259" w:lineRule="auto"/>
               <w:cnfStyle w:val="000000000000" w:firstRow="0" w:lastRow="0" w:firstColumn="0" w:lastColumn="0" w:oddVBand="0" w:evenVBand="0" w:oddHBand="0" w:evenHBand="0" w:firstRowFirstColumn="0" w:firstRowLastColumn="0" w:lastRowFirstColumn="0" w:lastRowLastColumn="0"/>
             </w:pPr>
             <w:r>
               <w:rPr>
-                <w:rFonts w:ascii="Pyidaungsu" w:hAnsi="Pyidaungsu" w:eastAsia="Pyidaungsu" w:cs="Pyidaungsu"/>
-                <w:b w:val="0"/>
-                <w:bCs w:val="0"/>
-                <w:i w:val="0"/>
-                <w:iCs w:val="0"/>
-                <w:caps w:val="0"/>
-                <w:smallCaps w:val="0"/>
-                <w:noProof w:val="0"/>
-                <w:color w:val="000000" w:themeColor="text1" w:themeTint="FF" w:themeShade="FF"/>
+                <w:rFonts w:ascii="Pyidaungsu" w:eastAsia="Pyidaungsu" w:hAnsi="Pyidaungsu" w:cs="Pyidaungsu"/>
+                <w:color w:val="000000" w:themeColor="text1"/>
                 <w:sz w:val="28"/>
                 <w:szCs w:val="28"/>
-                <w:lang w:val="en-GB"/>
               </w:rPr>
               <w:t>Which countries have female youth customers?</w:t>
             </w:r>
@@ -3426,63 +3422,40 @@
               <w:pStyle w:val="ListParagraph"/>
               <w:numPr>
                 <w:ilvl w:val="0"/>
-                <w:numId w:val="20"/>
+                <w:numId w:val="3"/>
               </w:numPr>
-              <w:spacing w:before="240" w:beforeAutospacing="off" w:after="240" w:afterAutospacing="off" w:line="259" w:lineRule="auto"/>
+              <w:spacing w:before="240" w:after="240" w:line="259" w:lineRule="auto"/>
               <w:cnfStyle w:val="000000000000" w:firstRow="0" w:lastRow="0" w:firstColumn="0" w:lastColumn="0" w:oddVBand="0" w:evenVBand="0" w:oddHBand="0" w:evenHBand="0" w:firstRowFirstColumn="0" w:firstRowLastColumn="0" w:lastRowFirstColumn="0" w:lastRowLastColumn="0"/>
               <w:rPr>
-                <w:rFonts w:ascii="Pyidaungsu" w:hAnsi="Pyidaungsu" w:eastAsia="Pyidaungsu" w:cs="Pyidaungsu"/>
-                <w:b w:val="0"/>
-                <w:bCs w:val="0"/>
-                <w:i w:val="0"/>
-                <w:iCs w:val="0"/>
-                <w:caps w:val="0"/>
-                <w:smallCaps w:val="0"/>
-                <w:noProof w:val="0"/>
-                <w:color w:val="000000" w:themeColor="text1" w:themeTint="FF" w:themeShade="FF"/>
+                <w:rFonts w:ascii="Pyidaungsu" w:eastAsia="Pyidaungsu" w:hAnsi="Pyidaungsu" w:cs="Pyidaungsu"/>
+                <w:color w:val="000000" w:themeColor="text1"/>
                 <w:sz w:val="28"/>
                 <w:szCs w:val="28"/>
-                <w:lang w:val="en-GB"/>
               </w:rPr>
             </w:pPr>
             <w:r>
               <w:rPr>
-                <w:rFonts w:ascii="Pyidaungsu" w:hAnsi="Pyidaungsu" w:eastAsia="Pyidaungsu" w:cs="Pyidaungsu"/>
-                <w:b w:val="0"/>
-                <w:bCs w:val="0"/>
-                <w:i w:val="0"/>
-                <w:iCs w:val="0"/>
-                <w:caps w:val="0"/>
-                <w:smallCaps w:val="0"/>
-                <w:noProof w:val="0"/>
-                <w:color w:val="000000" w:themeColor="text1" w:themeTint="FF" w:themeShade="FF"/>
+                <w:rFonts w:ascii="Pyidaungsu" w:eastAsia="Pyidaungsu" w:hAnsi="Pyidaungsu" w:cs="Pyidaungsu"/>
+                <w:color w:val="000000" w:themeColor="text1"/>
                 <w:sz w:val="28"/>
                 <w:szCs w:val="28"/>
-                <w:lang w:val="en-GB"/>
               </w:rPr>
               <w:t>Australia, France, and United Kingdom</w:t>
             </w:r>
           </w:p>
           <w:p>
             <w:pPr>
-              <w:spacing w:before="240" w:beforeAutospacing="off" w:after="240" w:afterAutospacing="off" w:line="259" w:lineRule="auto"/>
+              <w:spacing w:before="240" w:after="240" w:line="259" w:lineRule="auto"/>
               <w:cnfStyle w:val="000000000000" w:firstRow="0" w:lastRow="0" w:firstColumn="0" w:lastColumn="0" w:oddVBand="0" w:evenVBand="0" w:oddHBand="0" w:evenHBand="0" w:firstRowFirstColumn="0" w:firstRowLastColumn="0" w:lastRowFirstColumn="0" w:lastRowLastColumn="0"/>
             </w:pPr>
             <w:r>
               <w:rPr>
-                <w:rFonts w:ascii="Pyidaungsu" w:hAnsi="Pyidaungsu" w:eastAsia="Pyidaungsu" w:cs="Pyidaungsu"/>
-                <w:b w:val="0"/>
-                <w:bCs w:val="0"/>
-                <w:i w:val="0"/>
-                <w:iCs w:val="0"/>
-                <w:caps w:val="0"/>
-                <w:smallCaps w:val="0"/>
-                <w:noProof w:val="0"/>
-                <w:color w:val="000000" w:themeColor="text1" w:themeTint="FF" w:themeShade="FF"/>
+                <w:rFonts w:ascii="Pyidaungsu" w:eastAsia="Pyidaungsu" w:hAnsi="Pyidaungsu" w:cs="Pyidaungsu"/>
+                <w:color w:val="000000" w:themeColor="text1"/>
                 <w:sz w:val="28"/>
                 <w:szCs w:val="28"/>
-                <w:lang w:val="en-GB"/>
-              </w:rPr>
+              </w:rPr>
+              <w:lastRenderedPageBreak/>
               <w:t>Which countries have male youth customers?</w:t>
             </w:r>
           </w:p>
@@ -3491,96 +3464,38 @@
               <w:pStyle w:val="ListParagraph"/>
               <w:numPr>
                 <w:ilvl w:val="0"/>
-                <w:numId w:val="19"/>
+                <w:numId w:val="4"/>
               </w:numPr>
-              <w:spacing w:before="240" w:beforeAutospacing="off" w:after="240" w:afterAutospacing="off" w:line="259" w:lineRule="auto"/>
+              <w:spacing w:before="240" w:after="240" w:line="259" w:lineRule="auto"/>
               <w:cnfStyle w:val="000000000000" w:firstRow="0" w:lastRow="0" w:firstColumn="0" w:lastColumn="0" w:oddVBand="0" w:evenVBand="0" w:oddHBand="0" w:evenHBand="0" w:firstRowFirstColumn="0" w:firstRowLastColumn="0" w:lastRowFirstColumn="0" w:lastRowLastColumn="0"/>
               <w:rPr>
-                <w:rFonts w:ascii="Pyidaungsu" w:hAnsi="Pyidaungsu" w:eastAsia="Pyidaungsu" w:cs="Pyidaungsu"/>
-                <w:b w:val="0"/>
-                <w:bCs w:val="0"/>
-                <w:i w:val="0"/>
-                <w:iCs w:val="0"/>
-                <w:caps w:val="0"/>
-                <w:smallCaps w:val="0"/>
-                <w:noProof w:val="0"/>
-                <w:color w:val="000000" w:themeColor="text1" w:themeTint="FF" w:themeShade="FF"/>
+                <w:rFonts w:ascii="Pyidaungsu" w:eastAsia="Pyidaungsu" w:hAnsi="Pyidaungsu" w:cs="Pyidaungsu"/>
+                <w:color w:val="000000" w:themeColor="text1"/>
                 <w:sz w:val="28"/>
                 <w:szCs w:val="28"/>
-                <w:lang w:val="en-GB"/>
               </w:rPr>
             </w:pPr>
             <w:r>
               <w:rPr>
-                <w:rFonts w:ascii="Pyidaungsu" w:hAnsi="Pyidaungsu" w:eastAsia="Pyidaungsu" w:cs="Pyidaungsu"/>
-                <w:b w:val="0"/>
-                <w:bCs w:val="0"/>
-                <w:i w:val="0"/>
-                <w:iCs w:val="0"/>
-                <w:caps w:val="0"/>
-                <w:smallCaps w:val="0"/>
-                <w:noProof w:val="0"/>
-                <w:color w:val="000000" w:themeColor="text1" w:themeTint="FF" w:themeShade="FF"/>
+                <w:rFonts w:ascii="Pyidaungsu" w:eastAsia="Pyidaungsu" w:hAnsi="Pyidaungsu" w:cs="Pyidaungsu"/>
+                <w:color w:val="000000" w:themeColor="text1"/>
                 <w:sz w:val="28"/>
                 <w:szCs w:val="28"/>
-                <w:lang w:val="en-GB"/>
-              </w:rPr>
-              <w:t xml:space="preserve">Australia, </w:t>
-            </w:r>
-            <w:r>
-              <w:rPr>
-                <w:rFonts w:ascii="Pyidaungsu" w:hAnsi="Pyidaungsu" w:eastAsia="Pyidaungsu" w:cs="Pyidaungsu"/>
-                <w:b w:val="0"/>
-                <w:bCs w:val="0"/>
-                <w:i w:val="0"/>
-                <w:iCs w:val="0"/>
-                <w:caps w:val="0"/>
-                <w:smallCaps w:val="0"/>
-                <w:noProof w:val="0"/>
-                <w:color w:val="000000" w:themeColor="text1" w:themeTint="FF" w:themeShade="FF"/>
+              </w:rPr>
+              <w:t>Australia, France and United Kingdom</w:t>
+            </w:r>
+          </w:p>
+          <w:p>
+            <w:pPr>
+              <w:spacing w:before="240" w:after="240" w:line="259" w:lineRule="auto"/>
+              <w:cnfStyle w:val="000000000000" w:firstRow="0" w:lastRow="0" w:firstColumn="0" w:lastColumn="0" w:oddVBand="0" w:evenVBand="0" w:oddHBand="0" w:evenHBand="0" w:firstRowFirstColumn="0" w:firstRowLastColumn="0" w:lastRowFirstColumn="0" w:lastRowLastColumn="0"/>
+            </w:pPr>
+            <w:r>
+              <w:rPr>
+                <w:rFonts w:ascii="Pyidaungsu" w:eastAsia="Pyidaungsu" w:hAnsi="Pyidaungsu" w:cs="Pyidaungsu"/>
+                <w:color w:val="000000" w:themeColor="text1"/>
                 <w:sz w:val="28"/>
                 <w:szCs w:val="28"/>
-                <w:lang w:val="en-GB"/>
-              </w:rPr>
-              <w:t>France</w:t>
-            </w:r>
-            <w:r>
-              <w:rPr>
-                <w:rFonts w:ascii="Pyidaungsu" w:hAnsi="Pyidaungsu" w:eastAsia="Pyidaungsu" w:cs="Pyidaungsu"/>
-                <w:b w:val="0"/>
-                <w:bCs w:val="0"/>
-                <w:i w:val="0"/>
-                <w:iCs w:val="0"/>
-                <w:caps w:val="0"/>
-                <w:smallCaps w:val="0"/>
-                <w:noProof w:val="0"/>
-                <w:color w:val="000000" w:themeColor="text1" w:themeTint="FF" w:themeShade="FF"/>
-                <w:sz w:val="28"/>
-                <w:szCs w:val="28"/>
-                <w:lang w:val="en-GB"/>
-              </w:rPr>
-              <w:t xml:space="preserve"> and United Kingdom</w:t>
-            </w:r>
-          </w:p>
-          <w:p>
-            <w:pPr>
-              <w:spacing w:before="240" w:beforeAutospacing="off" w:after="240" w:afterAutospacing="off" w:line="259" w:lineRule="auto"/>
-              <w:cnfStyle w:val="000000000000" w:firstRow="0" w:lastRow="0" w:firstColumn="0" w:lastColumn="0" w:oddVBand="0" w:evenVBand="0" w:oddHBand="0" w:evenHBand="0" w:firstRowFirstColumn="0" w:firstRowLastColumn="0" w:lastRowFirstColumn="0" w:lastRowLastColumn="0"/>
-            </w:pPr>
-            <w:r>
-              <w:rPr>
-                <w:rFonts w:ascii="Pyidaungsu" w:hAnsi="Pyidaungsu" w:eastAsia="Pyidaungsu" w:cs="Pyidaungsu"/>
-                <w:b w:val="0"/>
-                <w:bCs w:val="0"/>
-                <w:i w:val="0"/>
-                <w:iCs w:val="0"/>
-                <w:caps w:val="0"/>
-                <w:smallCaps w:val="0"/>
-                <w:noProof w:val="0"/>
-                <w:color w:val="000000" w:themeColor="text1" w:themeTint="FF" w:themeShade="FF"/>
-                <w:sz w:val="28"/>
-                <w:szCs w:val="28"/>
-                <w:lang w:val="en-GB"/>
               </w:rPr>
               <w:t>What other conclusions can you draw from these pivot table charts?</w:t>
             </w:r>
@@ -3590,39 +3505,23 @@
               <w:pStyle w:val="ListParagraph"/>
               <w:numPr>
                 <w:ilvl w:val="0"/>
-                <w:numId w:val="22"/>
+                <w:numId w:val="1"/>
               </w:numPr>
-              <w:spacing w:before="240" w:beforeAutospacing="off" w:after="240" w:afterAutospacing="off" w:line="259" w:lineRule="auto"/>
+              <w:spacing w:before="240" w:after="240" w:line="259" w:lineRule="auto"/>
               <w:cnfStyle w:val="000000000000" w:firstRow="0" w:lastRow="0" w:firstColumn="0" w:lastColumn="0" w:oddVBand="0" w:evenVBand="0" w:oddHBand="0" w:evenHBand="0" w:firstRowFirstColumn="0" w:firstRowLastColumn="0" w:lastRowFirstColumn="0" w:lastRowLastColumn="0"/>
               <w:rPr>
-                <w:rFonts w:ascii="Pyidaungsu" w:hAnsi="Pyidaungsu" w:eastAsia="Pyidaungsu" w:cs="Pyidaungsu"/>
-                <w:b w:val="0"/>
-                <w:bCs w:val="0"/>
-                <w:i w:val="0"/>
-                <w:iCs w:val="0"/>
-                <w:caps w:val="0"/>
-                <w:smallCaps w:val="0"/>
-                <w:noProof w:val="0"/>
-                <w:color w:val="000000" w:themeColor="text1" w:themeTint="FF" w:themeShade="FF"/>
+                <w:rFonts w:ascii="Pyidaungsu" w:eastAsia="Pyidaungsu" w:hAnsi="Pyidaungsu" w:cs="Pyidaungsu"/>
+                <w:color w:val="000000" w:themeColor="text1"/>
                 <w:sz w:val="28"/>
                 <w:szCs w:val="28"/>
-                <w:lang w:val="en-GB"/>
               </w:rPr>
             </w:pPr>
             <w:r>
               <w:rPr>
-                <w:rFonts w:ascii="Pyidaungsu" w:hAnsi="Pyidaungsu" w:eastAsia="Pyidaungsu" w:cs="Pyidaungsu"/>
-                <w:b w:val="0"/>
-                <w:bCs w:val="0"/>
-                <w:i w:val="0"/>
-                <w:iCs w:val="0"/>
-                <w:caps w:val="0"/>
-                <w:smallCaps w:val="0"/>
-                <w:noProof w:val="0"/>
-                <w:color w:val="000000" w:themeColor="text1" w:themeTint="FF" w:themeShade="FF"/>
+                <w:rFonts w:ascii="Pyidaungsu" w:eastAsia="Pyidaungsu" w:hAnsi="Pyidaungsu" w:cs="Pyidaungsu"/>
+                <w:color w:val="000000" w:themeColor="text1"/>
                 <w:sz w:val="28"/>
                 <w:szCs w:val="28"/>
-                <w:lang w:val="en-GB"/>
               </w:rPr>
               <w:t>Youth age group is globally the poorest area of sales.</w:t>
             </w:r>
@@ -3632,51 +3531,34 @@
               <w:pStyle w:val="ListParagraph"/>
               <w:numPr>
                 <w:ilvl w:val="0"/>
-                <w:numId w:val="22"/>
+                <w:numId w:val="1"/>
               </w:numPr>
-              <w:spacing w:before="240" w:beforeAutospacing="off" w:after="240" w:afterAutospacing="off" w:line="259" w:lineRule="auto"/>
+              <w:spacing w:before="240" w:after="240" w:line="259" w:lineRule="auto"/>
               <w:cnfStyle w:val="000000000000" w:firstRow="0" w:lastRow="0" w:firstColumn="0" w:lastColumn="0" w:oddVBand="0" w:evenVBand="0" w:oddHBand="0" w:evenHBand="0" w:firstRowFirstColumn="0" w:firstRowLastColumn="0" w:lastRowFirstColumn="0" w:lastRowLastColumn="0"/>
               <w:rPr>
-                <w:rFonts w:ascii="Pyidaungsu" w:hAnsi="Pyidaungsu" w:eastAsia="Pyidaungsu" w:cs="Pyidaungsu"/>
-                <w:b w:val="0"/>
-                <w:bCs w:val="0"/>
-                <w:i w:val="0"/>
-                <w:iCs w:val="0"/>
-                <w:caps w:val="0"/>
-                <w:smallCaps w:val="0"/>
-                <w:noProof w:val="0"/>
-                <w:color w:val="000000" w:themeColor="text1" w:themeTint="FF" w:themeShade="FF"/>
+                <w:rFonts w:ascii="Pyidaungsu" w:eastAsia="Pyidaungsu" w:hAnsi="Pyidaungsu" w:cs="Pyidaungsu"/>
+                <w:color w:val="000000" w:themeColor="text1"/>
                 <w:sz w:val="28"/>
                 <w:szCs w:val="28"/>
-                <w:lang w:val="en-GB"/>
               </w:rPr>
             </w:pPr>
             <w:r>
               <w:rPr>
-                <w:rFonts w:ascii="Pyidaungsu" w:hAnsi="Pyidaungsu" w:eastAsia="Pyidaungsu" w:cs="Pyidaungsu"/>
-                <w:b w:val="0"/>
-                <w:bCs w:val="0"/>
-                <w:i w:val="0"/>
-                <w:iCs w:val="0"/>
-                <w:caps w:val="0"/>
-                <w:smallCaps w:val="0"/>
-                <w:noProof w:val="0"/>
-                <w:color w:val="000000" w:themeColor="text1" w:themeTint="FF" w:themeShade="FF"/>
+                <w:rFonts w:ascii="Pyidaungsu" w:eastAsia="Pyidaungsu" w:hAnsi="Pyidaungsu" w:cs="Pyidaungsu"/>
+                <w:color w:val="000000" w:themeColor="text1"/>
                 <w:sz w:val="28"/>
                 <w:szCs w:val="28"/>
-                <w:lang w:val="en-GB"/>
               </w:rPr>
               <w:t>Female adults are buying the most product.</w:t>
             </w:r>
           </w:p>
           <w:p>
             <w:pPr>
-              <w:pStyle w:val="Normal"/>
               <w:spacing w:line="259" w:lineRule="auto"/>
               <w:cnfStyle w:val="000000000000" w:firstRow="0" w:lastRow="0" w:firstColumn="0" w:lastColumn="0" w:oddVBand="0" w:evenVBand="0" w:oddHBand="0" w:evenHBand="0" w:firstRowFirstColumn="0" w:firstRowLastColumn="0" w:lastRowFirstColumn="0" w:lastRowLastColumn="0"/>
               <w:rPr>
                 <w:rStyle w:val="ANSWERS"/>
-                <w:rFonts w:ascii="Calibri" w:hAnsi="Calibri" w:cs="" w:asciiTheme="minorAscii" w:hAnsiTheme="minorAscii" w:cstheme="minorBidi"/>
+                <w:rFonts w:asciiTheme="minorHAnsi" w:hAnsiTheme="minorHAnsi" w:cstheme="minorBidi"/>
                 <w:sz w:val="28"/>
                 <w:szCs w:val="28"/>
               </w:rPr>
@@ -3684,7 +3566,7 @@
             <w:r>
               <w:rPr>
                 <w:rStyle w:val="ANSWERS"/>
-                <w:rFonts w:ascii="Calibri" w:hAnsi="Calibri" w:cs="" w:asciiTheme="minorAscii" w:hAnsiTheme="minorAscii" w:cstheme="minorBidi"/>
+                <w:rFonts w:asciiTheme="minorHAnsi" w:hAnsiTheme="minorHAnsi" w:cstheme="minorBidi"/>
                 <w:sz w:val="28"/>
                 <w:szCs w:val="28"/>
               </w:rPr>
@@ -3693,28 +3575,30 @@
           </w:p>
           <w:p>
             <w:pPr>
-              <w:pStyle w:val="Normal"/>
               <w:spacing w:line="259" w:lineRule="auto"/>
               <w:cnfStyle w:val="000000000000" w:firstRow="0" w:lastRow="0" w:firstColumn="0" w:lastColumn="0" w:oddVBand="0" w:evenVBand="0" w:oddHBand="0" w:evenHBand="0" w:firstRowFirstColumn="0" w:firstRowLastColumn="0" w:lastRowFirstColumn="0" w:lastRowLastColumn="0"/>
             </w:pPr>
             <w:r>
+              <w:rPr>
+                <w:noProof/>
+              </w:rPr>
               <w:drawing>
-                <wp:inline wp14:editId="7E96E932" wp14:anchorId="6FE32AEC">
+                <wp:inline distT="0" distB="0" distL="0" distR="0" wp14:anchorId="6FE32AEC" wp14:editId="7E96E932">
                   <wp:extent cx="4210050" cy="1190625"/>
                   <wp:effectExtent l="0" t="0" r="0" b="0"/>
                   <wp:docPr id="1735421728" name="drawing"/>
                   <wp:cNvGraphicFramePr>
-                    <a:graphicFrameLocks noChangeAspect="1"/>
+                    <a:graphicFrameLocks xmlns:a="http://schemas.openxmlformats.org/drawingml/2006/main" noChangeAspect="1"/>
                   </wp:cNvGraphicFramePr>
-                  <a:graphic>
-                    <a:graphicData xmlns:a="http://schemas.openxmlformats.org/drawingml/2006/main" uri="http://schemas.openxmlformats.org/drawingml/2006/picture">
+                  <a:graphic xmlns:a="http://schemas.openxmlformats.org/drawingml/2006/main">
+                    <a:graphicData uri="http://schemas.openxmlformats.org/drawingml/2006/picture">
                       <pic:pic xmlns:pic="http://schemas.openxmlformats.org/drawingml/2006/picture">
                         <pic:nvPicPr>
                           <pic:cNvPr id="1735421728" name="Picture 1735421728"/>
                           <pic:cNvPicPr/>
                         </pic:nvPicPr>
                         <pic:blipFill>
-                          <a:blip xmlns:r="http://schemas.openxmlformats.org/officeDocument/2006/relationships" r:embed="rId37629397">
+                          <a:blip r:embed="rId14">
                             <a:extLst>
                               <a:ext uri="{28A0092B-C50C-407E-A947-70E740481C1C}">
                                 <a14:useLocalDpi xmlns:a14="http://schemas.microsoft.com/office/drawing/2010/main"/>
@@ -3762,11 +3646,12 @@
           <w:rFonts w:asciiTheme="minorHAnsi" w:hAnsiTheme="minorHAnsi" w:cstheme="minorBidi"/>
         </w:rPr>
       </w:pPr>
-      <w:bookmarkStart w:name="_Toc220999060" w:id="4"/>
+      <w:bookmarkStart w:id="4" w:name="_Toc224560994"/>
       <w:r>
         <w:rPr>
           <w:rFonts w:asciiTheme="minorHAnsi" w:hAnsiTheme="minorHAnsi" w:cstheme="minorBidi"/>
         </w:rPr>
+        <w:lastRenderedPageBreak/>
         <w:t>Day 3: Task 2</w:t>
       </w:r>
       <w:bookmarkEnd w:id="4"/>
@@ -3821,7 +3706,7 @@
         <w:pStyle w:val="ListParagraph"/>
         <w:numPr>
           <w:ilvl w:val="0"/>
-          <w:numId w:val="3"/>
+          <w:numId w:val="8"/>
         </w:numPr>
         <w:textAlignment w:val="baseline"/>
         <w:rPr>
@@ -3848,7 +3733,7 @@
         <w:pStyle w:val="ListParagraph"/>
         <w:numPr>
           <w:ilvl w:val="0"/>
-          <w:numId w:val="3"/>
+          <w:numId w:val="8"/>
         </w:numPr>
         <w:textAlignment w:val="baseline"/>
         <w:rPr>
@@ -3880,7 +3765,7 @@
           <w:bCs/>
         </w:rPr>
       </w:pPr>
-      <w:bookmarkStart w:name="_Toc220999061" w:id="5"/>
+      <w:bookmarkStart w:id="5" w:name="_Toc224560995"/>
       <w:r>
         <w:rPr>
           <w:rFonts w:eastAsia="Segoe UI" w:cs="Segoe UI"/>
@@ -4402,7 +4287,7 @@
           <w:bCs/>
         </w:rPr>
       </w:pPr>
-      <w:bookmarkStart w:name="_Toc220999062" w:id="6"/>
+      <w:bookmarkStart w:id="6" w:name="_Toc224560996"/>
       <w:r>
         <w:rPr>
           <w:rFonts w:eastAsia="Segoe UI" w:cs="Segoe UI"/>
@@ -4418,7 +4303,7 @@
         <w:pStyle w:val="ListParagraph"/>
         <w:numPr>
           <w:ilvl w:val="0"/>
-          <w:numId w:val="2"/>
+          <w:numId w:val="7"/>
         </w:numPr>
         <w:textAlignment w:val="baseline"/>
         <w:rPr>
@@ -4437,7 +4322,7 @@
         <w:pStyle w:val="ListParagraph"/>
         <w:numPr>
           <w:ilvl w:val="0"/>
-          <w:numId w:val="2"/>
+          <w:numId w:val="7"/>
         </w:numPr>
         <w:textAlignment w:val="baseline"/>
         <w:rPr>
@@ -4503,7 +4388,7 @@
           <w:bCs/>
         </w:rPr>
       </w:pPr>
-      <w:bookmarkStart w:name="_Toc220999063" w:id="7"/>
+      <w:bookmarkStart w:id="7" w:name="_Toc224560997"/>
       <w:r>
         <w:rPr>
           <w:rFonts w:eastAsia="Segoe UI" w:cs="Segoe UI"/>
@@ -4549,7 +4434,7 @@
         <w:pStyle w:val="ListParagraph"/>
         <w:numPr>
           <w:ilvl w:val="1"/>
-          <w:numId w:val="14"/>
+          <w:numId w:val="19"/>
         </w:numPr>
         <w:textAlignment w:val="baseline"/>
         <w:rPr>
@@ -4578,7 +4463,7 @@
         <w:pStyle w:val="ListParagraph"/>
         <w:numPr>
           <w:ilvl w:val="1"/>
-          <w:numId w:val="14"/>
+          <w:numId w:val="19"/>
         </w:numPr>
         <w:textAlignment w:val="baseline"/>
         <w:rPr>
@@ -4607,7 +4492,7 @@
         <w:pStyle w:val="ListParagraph"/>
         <w:numPr>
           <w:ilvl w:val="1"/>
-          <w:numId w:val="14"/>
+          <w:numId w:val="19"/>
         </w:numPr>
         <w:textAlignment w:val="baseline"/>
         <w:rPr>
@@ -4655,26 +4540,26 @@
       <w:pPr>
         <w:textAlignment w:val="baseline"/>
         <w:rPr>
-          <w:rFonts w:ascii="Consolas" w:hAnsi="Consolas" w:eastAsia="Consolas" w:cs="Consolas"/>
-        </w:rPr>
-      </w:pPr>
-      <w:r>
-        <w:rPr>
-          <w:rFonts w:ascii="Consolas" w:hAnsi="Consolas" w:eastAsia="Consolas" w:cs="Consolas"/>
+          <w:rFonts w:ascii="Consolas" w:eastAsia="Consolas" w:hAnsi="Consolas" w:cs="Consolas"/>
+        </w:rPr>
+      </w:pPr>
+      <w:r>
+        <w:rPr>
+          <w:rFonts w:ascii="Consolas" w:eastAsia="Consolas" w:hAnsi="Consolas" w:cs="Consolas"/>
         </w:rPr>
         <w:t>=</w:t>
       </w:r>
       <w:proofErr w:type="gramStart"/>
       <w:r>
         <w:rPr>
-          <w:rFonts w:ascii="Consolas" w:hAnsi="Consolas" w:eastAsia="Consolas" w:cs="Consolas"/>
+          <w:rFonts w:ascii="Consolas" w:eastAsia="Consolas" w:hAnsi="Consolas" w:cs="Consolas"/>
         </w:rPr>
         <w:t>SWITCH(</w:t>
       </w:r>
       <w:proofErr w:type="gramEnd"/>
       <w:r>
         <w:rPr>
-          <w:rFonts w:ascii="Consolas" w:hAnsi="Consolas" w:eastAsia="Consolas" w:cs="Consolas"/>
+          <w:rFonts w:ascii="Consolas" w:eastAsia="Consolas" w:hAnsi="Consolas" w:cs="Consolas"/>
         </w:rPr>
         <w:t>TRUE, C2 &gt; 600, "High", C2 &gt;= 300, "Medium", "Low")</w:t>
       </w:r>
@@ -4687,7 +4572,7 @@
         <w:pStyle w:val="ListParagraph"/>
         <w:numPr>
           <w:ilvl w:val="0"/>
-          <w:numId w:val="1"/>
+          <w:numId w:val="6"/>
         </w:numPr>
         <w:spacing w:before="240" w:after="240"/>
         <w:textAlignment w:val="baseline"/>
@@ -4699,6 +4584,7 @@
         <w:rPr>
           <w:rFonts w:eastAsia="Segoe UI" w:cs="Segoe UI"/>
         </w:rPr>
+        <w:lastRenderedPageBreak/>
         <w:t>Apply this formula to each row, and check if the products are categorised correctly.</w:t>
       </w:r>
     </w:p>
@@ -4712,7 +4598,7 @@
           <w:bCs/>
         </w:rPr>
       </w:pPr>
-      <w:bookmarkStart w:name="_Toc220999064" w:id="8"/>
+      <w:bookmarkStart w:id="8" w:name="_Toc224560998"/>
       <w:r>
         <w:rPr>
           <w:rFonts w:eastAsia="Segoe UI" w:cs="Segoe UI"/>
@@ -4736,7 +4622,7 @@
         <w:pStyle w:val="ListParagraph"/>
         <w:numPr>
           <w:ilvl w:val="0"/>
-          <w:numId w:val="14"/>
+          <w:numId w:val="19"/>
         </w:numPr>
         <w:textAlignment w:val="baseline"/>
         <w:rPr>
@@ -4755,7 +4641,7 @@
         <w:pStyle w:val="ListParagraph"/>
         <w:numPr>
           <w:ilvl w:val="0"/>
-          <w:numId w:val="14"/>
+          <w:numId w:val="19"/>
         </w:numPr>
         <w:textAlignment w:val="baseline"/>
         <w:rPr>
@@ -4774,7 +4660,7 @@
         <w:pStyle w:val="ListParagraph"/>
         <w:numPr>
           <w:ilvl w:val="1"/>
-          <w:numId w:val="14"/>
+          <w:numId w:val="19"/>
         </w:numPr>
         <w:textAlignment w:val="baseline"/>
         <w:rPr>
@@ -4823,7 +4709,6 @@
             <w:cnfStyle w:val="001000000000" w:firstRow="0" w:lastRow="0" w:firstColumn="1" w:lastColumn="0" w:oddVBand="0" w:evenVBand="0" w:oddHBand="0" w:evenHBand="0" w:firstRowFirstColumn="0" w:firstRowLastColumn="0" w:lastRowFirstColumn="0" w:lastRowLastColumn="0"/>
             <w:tcW w:w="2760" w:type="dxa"/>
             <w:shd w:val="clear" w:color="auto" w:fill="70EB7A"/>
-            <w:tcMar/>
           </w:tcPr>
           <w:p>
             <w:pPr>
@@ -4848,41 +4733,40 @@
         </w:tc>
         <w:tc>
           <w:tcPr>
-            <w:cnfStyle w:val="000000000000" w:firstRow="0" w:lastRow="0" w:firstColumn="0" w:lastColumn="0" w:oddVBand="0" w:evenVBand="0" w:oddHBand="0" w:evenHBand="0" w:firstRowFirstColumn="0" w:firstRowLastColumn="0" w:lastRowFirstColumn="0" w:lastRowLastColumn="0"/>
             <w:tcW w:w="6868" w:type="dxa"/>
-            <w:tcMar/>
           </w:tcPr>
           <w:p>
             <w:pPr>
-              <w:pStyle w:val="Normal"/>
               <w:spacing w:after="160" w:line="259" w:lineRule="auto"/>
               <w:cnfStyle w:val="000000000000" w:firstRow="0" w:lastRow="0" w:firstColumn="0" w:lastColumn="0" w:oddVBand="0" w:evenVBand="0" w:oddHBand="0" w:evenHBand="0" w:firstRowFirstColumn="0" w:firstRowLastColumn="0" w:lastRowFirstColumn="0" w:lastRowLastColumn="0"/>
             </w:pPr>
           </w:p>
           <w:p>
             <w:pPr>
-              <w:pStyle w:val="Normal"/>
               <w:spacing w:after="160" w:line="259" w:lineRule="auto"/>
               <w:cnfStyle w:val="000000000000" w:firstRow="0" w:lastRow="0" w:firstColumn="0" w:lastColumn="0" w:oddVBand="0" w:evenVBand="0" w:oddHBand="0" w:evenHBand="0" w:firstRowFirstColumn="0" w:firstRowLastColumn="0" w:lastRowFirstColumn="0" w:lastRowLastColumn="0"/>
             </w:pPr>
             <w:r>
+              <w:rPr>
+                <w:noProof/>
+              </w:rPr>
               <w:drawing>
-                <wp:inline wp14:editId="2A6ED4C2" wp14:anchorId="0C6FA39D">
+                <wp:inline distT="0" distB="0" distL="0" distR="0" wp14:anchorId="0C6FA39D" wp14:editId="2A6ED4C2">
                   <wp:extent cx="4210050" cy="1638300"/>
                   <wp:effectExtent l="0" t="0" r="0" b="0"/>
                   <wp:docPr id="780740632" name="drawing"/>
                   <wp:cNvGraphicFramePr>
-                    <a:graphicFrameLocks noChangeAspect="1"/>
+                    <a:graphicFrameLocks xmlns:a="http://schemas.openxmlformats.org/drawingml/2006/main" noChangeAspect="1"/>
                   </wp:cNvGraphicFramePr>
-                  <a:graphic>
-                    <a:graphicData xmlns:a="http://schemas.openxmlformats.org/drawingml/2006/main" uri="http://schemas.openxmlformats.org/drawingml/2006/picture">
+                  <a:graphic xmlns:a="http://schemas.openxmlformats.org/drawingml/2006/main">
+                    <a:graphicData uri="http://schemas.openxmlformats.org/drawingml/2006/picture">
                       <pic:pic xmlns:pic="http://schemas.openxmlformats.org/drawingml/2006/picture">
                         <pic:nvPicPr>
                           <pic:cNvPr id="780740632" name="Picture 780740632"/>
                           <pic:cNvPicPr/>
                         </pic:nvPicPr>
                         <pic:blipFill>
-                          <a:blip xmlns:r="http://schemas.openxmlformats.org/officeDocument/2006/relationships" r:embed="rId943169605">
+                          <a:blip r:embed="rId15">
                             <a:extLst>
                               <a:ext uri="{28A0092B-C50C-407E-A947-70E740481C1C}">
                                 <a14:useLocalDpi xmlns:a14="http://schemas.microsoft.com/office/drawing/2010/main"/>
@@ -4911,28 +4795,30 @@
           </w:p>
           <w:p>
             <w:pPr>
-              <w:pStyle w:val="Normal"/>
               <w:spacing w:after="160" w:line="259" w:lineRule="auto"/>
               <w:cnfStyle w:val="000000000000" w:firstRow="0" w:lastRow="0" w:firstColumn="0" w:lastColumn="0" w:oddVBand="0" w:evenVBand="0" w:oddHBand="0" w:evenHBand="0" w:firstRowFirstColumn="0" w:firstRowLastColumn="0" w:lastRowFirstColumn="0" w:lastRowLastColumn="0"/>
             </w:pPr>
             <w:r>
+              <w:rPr>
+                <w:noProof/>
+              </w:rPr>
               <w:drawing>
-                <wp:inline wp14:editId="6AE99144" wp14:anchorId="03CDB38A">
+                <wp:inline distT="0" distB="0" distL="0" distR="0" wp14:anchorId="03CDB38A" wp14:editId="6AE99144">
                   <wp:extent cx="4210050" cy="1971675"/>
                   <wp:effectExtent l="0" t="0" r="0" b="0"/>
                   <wp:docPr id="1691403953" name="drawing"/>
                   <wp:cNvGraphicFramePr>
-                    <a:graphicFrameLocks noChangeAspect="1"/>
+                    <a:graphicFrameLocks xmlns:a="http://schemas.openxmlformats.org/drawingml/2006/main" noChangeAspect="1"/>
                   </wp:cNvGraphicFramePr>
-                  <a:graphic>
-                    <a:graphicData xmlns:a="http://schemas.openxmlformats.org/drawingml/2006/main" uri="http://schemas.openxmlformats.org/drawingml/2006/picture">
+                  <a:graphic xmlns:a="http://schemas.openxmlformats.org/drawingml/2006/main">
+                    <a:graphicData uri="http://schemas.openxmlformats.org/drawingml/2006/picture">
                       <pic:pic xmlns:pic="http://schemas.openxmlformats.org/drawingml/2006/picture">
                         <pic:nvPicPr>
                           <pic:cNvPr id="1691403953" name="Picture 1691403953"/>
                           <pic:cNvPicPr/>
                         </pic:nvPicPr>
                         <pic:blipFill>
-                          <a:blip xmlns:r="http://schemas.openxmlformats.org/officeDocument/2006/relationships" r:embed="rId1106146157">
+                          <a:blip r:embed="rId16">
                             <a:extLst>
                               <a:ext uri="{28A0092B-C50C-407E-A947-70E740481C1C}">
                                 <a14:useLocalDpi xmlns:a14="http://schemas.microsoft.com/office/drawing/2010/main"/>
@@ -4985,11 +4871,12 @@
           <w:rFonts w:asciiTheme="minorHAnsi" w:hAnsiTheme="minorHAnsi" w:cstheme="minorBidi"/>
         </w:rPr>
       </w:pPr>
-      <w:bookmarkStart w:name="_Toc220999065" w:id="9"/>
+      <w:bookmarkStart w:id="9" w:name="_Toc224560999"/>
       <w:r>
         <w:rPr>
           <w:rFonts w:asciiTheme="minorHAnsi" w:hAnsiTheme="minorHAnsi" w:cstheme="minorBidi"/>
         </w:rPr>
+        <w:lastRenderedPageBreak/>
         <w:t>Day 3: Task 3</w:t>
       </w:r>
       <w:bookmarkEnd w:id="9"/>
@@ -5011,7 +4898,7 @@
       <w:r>
         <w:t>‘</w:t>
       </w:r>
-      <w:hyperlink w:history="1" r:id="rId13">
+      <w:hyperlink r:id="rId17" w:history="1">
         <w:r>
           <w:rPr>
             <w:rStyle w:val="Hyperlink"/>
@@ -5034,7 +4921,7 @@
       <w:r>
         <w:t xml:space="preserve"> </w:t>
       </w:r>
-      <w:hyperlink w:history="1" r:id="rId14">
+      <w:hyperlink r:id="rId18" w:history="1">
         <w:r>
           <w:rPr>
             <w:rStyle w:val="Hyperlink"/>
@@ -5073,7 +4960,6 @@
             <w:cnfStyle w:val="001000000000" w:firstRow="0" w:lastRow="0" w:firstColumn="1" w:lastColumn="0" w:oddVBand="0" w:evenVBand="0" w:oddHBand="0" w:evenHBand="0" w:firstRowFirstColumn="0" w:firstRowLastColumn="0" w:lastRowFirstColumn="0" w:lastRowLastColumn="0"/>
             <w:tcW w:w="2760" w:type="dxa"/>
             <w:shd w:val="clear" w:color="auto" w:fill="70EB7A"/>
-            <w:tcMar/>
           </w:tcPr>
           <w:p>
             <w:pPr>
@@ -5098,41 +4984,40 @@
         </w:tc>
         <w:tc>
           <w:tcPr>
-            <w:cnfStyle w:val="000000000000" w:firstRow="0" w:lastRow="0" w:firstColumn="0" w:lastColumn="0" w:oddVBand="0" w:evenVBand="0" w:oddHBand="0" w:evenHBand="0" w:firstRowFirstColumn="0" w:firstRowLastColumn="0" w:lastRowFirstColumn="0" w:lastRowLastColumn="0"/>
             <w:tcW w:w="6868" w:type="dxa"/>
-            <w:tcMar/>
           </w:tcPr>
           <w:p>
             <w:pPr>
-              <w:pStyle w:val="Normal"/>
               <w:spacing w:after="160" w:line="259" w:lineRule="auto"/>
               <w:cnfStyle w:val="000000000000" w:firstRow="0" w:lastRow="0" w:firstColumn="0" w:lastColumn="0" w:oddVBand="0" w:evenVBand="0" w:oddHBand="0" w:evenHBand="0" w:firstRowFirstColumn="0" w:firstRowLastColumn="0" w:lastRowFirstColumn="0" w:lastRowLastColumn="0"/>
             </w:pPr>
           </w:p>
           <w:p>
             <w:pPr>
-              <w:pStyle w:val="Normal"/>
               <w:spacing w:after="160" w:line="259" w:lineRule="auto"/>
               <w:cnfStyle w:val="000000000000" w:firstRow="0" w:lastRow="0" w:firstColumn="0" w:lastColumn="0" w:oddVBand="0" w:evenVBand="0" w:oddHBand="0" w:evenHBand="0" w:firstRowFirstColumn="0" w:firstRowLastColumn="0" w:lastRowFirstColumn="0" w:lastRowLastColumn="0"/>
             </w:pPr>
             <w:r>
+              <w:rPr>
+                <w:noProof/>
+              </w:rPr>
               <w:drawing>
-                <wp:inline wp14:editId="2B03D18C" wp14:anchorId="68267412">
+                <wp:inline distT="0" distB="0" distL="0" distR="0" wp14:anchorId="68267412" wp14:editId="2B03D18C">
                   <wp:extent cx="4210050" cy="2524125"/>
                   <wp:effectExtent l="0" t="0" r="0" b="0"/>
                   <wp:docPr id="1922614083" name="drawing"/>
                   <wp:cNvGraphicFramePr>
-                    <a:graphicFrameLocks noChangeAspect="1"/>
+                    <a:graphicFrameLocks xmlns:a="http://schemas.openxmlformats.org/drawingml/2006/main" noChangeAspect="1"/>
                   </wp:cNvGraphicFramePr>
-                  <a:graphic>
-                    <a:graphicData xmlns:a="http://schemas.openxmlformats.org/drawingml/2006/main" uri="http://schemas.openxmlformats.org/drawingml/2006/picture">
+                  <a:graphic xmlns:a="http://schemas.openxmlformats.org/drawingml/2006/main">
+                    <a:graphicData uri="http://schemas.openxmlformats.org/drawingml/2006/picture">
                       <pic:pic xmlns:pic="http://schemas.openxmlformats.org/drawingml/2006/picture">
                         <pic:nvPicPr>
                           <pic:cNvPr id="1922614083" name="Picture 1922614083"/>
                           <pic:cNvPicPr/>
                         </pic:nvPicPr>
                         <pic:blipFill>
-                          <a:blip xmlns:r="http://schemas.openxmlformats.org/officeDocument/2006/relationships" r:embed="rId386766152">
+                          <a:blip r:embed="rId19">
                             <a:extLst>
                               <a:ext uri="{28A0092B-C50C-407E-A947-70E740481C1C}">
                                 <a14:useLocalDpi xmlns:a14="http://schemas.microsoft.com/office/drawing/2010/main"/>
@@ -5161,27 +5046,30 @@
           </w:p>
           <w:p>
             <w:pPr>
-              <w:pStyle w:val="Normal"/>
               <w:spacing w:after="160" w:line="259" w:lineRule="auto"/>
+              <w:cnfStyle w:val="000000000000" w:firstRow="0" w:lastRow="0" w:firstColumn="0" w:lastColumn="0" w:oddVBand="0" w:evenVBand="0" w:oddHBand="0" w:evenHBand="0" w:firstRowFirstColumn="0" w:firstRowLastColumn="0" w:lastRowFirstColumn="0" w:lastRowLastColumn="0"/>
             </w:pPr>
             <w:r>
+              <w:rPr>
+                <w:noProof/>
+              </w:rPr>
               <w:drawing>
-                <wp:inline wp14:editId="3500D0DF" wp14:anchorId="131FC51D">
+                <wp:inline distT="0" distB="0" distL="0" distR="0" wp14:anchorId="131FC51D" wp14:editId="3500D0DF">
                   <wp:extent cx="4210050" cy="2505075"/>
                   <wp:effectExtent l="0" t="0" r="0" b="0"/>
                   <wp:docPr id="437633663" name="drawing"/>
                   <wp:cNvGraphicFramePr>
-                    <a:graphicFrameLocks noChangeAspect="1"/>
+                    <a:graphicFrameLocks xmlns:a="http://schemas.openxmlformats.org/drawingml/2006/main" noChangeAspect="1"/>
                   </wp:cNvGraphicFramePr>
-                  <a:graphic>
-                    <a:graphicData xmlns:a="http://schemas.openxmlformats.org/drawingml/2006/main" uri="http://schemas.openxmlformats.org/drawingml/2006/picture">
+                  <a:graphic xmlns:a="http://schemas.openxmlformats.org/drawingml/2006/main">
+                    <a:graphicData uri="http://schemas.openxmlformats.org/drawingml/2006/picture">
                       <pic:pic xmlns:pic="http://schemas.openxmlformats.org/drawingml/2006/picture">
                         <pic:nvPicPr>
                           <pic:cNvPr id="437633663" name="Picture 437633663"/>
                           <pic:cNvPicPr/>
                         </pic:nvPicPr>
                         <pic:blipFill>
-                          <a:blip xmlns:r="http://schemas.openxmlformats.org/officeDocument/2006/relationships" r:embed="rId192774377">
+                          <a:blip r:embed="rId20">
                             <a:extLst>
                               <a:ext uri="{28A0092B-C50C-407E-A947-70E740481C1C}">
                                 <a14:useLocalDpi xmlns:a14="http://schemas.microsoft.com/office/drawing/2010/main"/>
@@ -5210,27 +5098,31 @@
           </w:p>
           <w:p>
             <w:pPr>
-              <w:pStyle w:val="Normal"/>
               <w:spacing w:after="160" w:line="259" w:lineRule="auto"/>
+              <w:cnfStyle w:val="000000000000" w:firstRow="0" w:lastRow="0" w:firstColumn="0" w:lastColumn="0" w:oddVBand="0" w:evenVBand="0" w:oddHBand="0" w:evenHBand="0" w:firstRowFirstColumn="0" w:firstRowLastColumn="0" w:lastRowFirstColumn="0" w:lastRowLastColumn="0"/>
             </w:pPr>
             <w:r>
+              <w:rPr>
+                <w:noProof/>
+              </w:rPr>
+              <w:lastRenderedPageBreak/>
               <w:drawing>
-                <wp:inline wp14:editId="27C25BAD" wp14:anchorId="15F607AC">
+                <wp:inline distT="0" distB="0" distL="0" distR="0" wp14:anchorId="15F607AC" wp14:editId="27C25BAD">
                   <wp:extent cx="4210050" cy="2533650"/>
                   <wp:effectExtent l="0" t="0" r="0" b="0"/>
                   <wp:docPr id="426399942" name="drawing"/>
                   <wp:cNvGraphicFramePr>
-                    <a:graphicFrameLocks noChangeAspect="1"/>
+                    <a:graphicFrameLocks xmlns:a="http://schemas.openxmlformats.org/drawingml/2006/main" noChangeAspect="1"/>
                   </wp:cNvGraphicFramePr>
-                  <a:graphic>
-                    <a:graphicData xmlns:a="http://schemas.openxmlformats.org/drawingml/2006/main" uri="http://schemas.openxmlformats.org/drawingml/2006/picture">
+                  <a:graphic xmlns:a="http://schemas.openxmlformats.org/drawingml/2006/main">
+                    <a:graphicData uri="http://schemas.openxmlformats.org/drawingml/2006/picture">
                       <pic:pic xmlns:pic="http://schemas.openxmlformats.org/drawingml/2006/picture">
                         <pic:nvPicPr>
                           <pic:cNvPr id="426399942" name="Picture 426399942"/>
                           <pic:cNvPicPr/>
                         </pic:nvPicPr>
                         <pic:blipFill>
-                          <a:blip xmlns:r="http://schemas.openxmlformats.org/officeDocument/2006/relationships" r:embed="rId1161691376">
+                          <a:blip r:embed="rId21">
                             <a:extLst>
                               <a:ext uri="{28A0092B-C50C-407E-A947-70E740481C1C}">
                                 <a14:useLocalDpi xmlns:a14="http://schemas.microsoft.com/office/drawing/2010/main"/>
@@ -5259,8 +5151,8 @@
           </w:p>
           <w:p>
             <w:pPr>
-              <w:pStyle w:val="Normal"/>
               <w:spacing w:after="160" w:line="259" w:lineRule="auto"/>
+              <w:cnfStyle w:val="000000000000" w:firstRow="0" w:lastRow="0" w:firstColumn="0" w:lastColumn="0" w:oddVBand="0" w:evenVBand="0" w:oddHBand="0" w:evenHBand="0" w:firstRowFirstColumn="0" w:firstRowLastColumn="0" w:lastRowFirstColumn="0" w:lastRowLastColumn="0"/>
             </w:pPr>
           </w:p>
           <w:p>
@@ -5338,12 +5230,12 @@
         <w:tblW w:w="0" w:type="auto"/>
         <w:jc w:val="center"/>
         <w:tblBorders>
-          <w:top w:val="none" w:color="auto" w:sz="0" w:space="0"/>
-          <w:left w:val="none" w:color="auto" w:sz="0" w:space="0"/>
-          <w:bottom w:val="none" w:color="auto" w:sz="0" w:space="0"/>
-          <w:right w:val="none" w:color="auto" w:sz="0" w:space="0"/>
-          <w:insideH w:val="none" w:color="auto" w:sz="0" w:space="0"/>
-          <w:insideV w:val="none" w:color="auto" w:sz="0" w:space="0"/>
+          <w:top w:val="none" w:sz="0" w:space="0" w:color="auto"/>
+          <w:left w:val="none" w:sz="0" w:space="0" w:color="auto"/>
+          <w:bottom w:val="none" w:sz="0" w:space="0" w:color="auto"/>
+          <w:right w:val="none" w:sz="0" w:space="0" w:color="auto"/>
+          <w:insideH w:val="none" w:sz="0" w:space="0" w:color="auto"/>
+          <w:insideV w:val="none" w:sz="0" w:space="0" w:color="auto"/>
         </w:tblBorders>
         <w:shd w:val="clear" w:color="auto" w:fill="050632"/>
         <w:tblLook w:val="04A0" w:firstRow="1" w:lastRow="0" w:firstColumn="1" w:lastColumn="0" w:noHBand="0" w:noVBand="1"/>
@@ -5380,10 +5272,11 @@
                 <w:sz w:val="28"/>
                 <w:szCs w:val="28"/>
               </w:rPr>
+              <w:lastRenderedPageBreak/>
               <w:br w:type="page"/>
             </w:r>
-            <w:bookmarkStart w:name="_Toc168490848" w:id="10"/>
-            <w:bookmarkStart w:name="_Toc220999066" w:id="11"/>
+            <w:bookmarkStart w:id="10" w:name="_Toc168490848"/>
+            <w:bookmarkStart w:id="11" w:name="_Toc224561000"/>
             <w:r>
               <w:rPr>
                 <w:rFonts w:asciiTheme="minorHAnsi" w:hAnsiTheme="minorHAnsi" w:cstheme="minorBidi"/>
@@ -5557,7 +5450,7 @@
           <w:szCs w:val="44"/>
         </w:rPr>
       </w:pPr>
-      <w:bookmarkStart w:name="_Toc220999067" w:id="12"/>
+      <w:bookmarkStart w:id="12" w:name="_Toc224561001"/>
       <w:r>
         <w:rPr>
           <w:rFonts w:asciiTheme="minorHAnsi" w:hAnsiTheme="minorHAnsi" w:cstheme="minorBidi"/>
@@ -5567,6 +5460,7 @@
           <w:sz w:val="44"/>
           <w:szCs w:val="44"/>
         </w:rPr>
+        <w:lastRenderedPageBreak/>
         <w:t>Addition</w:t>
       </w:r>
       <w:r>
@@ -5631,13 +5525,13 @@
         <w:pStyle w:val="ListParagraph"/>
         <w:numPr>
           <w:ilvl w:val="0"/>
-          <w:numId w:val="15"/>
+          <w:numId w:val="20"/>
         </w:numPr>
         <w:rPr>
           <w:rFonts w:asciiTheme="minorHAnsi" w:hAnsiTheme="minorHAnsi" w:cstheme="minorHAnsi"/>
         </w:rPr>
       </w:pPr>
-      <w:hyperlink w:history="1" r:id="rId15">
+      <w:hyperlink r:id="rId22" w:history="1">
         <w:r>
           <w:rPr>
             <w:rStyle w:val="Hyperlink"/>
@@ -5673,13 +5567,13 @@
         <w:pStyle w:val="ListParagraph"/>
         <w:numPr>
           <w:ilvl w:val="0"/>
-          <w:numId w:val="15"/>
+          <w:numId w:val="20"/>
         </w:numPr>
         <w:rPr>
           <w:rFonts w:asciiTheme="minorHAnsi" w:hAnsiTheme="minorHAnsi" w:cstheme="minorHAnsi"/>
         </w:rPr>
       </w:pPr>
-      <w:hyperlink w:history="1" w:anchor="intro-to-formulas" r:id="rId16">
+      <w:hyperlink r:id="rId23" w:anchor="intro-to-formulas" w:history="1">
         <w:r>
           <w:rPr>
             <w:rStyle w:val="Hyperlink"/>
@@ -5730,13 +5624,13 @@
         <w:pStyle w:val="ListParagraph"/>
         <w:numPr>
           <w:ilvl w:val="0"/>
-          <w:numId w:val="15"/>
+          <w:numId w:val="20"/>
         </w:numPr>
         <w:rPr>
           <w:rFonts w:asciiTheme="minorHAnsi" w:hAnsiTheme="minorHAnsi" w:cstheme="minorHAnsi"/>
         </w:rPr>
       </w:pPr>
-      <w:hyperlink w:history="1" r:id="rId17">
+      <w:hyperlink r:id="rId24" w:history="1">
         <w:r>
           <w:rPr>
             <w:rStyle w:val="Hyperlink"/>
@@ -5773,13 +5667,13 @@
         <w:pStyle w:val="ListParagraph"/>
         <w:numPr>
           <w:ilvl w:val="0"/>
-          <w:numId w:val="15"/>
+          <w:numId w:val="20"/>
         </w:numPr>
         <w:rPr>
           <w:rFonts w:asciiTheme="minorHAnsi" w:hAnsiTheme="minorHAnsi" w:cstheme="minorHAnsi"/>
         </w:rPr>
       </w:pPr>
-      <w:hyperlink w:history="1" r:id="rId18">
+      <w:hyperlink r:id="rId25" w:history="1">
         <w:r>
           <w:rPr>
             <w:rStyle w:val="Hyperlink"/>
@@ -5831,13 +5725,13 @@
         <w:pStyle w:val="ListParagraph"/>
         <w:numPr>
           <w:ilvl w:val="0"/>
-          <w:numId w:val="15"/>
+          <w:numId w:val="20"/>
         </w:numPr>
         <w:rPr>
           <w:rFonts w:asciiTheme="minorHAnsi" w:hAnsiTheme="minorHAnsi" w:cstheme="minorHAnsi"/>
         </w:rPr>
       </w:pPr>
-      <w:hyperlink w:history="1" r:id="rId19">
+      <w:hyperlink r:id="rId26" w:history="1">
         <w:r>
           <w:rPr>
             <w:rStyle w:val="Hyperlink"/>
@@ -5895,7 +5789,7 @@
         <w:pStyle w:val="ListParagraph"/>
         <w:numPr>
           <w:ilvl w:val="0"/>
-          <w:numId w:val="15"/>
+          <w:numId w:val="20"/>
         </w:numPr>
       </w:pPr>
       <w:r>
@@ -5923,7 +5817,7 @@
         <w:pStyle w:val="ListParagraph"/>
         <w:numPr>
           <w:ilvl w:val="0"/>
-          <w:numId w:val="17"/>
+          <w:numId w:val="22"/>
         </w:numPr>
         <w:ind w:left="1276"/>
         <w:rPr>
@@ -5936,7 +5830,7 @@
       <w:r>
         <w:t xml:space="preserve"> </w:t>
       </w:r>
-      <w:hyperlink w:history="1" r:id="rId20">
+      <w:hyperlink r:id="rId27" w:history="1">
         <w:r>
           <w:rPr>
             <w:rStyle w:val="Hyperlink"/>
@@ -5951,7 +5845,7 @@
         <w:pStyle w:val="ListParagraph"/>
         <w:numPr>
           <w:ilvl w:val="0"/>
-          <w:numId w:val="17"/>
+          <w:numId w:val="22"/>
         </w:numPr>
         <w:ind w:left="1276"/>
         <w:rPr>
@@ -5964,7 +5858,7 @@
         </w:rPr>
         <w:t xml:space="preserve">Open dataset </w:t>
       </w:r>
-      <w:hyperlink w:history="1" r:id="rId21">
+      <w:hyperlink r:id="rId28" w:history="1">
         <w:r>
           <w:rPr>
             <w:rStyle w:val="Hyperlink"/>
@@ -6006,7 +5900,7 @@
         <w:pStyle w:val="ListParagraph"/>
         <w:numPr>
           <w:ilvl w:val="0"/>
-          <w:numId w:val="15"/>
+          <w:numId w:val="20"/>
         </w:numPr>
         <w:rPr>
           <w:rFonts w:asciiTheme="minorHAnsi" w:hAnsiTheme="minorHAnsi" w:cstheme="minorHAnsi"/>
@@ -6026,7 +5920,7 @@
           <w:rFonts w:asciiTheme="minorHAnsi" w:hAnsiTheme="minorHAnsi" w:cstheme="minorHAnsi"/>
         </w:rPr>
       </w:pPr>
-      <w:hyperlink w:history="1" r:id="rId22">
+      <w:hyperlink r:id="rId29" w:history="1">
         <w:r>
           <w:rPr>
             <w:rStyle w:val="Hyperlink"/>
@@ -6074,12 +5968,12 @@
         <w:tblW w:w="0" w:type="auto"/>
         <w:jc w:val="center"/>
         <w:tblBorders>
-          <w:top w:val="none" w:color="auto" w:sz="0" w:space="0"/>
-          <w:left w:val="none" w:color="auto" w:sz="0" w:space="0"/>
-          <w:bottom w:val="none" w:color="auto" w:sz="0" w:space="0"/>
-          <w:right w:val="none" w:color="auto" w:sz="0" w:space="0"/>
-          <w:insideH w:val="none" w:color="auto" w:sz="0" w:space="0"/>
-          <w:insideV w:val="none" w:color="auto" w:sz="0" w:space="0"/>
+          <w:top w:val="none" w:sz="0" w:space="0" w:color="auto"/>
+          <w:left w:val="none" w:sz="0" w:space="0" w:color="auto"/>
+          <w:bottom w:val="none" w:sz="0" w:space="0" w:color="auto"/>
+          <w:right w:val="none" w:sz="0" w:space="0" w:color="auto"/>
+          <w:insideH w:val="none" w:sz="0" w:space="0" w:color="auto"/>
+          <w:insideV w:val="none" w:sz="0" w:space="0" w:color="auto"/>
         </w:tblBorders>
         <w:shd w:val="clear" w:color="auto" w:fill="050632"/>
         <w:tblLook w:val="04A0" w:firstRow="1" w:lastRow="0" w:firstColumn="1" w:lastColumn="0" w:noHBand="0" w:noVBand="1"/>
@@ -6109,7 +6003,7 @@
                 <w:szCs w:val="44"/>
               </w:rPr>
             </w:pPr>
-            <w:bookmarkStart w:name="_Toc220999068" w:id="13"/>
+            <w:bookmarkStart w:id="13" w:name="_Toc224561002"/>
             <w:r>
               <w:rPr>
                 <w:rFonts w:asciiTheme="minorHAnsi" w:hAnsiTheme="minorHAnsi" w:cstheme="minorBidi"/>
@@ -6119,6 +6013,7 @@
                 <w:sz w:val="44"/>
                 <w:szCs w:val="44"/>
               </w:rPr>
+              <w:lastRenderedPageBreak/>
               <w:t>Addition</w:t>
             </w:r>
             <w:r>
@@ -6290,12 +6185,12 @@
       </w:pPr>
     </w:p>
     <w:sectPr>
-      <w:headerReference w:type="default" r:id="rId23"/>
-      <w:footerReference w:type="even" r:id="rId24"/>
-      <w:footerReference w:type="default" r:id="rId25"/>
-      <w:headerReference w:type="first" r:id="rId26"/>
-      <w:footerReference w:type="first" r:id="rId27"/>
-      <w:pgSz w:w="11906" w:h="16838" w:orient="portrait"/>
+      <w:headerReference w:type="default" r:id="rId30"/>
+      <w:footerReference w:type="even" r:id="rId31"/>
+      <w:footerReference w:type="default" r:id="rId32"/>
+      <w:headerReference w:type="first" r:id="rId33"/>
+      <w:footerReference w:type="first" r:id="rId34"/>
+      <w:pgSz w:w="11906" w:h="16838"/>
       <w:pgMar w:top="1134" w:right="1134" w:bottom="992" w:left="1134" w:header="709" w:footer="522" w:gutter="0"/>
       <w:cols w:space="708"/>
       <w:titlePg/>
@@ -6329,7 +6224,7 @@
   <w:p>
     <w:pPr>
       <w:pStyle w:val="Footer"/>
-      <w:framePr w:wrap="around" w:hAnchor="margin" w:vAnchor="text" w:xAlign="center" w:y="1"/>
+      <w:framePr w:wrap="around" w:vAnchor="text" w:hAnchor="margin" w:xAlign="center" w:y="1"/>
       <w:rPr>
         <w:rStyle w:val="PageNumber"/>
       </w:rPr>
@@ -6608,7 +6503,7 @@
 </file>
 
 <file path=word/header1.xml><?xml version="1.0" encoding="utf-8"?>
-<w:hdr xmlns:wpc="http://schemas.microsoft.com/office/word/2010/wordprocessingCanvas" xmlns:cx="http://schemas.microsoft.com/office/drawing/2014/chartex" xmlns:cx1="http://schemas.microsoft.com/office/drawing/2015/9/8/chartex" xmlns:cx2="http://schemas.microsoft.com/office/drawing/2015/10/21/chartex" xmlns:cx3="http://schemas.microsoft.com/office/drawing/2016/5/9/chartex" xmlns:cx4="http://schemas.microsoft.com/office/drawing/2016/5/10/chartex" xmlns:cx5="http://schemas.microsoft.com/office/drawing/2016/5/11/chartex" xmlns:cx6="http://schemas.microsoft.com/office/drawing/2016/5/12/chartex" xmlns:cx7="http://schemas.microsoft.com/office/drawing/2016/5/13/chartex" xmlns:cx8="http://schemas.microsoft.com/office/drawing/2016/5/14/chartex" xmlns:mc="http://schemas.openxmlformats.org/markup-compatibility/2006" xmlns:aink="http://schemas.microsoft.com/office/drawing/2016/ink" xmlns:am3d="http://schemas.microsoft.com/office/drawing/2017/model3d" xmlns:o="urn:schemas-microsoft-com:office:office" xmlns:oel="http://schemas.microsoft.com/office/2019/extlst" xmlns:r="http://schemas.openxmlformats.org/officeDocument/2006/relationships" xmlns:m="http://schemas.openxmlformats.org/officeDocument/2006/math" xmlns:v="urn:schemas-microsoft-com:vml" xmlns:wp14="http://schemas.microsoft.com/office/word/2010/wordprocessingDrawing" xmlns:wp="http://schemas.openxmlformats.org/drawingml/2006/wordprocessingDrawing" xmlns:w10="urn:schemas-microsoft-com:office:word" xmlns:w="http://schemas.openxmlformats.org/wordprocessingml/2006/main" xmlns:w14="http://schemas.microsoft.com/office/word/2010/wordml" xmlns:w15="http://schemas.microsoft.com/office/word/2012/wordml" xmlns:w16cex="http://schemas.microsoft.com/office/word/2018/wordml/cex" xmlns:w16cid="http://schemas.microsoft.com/office/word/2016/wordml/cid" xmlns:w16="http://schemas.microsoft.com/office/word/2018/wordml" xmlns:w16du="http://schemas.microsoft.com/office/word/2023/wordml/word16du" xmlns:w16sdtdh="http://schemas.microsoft.com/office/word/2020/wordml/sdtdatahash" xmlns:w16sdtfl="http://schemas.microsoft.com/office/word/2024/wordml/sdtformatlock" xmlns:w16se="http://schemas.microsoft.com/office/word/2015/wordml/symex" xmlns:wpg="http://schemas.microsoft.com/office/word/2010/wordprocessingGroup" xmlns:wpi="http://schemas.microsoft.com/office/word/2010/wordprocessingInk" xmlns:wne="http://schemas.microsoft.com/office/word/2006/wordml" xmlns:wps="http://schemas.microsoft.com/office/word/2010/wordprocessingShape" xmlns:a="http://schemas.openxmlformats.org/drawingml/2006/main" xmlns:pic="http://schemas.openxmlformats.org/drawingml/2006/picture" xmlns:a14="http://schemas.microsoft.com/office/drawing/2010/main" mc:Ignorable="w14 w15 w16se w16cid w16 w16cex w16sdtdh w16sdtfl w16du wp14">
+<w:hdr xmlns:wpc="http://schemas.microsoft.com/office/word/2010/wordprocessingCanvas" xmlns:cx="http://schemas.microsoft.com/office/drawing/2014/chartex" xmlns:cx1="http://schemas.microsoft.com/office/drawing/2015/9/8/chartex" xmlns:cx2="http://schemas.microsoft.com/office/drawing/2015/10/21/chartex" xmlns:cx3="http://schemas.microsoft.com/office/drawing/2016/5/9/chartex" xmlns:cx4="http://schemas.microsoft.com/office/drawing/2016/5/10/chartex" xmlns:cx5="http://schemas.microsoft.com/office/drawing/2016/5/11/chartex" xmlns:cx6="http://schemas.microsoft.com/office/drawing/2016/5/12/chartex" xmlns:cx7="http://schemas.microsoft.com/office/drawing/2016/5/13/chartex" xmlns:cx8="http://schemas.microsoft.com/office/drawing/2016/5/14/chartex" xmlns:mc="http://schemas.openxmlformats.org/markup-compatibility/2006" xmlns:aink="http://schemas.microsoft.com/office/drawing/2016/ink" xmlns:am3d="http://schemas.microsoft.com/office/drawing/2017/model3d" xmlns:o="urn:schemas-microsoft-com:office:office" xmlns:oel="http://schemas.microsoft.com/office/2019/extlst" xmlns:r="http://schemas.openxmlformats.org/officeDocument/2006/relationships" xmlns:m="http://schemas.openxmlformats.org/officeDocument/2006/math" xmlns:v="urn:schemas-microsoft-com:vml" xmlns:wp14="http://schemas.microsoft.com/office/word/2010/wordprocessingDrawing" xmlns:wp="http://schemas.openxmlformats.org/drawingml/2006/wordprocessingDrawing" xmlns:w10="urn:schemas-microsoft-com:office:word" xmlns:w="http://schemas.openxmlformats.org/wordprocessingml/2006/main" xmlns:w14="http://schemas.microsoft.com/office/word/2010/wordml" xmlns:w15="http://schemas.microsoft.com/office/word/2012/wordml" xmlns:w16cex="http://schemas.microsoft.com/office/word/2018/wordml/cex" xmlns:w16cid="http://schemas.microsoft.com/office/word/2016/wordml/cid" xmlns:w16="http://schemas.microsoft.com/office/word/2018/wordml" xmlns:w16du="http://schemas.microsoft.com/office/word/2023/wordml/word16du" xmlns:w16sdtdh="http://schemas.microsoft.com/office/word/2020/wordml/sdtdatahash" xmlns:w16sdtfl="http://schemas.microsoft.com/office/word/2024/wordml/sdtformatlock" xmlns:w16se="http://schemas.microsoft.com/office/word/2015/wordml/symex" xmlns:wpg="http://schemas.microsoft.com/office/word/2010/wordprocessingGroup" xmlns:wpi="http://schemas.microsoft.com/office/word/2010/wordprocessingInk" xmlns:wne="http://schemas.microsoft.com/office/word/2006/wordml" xmlns:wps="http://schemas.microsoft.com/office/word/2010/wordprocessingShape" mc:Ignorable="w14 w15 w16se w16cid w16 w16cex w16sdtdh w16sdtfl w16du wp14">
   <w:p>
     <w:pPr>
       <w:pStyle w:val="Header"/>
@@ -6739,7 +6634,7 @@
 </file>
 
 <file path=word/header2.xml><?xml version="1.0" encoding="utf-8"?>
-<w:hdr xmlns:wpc="http://schemas.microsoft.com/office/word/2010/wordprocessingCanvas" xmlns:cx="http://schemas.microsoft.com/office/drawing/2014/chartex" xmlns:cx1="http://schemas.microsoft.com/office/drawing/2015/9/8/chartex" xmlns:cx2="http://schemas.microsoft.com/office/drawing/2015/10/21/chartex" xmlns:cx3="http://schemas.microsoft.com/office/drawing/2016/5/9/chartex" xmlns:cx4="http://schemas.microsoft.com/office/drawing/2016/5/10/chartex" xmlns:cx5="http://schemas.microsoft.com/office/drawing/2016/5/11/chartex" xmlns:cx6="http://schemas.microsoft.com/office/drawing/2016/5/12/chartex" xmlns:cx7="http://schemas.microsoft.com/office/drawing/2016/5/13/chartex" xmlns:cx8="http://schemas.microsoft.com/office/drawing/2016/5/14/chartex" xmlns:mc="http://schemas.openxmlformats.org/markup-compatibility/2006" xmlns:aink="http://schemas.microsoft.com/office/drawing/2016/ink" xmlns:am3d="http://schemas.microsoft.com/office/drawing/2017/model3d" xmlns:o="urn:schemas-microsoft-com:office:office" xmlns:oel="http://schemas.microsoft.com/office/2019/extlst" xmlns:r="http://schemas.openxmlformats.org/officeDocument/2006/relationships" xmlns:m="http://schemas.openxmlformats.org/officeDocument/2006/math" xmlns:v="urn:schemas-microsoft-com:vml" xmlns:wp14="http://schemas.microsoft.com/office/word/2010/wordprocessingDrawing" xmlns:wp="http://schemas.openxmlformats.org/drawingml/2006/wordprocessingDrawing" xmlns:w10="urn:schemas-microsoft-com:office:word" xmlns:w="http://schemas.openxmlformats.org/wordprocessingml/2006/main" xmlns:w14="http://schemas.microsoft.com/office/word/2010/wordml" xmlns:w15="http://schemas.microsoft.com/office/word/2012/wordml" xmlns:w16cex="http://schemas.microsoft.com/office/word/2018/wordml/cex" xmlns:w16cid="http://schemas.microsoft.com/office/word/2016/wordml/cid" xmlns:w16="http://schemas.microsoft.com/office/word/2018/wordml" xmlns:w16du="http://schemas.microsoft.com/office/word/2023/wordml/word16du" xmlns:w16sdtdh="http://schemas.microsoft.com/office/word/2020/wordml/sdtdatahash" xmlns:w16sdtfl="http://schemas.microsoft.com/office/word/2024/wordml/sdtformatlock" xmlns:w16se="http://schemas.microsoft.com/office/word/2015/wordml/symex" xmlns:wpg="http://schemas.microsoft.com/office/word/2010/wordprocessingGroup" xmlns:wpi="http://schemas.microsoft.com/office/word/2010/wordprocessingInk" xmlns:wne="http://schemas.microsoft.com/office/word/2006/wordml" xmlns:wps="http://schemas.microsoft.com/office/word/2010/wordprocessingShape" xmlns:a="http://schemas.openxmlformats.org/drawingml/2006/main" xmlns:pic="http://schemas.openxmlformats.org/drawingml/2006/picture" xmlns:a14="http://schemas.microsoft.com/office/drawing/2010/main" mc:Ignorable="w14 w15 w16se w16cid w16 w16cex w16sdtdh w16sdtfl w16du wp14">
+<w:hdr xmlns:wpc="http://schemas.microsoft.com/office/word/2010/wordprocessingCanvas" xmlns:cx="http://schemas.microsoft.com/office/drawing/2014/chartex" xmlns:cx1="http://schemas.microsoft.com/office/drawing/2015/9/8/chartex" xmlns:cx2="http://schemas.microsoft.com/office/drawing/2015/10/21/chartex" xmlns:cx3="http://schemas.microsoft.com/office/drawing/2016/5/9/chartex" xmlns:cx4="http://schemas.microsoft.com/office/drawing/2016/5/10/chartex" xmlns:cx5="http://schemas.microsoft.com/office/drawing/2016/5/11/chartex" xmlns:cx6="http://schemas.microsoft.com/office/drawing/2016/5/12/chartex" xmlns:cx7="http://schemas.microsoft.com/office/drawing/2016/5/13/chartex" xmlns:cx8="http://schemas.microsoft.com/office/drawing/2016/5/14/chartex" xmlns:mc="http://schemas.openxmlformats.org/markup-compatibility/2006" xmlns:aink="http://schemas.microsoft.com/office/drawing/2016/ink" xmlns:am3d="http://schemas.microsoft.com/office/drawing/2017/model3d" xmlns:o="urn:schemas-microsoft-com:office:office" xmlns:oel="http://schemas.microsoft.com/office/2019/extlst" xmlns:r="http://schemas.openxmlformats.org/officeDocument/2006/relationships" xmlns:m="http://schemas.openxmlformats.org/officeDocument/2006/math" xmlns:v="urn:schemas-microsoft-com:vml" xmlns:wp14="http://schemas.microsoft.com/office/word/2010/wordprocessingDrawing" xmlns:wp="http://schemas.openxmlformats.org/drawingml/2006/wordprocessingDrawing" xmlns:w10="urn:schemas-microsoft-com:office:word" xmlns:w="http://schemas.openxmlformats.org/wordprocessingml/2006/main" xmlns:w14="http://schemas.microsoft.com/office/word/2010/wordml" xmlns:w15="http://schemas.microsoft.com/office/word/2012/wordml" xmlns:w16cex="http://schemas.microsoft.com/office/word/2018/wordml/cex" xmlns:w16cid="http://schemas.microsoft.com/office/word/2016/wordml/cid" xmlns:w16="http://schemas.microsoft.com/office/word/2018/wordml" xmlns:w16du="http://schemas.microsoft.com/office/word/2023/wordml/word16du" xmlns:w16sdtdh="http://schemas.microsoft.com/office/word/2020/wordml/sdtdatahash" xmlns:w16sdtfl="http://schemas.microsoft.com/office/word/2024/wordml/sdtformatlock" xmlns:w16se="http://schemas.microsoft.com/office/word/2015/wordml/symex" xmlns:wpg="http://schemas.microsoft.com/office/word/2010/wordprocessingGroup" xmlns:wpi="http://schemas.microsoft.com/office/word/2010/wordprocessingInk" xmlns:wne="http://schemas.microsoft.com/office/word/2006/wordml" xmlns:wps="http://schemas.microsoft.com/office/word/2010/wordprocessingShape" mc:Ignorable="w14 w15 w16se w16cid w16 w16cex w16sdtdh w16sdtfl w16du wp14">
   <w:p>
     <w:pPr>
       <w:pStyle w:val="Header"/>
@@ -6879,10 +6774,11 @@
 
 <file path=word/numbering.xml><?xml version="1.0" encoding="utf-8"?>
 <w:numbering xmlns:wpc="http://schemas.microsoft.com/office/word/2010/wordprocessingCanvas" xmlns:cx="http://schemas.microsoft.com/office/drawing/2014/chartex" xmlns:cx1="http://schemas.microsoft.com/office/drawing/2015/9/8/chartex" xmlns:cx2="http://schemas.microsoft.com/office/drawing/2015/10/21/chartex" xmlns:cx3="http://schemas.microsoft.com/office/drawing/2016/5/9/chartex" xmlns:cx4="http://schemas.microsoft.com/office/drawing/2016/5/10/chartex" xmlns:cx5="http://schemas.microsoft.com/office/drawing/2016/5/11/chartex" xmlns:cx6="http://schemas.microsoft.com/office/drawing/2016/5/12/chartex" xmlns:cx7="http://schemas.microsoft.com/office/drawing/2016/5/13/chartex" xmlns:cx8="http://schemas.microsoft.com/office/drawing/2016/5/14/chartex" xmlns:mc="http://schemas.openxmlformats.org/markup-compatibility/2006" xmlns:aink="http://schemas.microsoft.com/office/drawing/2016/ink" xmlns:am3d="http://schemas.microsoft.com/office/drawing/2017/model3d" xmlns:o="urn:schemas-microsoft-com:office:office" xmlns:oel="http://schemas.microsoft.com/office/2019/extlst" xmlns:r="http://schemas.openxmlformats.org/officeDocument/2006/relationships" xmlns:m="http://schemas.openxmlformats.org/officeDocument/2006/math" xmlns:v="urn:schemas-microsoft-com:vml" xmlns:wp14="http://schemas.microsoft.com/office/word/2010/wordprocessingDrawing" xmlns:wp="http://schemas.openxmlformats.org/drawingml/2006/wordprocessingDrawing" xmlns:w10="urn:schemas-microsoft-com:office:word" xmlns:w="http://schemas.openxmlformats.org/wordprocessingml/2006/main" xmlns:w14="http://schemas.microsoft.com/office/word/2010/wordml" xmlns:w15="http://schemas.microsoft.com/office/word/2012/wordml" xmlns:w16cex="http://schemas.microsoft.com/office/word/2018/wordml/cex" xmlns:w16cid="http://schemas.microsoft.com/office/word/2016/wordml/cid" xmlns:w16="http://schemas.microsoft.com/office/word/2018/wordml" xmlns:w16du="http://schemas.microsoft.com/office/word/2023/wordml/word16du" xmlns:w16sdtdh="http://schemas.microsoft.com/office/word/2020/wordml/sdtdatahash" xmlns:w16sdtfl="http://schemas.microsoft.com/office/word/2024/wordml/sdtformatlock" xmlns:w16se="http://schemas.microsoft.com/office/word/2015/wordml/symex" xmlns:wpg="http://schemas.microsoft.com/office/word/2010/wordprocessingGroup" xmlns:wpi="http://schemas.microsoft.com/office/word/2010/wordprocessingInk" xmlns:wne="http://schemas.microsoft.com/office/word/2006/wordml" xmlns:wps="http://schemas.microsoft.com/office/word/2010/wordprocessingShape" mc:Ignorable="w14 w15 w16se w16cid w16 w16cex w16sdtdh w16sdtfl w16du wp14">
-  <w:abstractNum xmlns:w="http://schemas.openxmlformats.org/wordprocessingml/2006/main" w:abstractNumId="21">
-    <w:nsid w:val="1293802b"/>
-    <w:multiLevelType xmlns:w="http://schemas.openxmlformats.org/wordprocessingml/2006/main" w:val="hybridMultilevel"/>
-    <w:lvl xmlns:w="http://schemas.openxmlformats.org/wordprocessingml/2006/main" w:ilvl="0">
+  <w:abstractNum w:abstractNumId="0" w15:restartNumberingAfterBreak="0">
+    <w:nsid w:val="0B80524B"/>
+    <w:multiLevelType w:val="hybridMultilevel"/>
+    <w:tmpl w:val="099636C0"/>
+    <w:lvl w:ilvl="0" w:tplc="D062E5B6">
       <w:start w:val="1"/>
       <w:numFmt w:val="bullet"/>
       <w:lvlText w:val="-"/>
@@ -6891,10 +6787,10 @@
         <w:ind w:left="720" w:hanging="360"/>
       </w:pPr>
       <w:rPr>
-        <w:rFonts w:hint="default" w:ascii="Aptos" w:hAnsi="Aptos"/>
-      </w:rPr>
-    </w:lvl>
-    <w:lvl xmlns:w="http://schemas.openxmlformats.org/wordprocessingml/2006/main" w:ilvl="1">
+        <w:rFonts w:ascii="Aptos" w:hAnsi="Aptos" w:hint="default"/>
+      </w:rPr>
+    </w:lvl>
+    <w:lvl w:ilvl="1" w:tplc="2B7A5B00">
       <w:start w:val="1"/>
       <w:numFmt w:val="bullet"/>
       <w:lvlText w:val="o"/>
@@ -6903,10 +6799,10 @@
         <w:ind w:left="1440" w:hanging="360"/>
       </w:pPr>
       <w:rPr>
-        <w:rFonts w:hint="default" w:ascii="Courier New" w:hAnsi="Courier New"/>
-      </w:rPr>
-    </w:lvl>
-    <w:lvl xmlns:w="http://schemas.openxmlformats.org/wordprocessingml/2006/main" w:ilvl="2">
+        <w:rFonts w:ascii="Courier New" w:hAnsi="Courier New" w:hint="default"/>
+      </w:rPr>
+    </w:lvl>
+    <w:lvl w:ilvl="2" w:tplc="9EAA8CFE">
       <w:start w:val="1"/>
       <w:numFmt w:val="bullet"/>
       <w:lvlText w:val=""/>
@@ -6915,10 +6811,10 @@
         <w:ind w:left="2160" w:hanging="360"/>
       </w:pPr>
       <w:rPr>
-        <w:rFonts w:hint="default" w:ascii="Wingdings" w:hAnsi="Wingdings"/>
-      </w:rPr>
-    </w:lvl>
-    <w:lvl xmlns:w="http://schemas.openxmlformats.org/wordprocessingml/2006/main" w:ilvl="3">
+        <w:rFonts w:ascii="Wingdings" w:hAnsi="Wingdings" w:hint="default"/>
+      </w:rPr>
+    </w:lvl>
+    <w:lvl w:ilvl="3" w:tplc="6EE6FEDA">
       <w:start w:val="1"/>
       <w:numFmt w:val="bullet"/>
       <w:lvlText w:val=""/>
@@ -6927,10 +6823,10 @@
         <w:ind w:left="2880" w:hanging="360"/>
       </w:pPr>
       <w:rPr>
-        <w:rFonts w:hint="default" w:ascii="Symbol" w:hAnsi="Symbol"/>
-      </w:rPr>
-    </w:lvl>
-    <w:lvl xmlns:w="http://schemas.openxmlformats.org/wordprocessingml/2006/main" w:ilvl="4">
+        <w:rFonts w:ascii="Symbol" w:hAnsi="Symbol" w:hint="default"/>
+      </w:rPr>
+    </w:lvl>
+    <w:lvl w:ilvl="4" w:tplc="78C81270">
       <w:start w:val="1"/>
       <w:numFmt w:val="bullet"/>
       <w:lvlText w:val="o"/>
@@ -6939,10 +6835,10 @@
         <w:ind w:left="3600" w:hanging="360"/>
       </w:pPr>
       <w:rPr>
-        <w:rFonts w:hint="default" w:ascii="Courier New" w:hAnsi="Courier New"/>
-      </w:rPr>
-    </w:lvl>
-    <w:lvl xmlns:w="http://schemas.openxmlformats.org/wordprocessingml/2006/main" w:ilvl="5">
+        <w:rFonts w:ascii="Courier New" w:hAnsi="Courier New" w:hint="default"/>
+      </w:rPr>
+    </w:lvl>
+    <w:lvl w:ilvl="5" w:tplc="949EFE30">
       <w:start w:val="1"/>
       <w:numFmt w:val="bullet"/>
       <w:lvlText w:val=""/>
@@ -6951,10 +6847,10 @@
         <w:ind w:left="4320" w:hanging="360"/>
       </w:pPr>
       <w:rPr>
-        <w:rFonts w:hint="default" w:ascii="Wingdings" w:hAnsi="Wingdings"/>
-      </w:rPr>
-    </w:lvl>
-    <w:lvl xmlns:w="http://schemas.openxmlformats.org/wordprocessingml/2006/main" w:ilvl="6">
+        <w:rFonts w:ascii="Wingdings" w:hAnsi="Wingdings" w:hint="default"/>
+      </w:rPr>
+    </w:lvl>
+    <w:lvl w:ilvl="6" w:tplc="2AA6776E">
       <w:start w:val="1"/>
       <w:numFmt w:val="bullet"/>
       <w:lvlText w:val=""/>
@@ -6963,10 +6859,10 @@
         <w:ind w:left="5040" w:hanging="360"/>
       </w:pPr>
       <w:rPr>
-        <w:rFonts w:hint="default" w:ascii="Symbol" w:hAnsi="Symbol"/>
-      </w:rPr>
-    </w:lvl>
-    <w:lvl xmlns:w="http://schemas.openxmlformats.org/wordprocessingml/2006/main" w:ilvl="7">
+        <w:rFonts w:ascii="Symbol" w:hAnsi="Symbol" w:hint="default"/>
+      </w:rPr>
+    </w:lvl>
+    <w:lvl w:ilvl="7" w:tplc="22D6C656">
       <w:start w:val="1"/>
       <w:numFmt w:val="bullet"/>
       <w:lvlText w:val="o"/>
@@ -6975,10 +6871,10 @@
         <w:ind w:left="5760" w:hanging="360"/>
       </w:pPr>
       <w:rPr>
-        <w:rFonts w:hint="default" w:ascii="Courier New" w:hAnsi="Courier New"/>
-      </w:rPr>
-    </w:lvl>
-    <w:lvl xmlns:w="http://schemas.openxmlformats.org/wordprocessingml/2006/main" w:ilvl="8">
+        <w:rFonts w:ascii="Courier New" w:hAnsi="Courier New" w:hint="default"/>
+      </w:rPr>
+    </w:lvl>
+    <w:lvl w:ilvl="8" w:tplc="72104634">
       <w:start w:val="1"/>
       <w:numFmt w:val="bullet"/>
       <w:lvlText w:val=""/>
@@ -6987,459 +6883,11 @@
         <w:ind w:left="6480" w:hanging="360"/>
       </w:pPr>
       <w:rPr>
-        <w:rFonts w:hint="default" w:ascii="Wingdings" w:hAnsi="Wingdings"/>
+        <w:rFonts w:ascii="Wingdings" w:hAnsi="Wingdings" w:hint="default"/>
       </w:rPr>
     </w:lvl>
   </w:abstractNum>
-  <w:abstractNum xmlns:w="http://schemas.openxmlformats.org/wordprocessingml/2006/main" w:abstractNumId="20">
-    <w:nsid w:val="37bef8a1"/>
-    <w:multiLevelType xmlns:w="http://schemas.openxmlformats.org/wordprocessingml/2006/main" w:val="hybridMultilevel"/>
-    <w:lvl xmlns:w="http://schemas.openxmlformats.org/wordprocessingml/2006/main" w:ilvl="0">
-      <w:start w:val="1"/>
-      <w:numFmt w:val="bullet"/>
-      <w:lvlText w:val="-"/>
-      <w:lvlJc w:val="left"/>
-      <w:pPr>
-        <w:ind w:left="720" w:hanging="360"/>
-      </w:pPr>
-      <w:rPr>
-        <w:rFonts w:hint="default" w:ascii="Aptos" w:hAnsi="Aptos"/>
-      </w:rPr>
-    </w:lvl>
-    <w:lvl xmlns:w="http://schemas.openxmlformats.org/wordprocessingml/2006/main" w:ilvl="1">
-      <w:start w:val="1"/>
-      <w:numFmt w:val="bullet"/>
-      <w:lvlText w:val="o"/>
-      <w:lvlJc w:val="left"/>
-      <w:pPr>
-        <w:ind w:left="1440" w:hanging="360"/>
-      </w:pPr>
-      <w:rPr>
-        <w:rFonts w:hint="default" w:ascii="Courier New" w:hAnsi="Courier New"/>
-      </w:rPr>
-    </w:lvl>
-    <w:lvl xmlns:w="http://schemas.openxmlformats.org/wordprocessingml/2006/main" w:ilvl="2">
-      <w:start w:val="1"/>
-      <w:numFmt w:val="bullet"/>
-      <w:lvlText w:val=""/>
-      <w:lvlJc w:val="left"/>
-      <w:pPr>
-        <w:ind w:left="2160" w:hanging="360"/>
-      </w:pPr>
-      <w:rPr>
-        <w:rFonts w:hint="default" w:ascii="Wingdings" w:hAnsi="Wingdings"/>
-      </w:rPr>
-    </w:lvl>
-    <w:lvl xmlns:w="http://schemas.openxmlformats.org/wordprocessingml/2006/main" w:ilvl="3">
-      <w:start w:val="1"/>
-      <w:numFmt w:val="bullet"/>
-      <w:lvlText w:val=""/>
-      <w:lvlJc w:val="left"/>
-      <w:pPr>
-        <w:ind w:left="2880" w:hanging="360"/>
-      </w:pPr>
-      <w:rPr>
-        <w:rFonts w:hint="default" w:ascii="Symbol" w:hAnsi="Symbol"/>
-      </w:rPr>
-    </w:lvl>
-    <w:lvl xmlns:w="http://schemas.openxmlformats.org/wordprocessingml/2006/main" w:ilvl="4">
-      <w:start w:val="1"/>
-      <w:numFmt w:val="bullet"/>
-      <w:lvlText w:val="o"/>
-      <w:lvlJc w:val="left"/>
-      <w:pPr>
-        <w:ind w:left="3600" w:hanging="360"/>
-      </w:pPr>
-      <w:rPr>
-        <w:rFonts w:hint="default" w:ascii="Courier New" w:hAnsi="Courier New"/>
-      </w:rPr>
-    </w:lvl>
-    <w:lvl xmlns:w="http://schemas.openxmlformats.org/wordprocessingml/2006/main" w:ilvl="5">
-      <w:start w:val="1"/>
-      <w:numFmt w:val="bullet"/>
-      <w:lvlText w:val=""/>
-      <w:lvlJc w:val="left"/>
-      <w:pPr>
-        <w:ind w:left="4320" w:hanging="360"/>
-      </w:pPr>
-      <w:rPr>
-        <w:rFonts w:hint="default" w:ascii="Wingdings" w:hAnsi="Wingdings"/>
-      </w:rPr>
-    </w:lvl>
-    <w:lvl xmlns:w="http://schemas.openxmlformats.org/wordprocessingml/2006/main" w:ilvl="6">
-      <w:start w:val="1"/>
-      <w:numFmt w:val="bullet"/>
-      <w:lvlText w:val=""/>
-      <w:lvlJc w:val="left"/>
-      <w:pPr>
-        <w:ind w:left="5040" w:hanging="360"/>
-      </w:pPr>
-      <w:rPr>
-        <w:rFonts w:hint="default" w:ascii="Symbol" w:hAnsi="Symbol"/>
-      </w:rPr>
-    </w:lvl>
-    <w:lvl xmlns:w="http://schemas.openxmlformats.org/wordprocessingml/2006/main" w:ilvl="7">
-      <w:start w:val="1"/>
-      <w:numFmt w:val="bullet"/>
-      <w:lvlText w:val="o"/>
-      <w:lvlJc w:val="left"/>
-      <w:pPr>
-        <w:ind w:left="5760" w:hanging="360"/>
-      </w:pPr>
-      <w:rPr>
-        <w:rFonts w:hint="default" w:ascii="Courier New" w:hAnsi="Courier New"/>
-      </w:rPr>
-    </w:lvl>
-    <w:lvl xmlns:w="http://schemas.openxmlformats.org/wordprocessingml/2006/main" w:ilvl="8">
-      <w:start w:val="1"/>
-      <w:numFmt w:val="bullet"/>
-      <w:lvlText w:val=""/>
-      <w:lvlJc w:val="left"/>
-      <w:pPr>
-        <w:ind w:left="6480" w:hanging="360"/>
-      </w:pPr>
-      <w:rPr>
-        <w:rFonts w:hint="default" w:ascii="Wingdings" w:hAnsi="Wingdings"/>
-      </w:rPr>
-    </w:lvl>
-  </w:abstractNum>
-  <w:abstractNum xmlns:w="http://schemas.openxmlformats.org/wordprocessingml/2006/main" w:abstractNumId="19">
-    <w:nsid w:val="51fe5f51"/>
-    <w:multiLevelType xmlns:w="http://schemas.openxmlformats.org/wordprocessingml/2006/main" w:val="hybridMultilevel"/>
-    <w:lvl xmlns:w="http://schemas.openxmlformats.org/wordprocessingml/2006/main" w:ilvl="0">
-      <w:start w:val="1"/>
-      <w:numFmt w:val="bullet"/>
-      <w:lvlText w:val="-"/>
-      <w:lvlJc w:val="left"/>
-      <w:pPr>
-        <w:ind w:left="720" w:hanging="360"/>
-      </w:pPr>
-      <w:rPr>
-        <w:rFonts w:hint="default" w:ascii="Aptos" w:hAnsi="Aptos"/>
-      </w:rPr>
-    </w:lvl>
-    <w:lvl xmlns:w="http://schemas.openxmlformats.org/wordprocessingml/2006/main" w:ilvl="1">
-      <w:start w:val="1"/>
-      <w:numFmt w:val="bullet"/>
-      <w:lvlText w:val="o"/>
-      <w:lvlJc w:val="left"/>
-      <w:pPr>
-        <w:ind w:left="1440" w:hanging="360"/>
-      </w:pPr>
-      <w:rPr>
-        <w:rFonts w:hint="default" w:ascii="Courier New" w:hAnsi="Courier New"/>
-      </w:rPr>
-    </w:lvl>
-    <w:lvl xmlns:w="http://schemas.openxmlformats.org/wordprocessingml/2006/main" w:ilvl="2">
-      <w:start w:val="1"/>
-      <w:numFmt w:val="bullet"/>
-      <w:lvlText w:val=""/>
-      <w:lvlJc w:val="left"/>
-      <w:pPr>
-        <w:ind w:left="2160" w:hanging="360"/>
-      </w:pPr>
-      <w:rPr>
-        <w:rFonts w:hint="default" w:ascii="Wingdings" w:hAnsi="Wingdings"/>
-      </w:rPr>
-    </w:lvl>
-    <w:lvl xmlns:w="http://schemas.openxmlformats.org/wordprocessingml/2006/main" w:ilvl="3">
-      <w:start w:val="1"/>
-      <w:numFmt w:val="bullet"/>
-      <w:lvlText w:val=""/>
-      <w:lvlJc w:val="left"/>
-      <w:pPr>
-        <w:ind w:left="2880" w:hanging="360"/>
-      </w:pPr>
-      <w:rPr>
-        <w:rFonts w:hint="default" w:ascii="Symbol" w:hAnsi="Symbol"/>
-      </w:rPr>
-    </w:lvl>
-    <w:lvl xmlns:w="http://schemas.openxmlformats.org/wordprocessingml/2006/main" w:ilvl="4">
-      <w:start w:val="1"/>
-      <w:numFmt w:val="bullet"/>
-      <w:lvlText w:val="o"/>
-      <w:lvlJc w:val="left"/>
-      <w:pPr>
-        <w:ind w:left="3600" w:hanging="360"/>
-      </w:pPr>
-      <w:rPr>
-        <w:rFonts w:hint="default" w:ascii="Courier New" w:hAnsi="Courier New"/>
-      </w:rPr>
-    </w:lvl>
-    <w:lvl xmlns:w="http://schemas.openxmlformats.org/wordprocessingml/2006/main" w:ilvl="5">
-      <w:start w:val="1"/>
-      <w:numFmt w:val="bullet"/>
-      <w:lvlText w:val=""/>
-      <w:lvlJc w:val="left"/>
-      <w:pPr>
-        <w:ind w:left="4320" w:hanging="360"/>
-      </w:pPr>
-      <w:rPr>
-        <w:rFonts w:hint="default" w:ascii="Wingdings" w:hAnsi="Wingdings"/>
-      </w:rPr>
-    </w:lvl>
-    <w:lvl xmlns:w="http://schemas.openxmlformats.org/wordprocessingml/2006/main" w:ilvl="6">
-      <w:start w:val="1"/>
-      <w:numFmt w:val="bullet"/>
-      <w:lvlText w:val=""/>
-      <w:lvlJc w:val="left"/>
-      <w:pPr>
-        <w:ind w:left="5040" w:hanging="360"/>
-      </w:pPr>
-      <w:rPr>
-        <w:rFonts w:hint="default" w:ascii="Symbol" w:hAnsi="Symbol"/>
-      </w:rPr>
-    </w:lvl>
-    <w:lvl xmlns:w="http://schemas.openxmlformats.org/wordprocessingml/2006/main" w:ilvl="7">
-      <w:start w:val="1"/>
-      <w:numFmt w:val="bullet"/>
-      <w:lvlText w:val="o"/>
-      <w:lvlJc w:val="left"/>
-      <w:pPr>
-        <w:ind w:left="5760" w:hanging="360"/>
-      </w:pPr>
-      <w:rPr>
-        <w:rFonts w:hint="default" w:ascii="Courier New" w:hAnsi="Courier New"/>
-      </w:rPr>
-    </w:lvl>
-    <w:lvl xmlns:w="http://schemas.openxmlformats.org/wordprocessingml/2006/main" w:ilvl="8">
-      <w:start w:val="1"/>
-      <w:numFmt w:val="bullet"/>
-      <w:lvlText w:val=""/>
-      <w:lvlJc w:val="left"/>
-      <w:pPr>
-        <w:ind w:left="6480" w:hanging="360"/>
-      </w:pPr>
-      <w:rPr>
-        <w:rFonts w:hint="default" w:ascii="Wingdings" w:hAnsi="Wingdings"/>
-      </w:rPr>
-    </w:lvl>
-  </w:abstractNum>
-  <w:abstractNum xmlns:w="http://schemas.openxmlformats.org/wordprocessingml/2006/main" w:abstractNumId="18">
-    <w:nsid w:val="b80524b"/>
-    <w:multiLevelType xmlns:w="http://schemas.openxmlformats.org/wordprocessingml/2006/main" w:val="hybridMultilevel"/>
-    <w:lvl xmlns:w="http://schemas.openxmlformats.org/wordprocessingml/2006/main" w:ilvl="0">
-      <w:start w:val="1"/>
-      <w:numFmt w:val="bullet"/>
-      <w:lvlText w:val="-"/>
-      <w:lvlJc w:val="left"/>
-      <w:pPr>
-        <w:ind w:left="720" w:hanging="360"/>
-      </w:pPr>
-      <w:rPr>
-        <w:rFonts w:hint="default" w:ascii="Aptos" w:hAnsi="Aptos"/>
-      </w:rPr>
-    </w:lvl>
-    <w:lvl xmlns:w="http://schemas.openxmlformats.org/wordprocessingml/2006/main" w:ilvl="1">
-      <w:start w:val="1"/>
-      <w:numFmt w:val="bullet"/>
-      <w:lvlText w:val="o"/>
-      <w:lvlJc w:val="left"/>
-      <w:pPr>
-        <w:ind w:left="1440" w:hanging="360"/>
-      </w:pPr>
-      <w:rPr>
-        <w:rFonts w:hint="default" w:ascii="Courier New" w:hAnsi="Courier New"/>
-      </w:rPr>
-    </w:lvl>
-    <w:lvl xmlns:w="http://schemas.openxmlformats.org/wordprocessingml/2006/main" w:ilvl="2">
-      <w:start w:val="1"/>
-      <w:numFmt w:val="bullet"/>
-      <w:lvlText w:val=""/>
-      <w:lvlJc w:val="left"/>
-      <w:pPr>
-        <w:ind w:left="2160" w:hanging="360"/>
-      </w:pPr>
-      <w:rPr>
-        <w:rFonts w:hint="default" w:ascii="Wingdings" w:hAnsi="Wingdings"/>
-      </w:rPr>
-    </w:lvl>
-    <w:lvl xmlns:w="http://schemas.openxmlformats.org/wordprocessingml/2006/main" w:ilvl="3">
-      <w:start w:val="1"/>
-      <w:numFmt w:val="bullet"/>
-      <w:lvlText w:val=""/>
-      <w:lvlJc w:val="left"/>
-      <w:pPr>
-        <w:ind w:left="2880" w:hanging="360"/>
-      </w:pPr>
-      <w:rPr>
-        <w:rFonts w:hint="default" w:ascii="Symbol" w:hAnsi="Symbol"/>
-      </w:rPr>
-    </w:lvl>
-    <w:lvl xmlns:w="http://schemas.openxmlformats.org/wordprocessingml/2006/main" w:ilvl="4">
-      <w:start w:val="1"/>
-      <w:numFmt w:val="bullet"/>
-      <w:lvlText w:val="o"/>
-      <w:lvlJc w:val="left"/>
-      <w:pPr>
-        <w:ind w:left="3600" w:hanging="360"/>
-      </w:pPr>
-      <w:rPr>
-        <w:rFonts w:hint="default" w:ascii="Courier New" w:hAnsi="Courier New"/>
-      </w:rPr>
-    </w:lvl>
-    <w:lvl xmlns:w="http://schemas.openxmlformats.org/wordprocessingml/2006/main" w:ilvl="5">
-      <w:start w:val="1"/>
-      <w:numFmt w:val="bullet"/>
-      <w:lvlText w:val=""/>
-      <w:lvlJc w:val="left"/>
-      <w:pPr>
-        <w:ind w:left="4320" w:hanging="360"/>
-      </w:pPr>
-      <w:rPr>
-        <w:rFonts w:hint="default" w:ascii="Wingdings" w:hAnsi="Wingdings"/>
-      </w:rPr>
-    </w:lvl>
-    <w:lvl xmlns:w="http://schemas.openxmlformats.org/wordprocessingml/2006/main" w:ilvl="6">
-      <w:start w:val="1"/>
-      <w:numFmt w:val="bullet"/>
-      <w:lvlText w:val=""/>
-      <w:lvlJc w:val="left"/>
-      <w:pPr>
-        <w:ind w:left="5040" w:hanging="360"/>
-      </w:pPr>
-      <w:rPr>
-        <w:rFonts w:hint="default" w:ascii="Symbol" w:hAnsi="Symbol"/>
-      </w:rPr>
-    </w:lvl>
-    <w:lvl xmlns:w="http://schemas.openxmlformats.org/wordprocessingml/2006/main" w:ilvl="7">
-      <w:start w:val="1"/>
-      <w:numFmt w:val="bullet"/>
-      <w:lvlText w:val="o"/>
-      <w:lvlJc w:val="left"/>
-      <w:pPr>
-        <w:ind w:left="5760" w:hanging="360"/>
-      </w:pPr>
-      <w:rPr>
-        <w:rFonts w:hint="default" w:ascii="Courier New" w:hAnsi="Courier New"/>
-      </w:rPr>
-    </w:lvl>
-    <w:lvl xmlns:w="http://schemas.openxmlformats.org/wordprocessingml/2006/main" w:ilvl="8">
-      <w:start w:val="1"/>
-      <w:numFmt w:val="bullet"/>
-      <w:lvlText w:val=""/>
-      <w:lvlJc w:val="left"/>
-      <w:pPr>
-        <w:ind w:left="6480" w:hanging="360"/>
-      </w:pPr>
-      <w:rPr>
-        <w:rFonts w:hint="default" w:ascii="Wingdings" w:hAnsi="Wingdings"/>
-      </w:rPr>
-    </w:lvl>
-  </w:abstractNum>
-  <w:abstractNum xmlns:w="http://schemas.openxmlformats.org/wordprocessingml/2006/main" w:abstractNumId="17">
-    <w:nsid w:val="6449e231"/>
-    <w:multiLevelType xmlns:w="http://schemas.openxmlformats.org/wordprocessingml/2006/main" w:val="hybridMultilevel"/>
-    <w:lvl xmlns:w="http://schemas.openxmlformats.org/wordprocessingml/2006/main" w:ilvl="0">
-      <w:start w:val="1"/>
-      <w:numFmt w:val="bullet"/>
-      <w:lvlText w:val="-"/>
-      <w:lvlJc w:val="left"/>
-      <w:pPr>
-        <w:ind w:left="720" w:hanging="360"/>
-      </w:pPr>
-      <w:rPr>
-        <w:rFonts w:hint="default" w:ascii="Aptos" w:hAnsi="Aptos"/>
-      </w:rPr>
-    </w:lvl>
-    <w:lvl xmlns:w="http://schemas.openxmlformats.org/wordprocessingml/2006/main" w:ilvl="1">
-      <w:start w:val="1"/>
-      <w:numFmt w:val="bullet"/>
-      <w:lvlText w:val="o"/>
-      <w:lvlJc w:val="left"/>
-      <w:pPr>
-        <w:ind w:left="1440" w:hanging="360"/>
-      </w:pPr>
-      <w:rPr>
-        <w:rFonts w:hint="default" w:ascii="Courier New" w:hAnsi="Courier New"/>
-      </w:rPr>
-    </w:lvl>
-    <w:lvl xmlns:w="http://schemas.openxmlformats.org/wordprocessingml/2006/main" w:ilvl="2">
-      <w:start w:val="1"/>
-      <w:numFmt w:val="bullet"/>
-      <w:lvlText w:val=""/>
-      <w:lvlJc w:val="left"/>
-      <w:pPr>
-        <w:ind w:left="2160" w:hanging="360"/>
-      </w:pPr>
-      <w:rPr>
-        <w:rFonts w:hint="default" w:ascii="Wingdings" w:hAnsi="Wingdings"/>
-      </w:rPr>
-    </w:lvl>
-    <w:lvl xmlns:w="http://schemas.openxmlformats.org/wordprocessingml/2006/main" w:ilvl="3">
-      <w:start w:val="1"/>
-      <w:numFmt w:val="bullet"/>
-      <w:lvlText w:val=""/>
-      <w:lvlJc w:val="left"/>
-      <w:pPr>
-        <w:ind w:left="2880" w:hanging="360"/>
-      </w:pPr>
-      <w:rPr>
-        <w:rFonts w:hint="default" w:ascii="Symbol" w:hAnsi="Symbol"/>
-      </w:rPr>
-    </w:lvl>
-    <w:lvl xmlns:w="http://schemas.openxmlformats.org/wordprocessingml/2006/main" w:ilvl="4">
-      <w:start w:val="1"/>
-      <w:numFmt w:val="bullet"/>
-      <w:lvlText w:val="o"/>
-      <w:lvlJc w:val="left"/>
-      <w:pPr>
-        <w:ind w:left="3600" w:hanging="360"/>
-      </w:pPr>
-      <w:rPr>
-        <w:rFonts w:hint="default" w:ascii="Courier New" w:hAnsi="Courier New"/>
-      </w:rPr>
-    </w:lvl>
-    <w:lvl xmlns:w="http://schemas.openxmlformats.org/wordprocessingml/2006/main" w:ilvl="5">
-      <w:start w:val="1"/>
-      <w:numFmt w:val="bullet"/>
-      <w:lvlText w:val=""/>
-      <w:lvlJc w:val="left"/>
-      <w:pPr>
-        <w:ind w:left="4320" w:hanging="360"/>
-      </w:pPr>
-      <w:rPr>
-        <w:rFonts w:hint="default" w:ascii="Wingdings" w:hAnsi="Wingdings"/>
-      </w:rPr>
-    </w:lvl>
-    <w:lvl xmlns:w="http://schemas.openxmlformats.org/wordprocessingml/2006/main" w:ilvl="6">
-      <w:start w:val="1"/>
-      <w:numFmt w:val="bullet"/>
-      <w:lvlText w:val=""/>
-      <w:lvlJc w:val="left"/>
-      <w:pPr>
-        <w:ind w:left="5040" w:hanging="360"/>
-      </w:pPr>
-      <w:rPr>
-        <w:rFonts w:hint="default" w:ascii="Symbol" w:hAnsi="Symbol"/>
-      </w:rPr>
-    </w:lvl>
-    <w:lvl xmlns:w="http://schemas.openxmlformats.org/wordprocessingml/2006/main" w:ilvl="7">
-      <w:start w:val="1"/>
-      <w:numFmt w:val="bullet"/>
-      <w:lvlText w:val="o"/>
-      <w:lvlJc w:val="left"/>
-      <w:pPr>
-        <w:ind w:left="5760" w:hanging="360"/>
-      </w:pPr>
-      <w:rPr>
-        <w:rFonts w:hint="default" w:ascii="Courier New" w:hAnsi="Courier New"/>
-      </w:rPr>
-    </w:lvl>
-    <w:lvl xmlns:w="http://schemas.openxmlformats.org/wordprocessingml/2006/main" w:ilvl="8">
-      <w:start w:val="1"/>
-      <w:numFmt w:val="bullet"/>
-      <w:lvlText w:val=""/>
-      <w:lvlJc w:val="left"/>
-      <w:pPr>
-        <w:ind w:left="6480" w:hanging="360"/>
-      </w:pPr>
-      <w:rPr>
-        <w:rFonts w:hint="default" w:ascii="Wingdings" w:hAnsi="Wingdings"/>
-      </w:rPr>
-    </w:lvl>
-  </w:abstractNum>
-  <w:abstractNum w:abstractNumId="0" w15:restartNumberingAfterBreak="0">
+  <w:abstractNum w:abstractNumId="1" w15:restartNumberingAfterBreak="0">
     <w:nsid w:val="0D77472B"/>
     <w:multiLevelType w:val="hybridMultilevel"/>
     <w:tmpl w:val="6CA6B36E"/>
@@ -7528,7 +6976,120 @@
       </w:pPr>
     </w:lvl>
   </w:abstractNum>
-  <w:abstractNum w:abstractNumId="1" w15:restartNumberingAfterBreak="0">
+  <w:abstractNum w:abstractNumId="2" w15:restartNumberingAfterBreak="0">
+    <w:nsid w:val="1293802B"/>
+    <w:multiLevelType w:val="hybridMultilevel"/>
+    <w:tmpl w:val="F2A67EBC"/>
+    <w:lvl w:ilvl="0" w:tplc="98F8E3DE">
+      <w:start w:val="1"/>
+      <w:numFmt w:val="bullet"/>
+      <w:lvlText w:val="-"/>
+      <w:lvlJc w:val="left"/>
+      <w:pPr>
+        <w:ind w:left="720" w:hanging="360"/>
+      </w:pPr>
+      <w:rPr>
+        <w:rFonts w:ascii="Aptos" w:hAnsi="Aptos" w:hint="default"/>
+      </w:rPr>
+    </w:lvl>
+    <w:lvl w:ilvl="1" w:tplc="7B608D1C">
+      <w:start w:val="1"/>
+      <w:numFmt w:val="bullet"/>
+      <w:lvlText w:val="o"/>
+      <w:lvlJc w:val="left"/>
+      <w:pPr>
+        <w:ind w:left="1440" w:hanging="360"/>
+      </w:pPr>
+      <w:rPr>
+        <w:rFonts w:ascii="Courier New" w:hAnsi="Courier New" w:hint="default"/>
+      </w:rPr>
+    </w:lvl>
+    <w:lvl w:ilvl="2" w:tplc="0E8C8606">
+      <w:start w:val="1"/>
+      <w:numFmt w:val="bullet"/>
+      <w:lvlText w:val=""/>
+      <w:lvlJc w:val="left"/>
+      <w:pPr>
+        <w:ind w:left="2160" w:hanging="360"/>
+      </w:pPr>
+      <w:rPr>
+        <w:rFonts w:ascii="Wingdings" w:hAnsi="Wingdings" w:hint="default"/>
+      </w:rPr>
+    </w:lvl>
+    <w:lvl w:ilvl="3" w:tplc="2FC04FC0">
+      <w:start w:val="1"/>
+      <w:numFmt w:val="bullet"/>
+      <w:lvlText w:val=""/>
+      <w:lvlJc w:val="left"/>
+      <w:pPr>
+        <w:ind w:left="2880" w:hanging="360"/>
+      </w:pPr>
+      <w:rPr>
+        <w:rFonts w:ascii="Symbol" w:hAnsi="Symbol" w:hint="default"/>
+      </w:rPr>
+    </w:lvl>
+    <w:lvl w:ilvl="4" w:tplc="12A25598">
+      <w:start w:val="1"/>
+      <w:numFmt w:val="bullet"/>
+      <w:lvlText w:val="o"/>
+      <w:lvlJc w:val="left"/>
+      <w:pPr>
+        <w:ind w:left="3600" w:hanging="360"/>
+      </w:pPr>
+      <w:rPr>
+        <w:rFonts w:ascii="Courier New" w:hAnsi="Courier New" w:hint="default"/>
+      </w:rPr>
+    </w:lvl>
+    <w:lvl w:ilvl="5" w:tplc="090463D6">
+      <w:start w:val="1"/>
+      <w:numFmt w:val="bullet"/>
+      <w:lvlText w:val=""/>
+      <w:lvlJc w:val="left"/>
+      <w:pPr>
+        <w:ind w:left="4320" w:hanging="360"/>
+      </w:pPr>
+      <w:rPr>
+        <w:rFonts w:ascii="Wingdings" w:hAnsi="Wingdings" w:hint="default"/>
+      </w:rPr>
+    </w:lvl>
+    <w:lvl w:ilvl="6" w:tplc="964A2A82">
+      <w:start w:val="1"/>
+      <w:numFmt w:val="bullet"/>
+      <w:lvlText w:val=""/>
+      <w:lvlJc w:val="left"/>
+      <w:pPr>
+        <w:ind w:left="5040" w:hanging="360"/>
+      </w:pPr>
+      <w:rPr>
+        <w:rFonts w:ascii="Symbol" w:hAnsi="Symbol" w:hint="default"/>
+      </w:rPr>
+    </w:lvl>
+    <w:lvl w:ilvl="7" w:tplc="41D62634">
+      <w:start w:val="1"/>
+      <w:numFmt w:val="bullet"/>
+      <w:lvlText w:val="o"/>
+      <w:lvlJc w:val="left"/>
+      <w:pPr>
+        <w:ind w:left="5760" w:hanging="360"/>
+      </w:pPr>
+      <w:rPr>
+        <w:rFonts w:ascii="Courier New" w:hAnsi="Courier New" w:hint="default"/>
+      </w:rPr>
+    </w:lvl>
+    <w:lvl w:ilvl="8" w:tplc="1AFCA362">
+      <w:start w:val="1"/>
+      <w:numFmt w:val="bullet"/>
+      <w:lvlText w:val=""/>
+      <w:lvlJc w:val="left"/>
+      <w:pPr>
+        <w:ind w:left="6480" w:hanging="360"/>
+      </w:pPr>
+      <w:rPr>
+        <w:rFonts w:ascii="Wingdings" w:hAnsi="Wingdings" w:hint="default"/>
+      </w:rPr>
+    </w:lvl>
+  </w:abstractNum>
+  <w:abstractNum w:abstractNumId="3" w15:restartNumberingAfterBreak="0">
     <w:nsid w:val="14802593"/>
     <w:multiLevelType w:val="hybridMultilevel"/>
     <w:tmpl w:val="4A8E77D4"/>
@@ -7541,7 +7102,7 @@
         <w:ind w:left="720" w:hanging="360"/>
       </w:pPr>
       <w:rPr>
-        <w:rFonts w:hint="default" w:ascii="Symbol" w:hAnsi="Symbol"/>
+        <w:rFonts w:ascii="Symbol" w:hAnsi="Symbol" w:hint="default"/>
       </w:rPr>
     </w:lvl>
     <w:lvl w:ilvl="1" w:tplc="08090003" w:tentative="1">
@@ -7553,7 +7114,7 @@
         <w:ind w:left="1440" w:hanging="360"/>
       </w:pPr>
       <w:rPr>
-        <w:rFonts w:hint="default" w:ascii="Courier New" w:hAnsi="Courier New" w:cs="Courier New"/>
+        <w:rFonts w:ascii="Courier New" w:hAnsi="Courier New" w:cs="Courier New" w:hint="default"/>
       </w:rPr>
     </w:lvl>
     <w:lvl w:ilvl="2" w:tplc="08090005" w:tentative="1">
@@ -7565,7 +7126,7 @@
         <w:ind w:left="2160" w:hanging="360"/>
       </w:pPr>
       <w:rPr>
-        <w:rFonts w:hint="default" w:ascii="Wingdings" w:hAnsi="Wingdings"/>
+        <w:rFonts w:ascii="Wingdings" w:hAnsi="Wingdings" w:hint="default"/>
       </w:rPr>
     </w:lvl>
     <w:lvl w:ilvl="3" w:tplc="08090001" w:tentative="1">
@@ -7577,7 +7138,7 @@
         <w:ind w:left="2880" w:hanging="360"/>
       </w:pPr>
       <w:rPr>
-        <w:rFonts w:hint="default" w:ascii="Symbol" w:hAnsi="Symbol"/>
+        <w:rFonts w:ascii="Symbol" w:hAnsi="Symbol" w:hint="default"/>
       </w:rPr>
     </w:lvl>
     <w:lvl w:ilvl="4" w:tplc="08090003" w:tentative="1">
@@ -7589,7 +7150,7 @@
         <w:ind w:left="3600" w:hanging="360"/>
       </w:pPr>
       <w:rPr>
-        <w:rFonts w:hint="default" w:ascii="Courier New" w:hAnsi="Courier New" w:cs="Courier New"/>
+        <w:rFonts w:ascii="Courier New" w:hAnsi="Courier New" w:cs="Courier New" w:hint="default"/>
       </w:rPr>
     </w:lvl>
     <w:lvl w:ilvl="5" w:tplc="08090005" w:tentative="1">
@@ -7601,7 +7162,7 @@
         <w:ind w:left="4320" w:hanging="360"/>
       </w:pPr>
       <w:rPr>
-        <w:rFonts w:hint="default" w:ascii="Wingdings" w:hAnsi="Wingdings"/>
+        <w:rFonts w:ascii="Wingdings" w:hAnsi="Wingdings" w:hint="default"/>
       </w:rPr>
     </w:lvl>
     <w:lvl w:ilvl="6" w:tplc="08090001" w:tentative="1">
@@ -7613,7 +7174,7 @@
         <w:ind w:left="5040" w:hanging="360"/>
       </w:pPr>
       <w:rPr>
-        <w:rFonts w:hint="default" w:ascii="Symbol" w:hAnsi="Symbol"/>
+        <w:rFonts w:ascii="Symbol" w:hAnsi="Symbol" w:hint="default"/>
       </w:rPr>
     </w:lvl>
     <w:lvl w:ilvl="7" w:tplc="08090003" w:tentative="1">
@@ -7625,7 +7186,7 @@
         <w:ind w:left="5760" w:hanging="360"/>
       </w:pPr>
       <w:rPr>
-        <w:rFonts w:hint="default" w:ascii="Courier New" w:hAnsi="Courier New" w:cs="Courier New"/>
+        <w:rFonts w:ascii="Courier New" w:hAnsi="Courier New" w:cs="Courier New" w:hint="default"/>
       </w:rPr>
     </w:lvl>
     <w:lvl w:ilvl="8" w:tplc="08090005" w:tentative="1">
@@ -7637,11 +7198,11 @@
         <w:ind w:left="6480" w:hanging="360"/>
       </w:pPr>
       <w:rPr>
-        <w:rFonts w:hint="default" w:ascii="Wingdings" w:hAnsi="Wingdings"/>
+        <w:rFonts w:ascii="Wingdings" w:hAnsi="Wingdings" w:hint="default"/>
       </w:rPr>
     </w:lvl>
   </w:abstractNum>
-  <w:abstractNum w:abstractNumId="2" w15:restartNumberingAfterBreak="0">
+  <w:abstractNum w:abstractNumId="4" w15:restartNumberingAfterBreak="0">
     <w:nsid w:val="2597B1C0"/>
     <w:multiLevelType w:val="hybridMultilevel"/>
     <w:tmpl w:val="8818A84A"/>
@@ -7654,7 +7215,7 @@
         <w:ind w:left="1080" w:hanging="360"/>
       </w:pPr>
       <w:rPr>
-        <w:rFonts w:hint="default" w:ascii="Symbol" w:hAnsi="Symbol"/>
+        <w:rFonts w:ascii="Symbol" w:hAnsi="Symbol" w:hint="default"/>
       </w:rPr>
     </w:lvl>
     <w:lvl w:ilvl="1" w:tplc="06344C8A">
@@ -7666,7 +7227,7 @@
         <w:ind w:left="1800" w:hanging="360"/>
       </w:pPr>
       <w:rPr>
-        <w:rFonts w:hint="default" w:ascii="Courier New" w:hAnsi="Courier New"/>
+        <w:rFonts w:ascii="Courier New" w:hAnsi="Courier New" w:hint="default"/>
       </w:rPr>
     </w:lvl>
     <w:lvl w:ilvl="2" w:tplc="ABFA1214">
@@ -7678,7 +7239,7 @@
         <w:ind w:left="2520" w:hanging="360"/>
       </w:pPr>
       <w:rPr>
-        <w:rFonts w:hint="default" w:ascii="Wingdings" w:hAnsi="Wingdings"/>
+        <w:rFonts w:ascii="Wingdings" w:hAnsi="Wingdings" w:hint="default"/>
       </w:rPr>
     </w:lvl>
     <w:lvl w:ilvl="3" w:tplc="048AA478">
@@ -7690,7 +7251,7 @@
         <w:ind w:left="3240" w:hanging="360"/>
       </w:pPr>
       <w:rPr>
-        <w:rFonts w:hint="default" w:ascii="Symbol" w:hAnsi="Symbol"/>
+        <w:rFonts w:ascii="Symbol" w:hAnsi="Symbol" w:hint="default"/>
       </w:rPr>
     </w:lvl>
     <w:lvl w:ilvl="4" w:tplc="33CEE88A">
@@ -7702,7 +7263,7 @@
         <w:ind w:left="3960" w:hanging="360"/>
       </w:pPr>
       <w:rPr>
-        <w:rFonts w:hint="default" w:ascii="Courier New" w:hAnsi="Courier New"/>
+        <w:rFonts w:ascii="Courier New" w:hAnsi="Courier New" w:hint="default"/>
       </w:rPr>
     </w:lvl>
     <w:lvl w:ilvl="5" w:tplc="7CE6FFC8">
@@ -7714,7 +7275,7 @@
         <w:ind w:left="4680" w:hanging="360"/>
       </w:pPr>
       <w:rPr>
-        <w:rFonts w:hint="default" w:ascii="Wingdings" w:hAnsi="Wingdings"/>
+        <w:rFonts w:ascii="Wingdings" w:hAnsi="Wingdings" w:hint="default"/>
       </w:rPr>
     </w:lvl>
     <w:lvl w:ilvl="6" w:tplc="325C6F02">
@@ -7726,7 +7287,7 @@
         <w:ind w:left="5400" w:hanging="360"/>
       </w:pPr>
       <w:rPr>
-        <w:rFonts w:hint="default" w:ascii="Symbol" w:hAnsi="Symbol"/>
+        <w:rFonts w:ascii="Symbol" w:hAnsi="Symbol" w:hint="default"/>
       </w:rPr>
     </w:lvl>
     <w:lvl w:ilvl="7" w:tplc="0ED8EA14">
@@ -7738,7 +7299,7 @@
         <w:ind w:left="6120" w:hanging="360"/>
       </w:pPr>
       <w:rPr>
-        <w:rFonts w:hint="default" w:ascii="Courier New" w:hAnsi="Courier New"/>
+        <w:rFonts w:ascii="Courier New" w:hAnsi="Courier New" w:hint="default"/>
       </w:rPr>
     </w:lvl>
     <w:lvl w:ilvl="8" w:tplc="83BAD542">
@@ -7750,11 +7311,11 @@
         <w:ind w:left="6840" w:hanging="360"/>
       </w:pPr>
       <w:rPr>
-        <w:rFonts w:hint="default" w:ascii="Wingdings" w:hAnsi="Wingdings"/>
+        <w:rFonts w:ascii="Wingdings" w:hAnsi="Wingdings" w:hint="default"/>
       </w:rPr>
     </w:lvl>
   </w:abstractNum>
-  <w:abstractNum w:abstractNumId="3" w15:restartNumberingAfterBreak="0">
+  <w:abstractNum w:abstractNumId="5" w15:restartNumberingAfterBreak="0">
     <w:nsid w:val="2DC8366B"/>
     <w:multiLevelType w:val="hybridMultilevel"/>
     <w:tmpl w:val="72FA6980"/>
@@ -7840,7 +7401,120 @@
       </w:pPr>
     </w:lvl>
   </w:abstractNum>
-  <w:abstractNum w:abstractNumId="4" w15:restartNumberingAfterBreak="0">
+  <w:abstractNum w:abstractNumId="6" w15:restartNumberingAfterBreak="0">
+    <w:nsid w:val="37BEF8A1"/>
+    <w:multiLevelType w:val="hybridMultilevel"/>
+    <w:tmpl w:val="813E9B6E"/>
+    <w:lvl w:ilvl="0" w:tplc="4E56BE04">
+      <w:start w:val="1"/>
+      <w:numFmt w:val="bullet"/>
+      <w:lvlText w:val="-"/>
+      <w:lvlJc w:val="left"/>
+      <w:pPr>
+        <w:ind w:left="720" w:hanging="360"/>
+      </w:pPr>
+      <w:rPr>
+        <w:rFonts w:ascii="Aptos" w:hAnsi="Aptos" w:hint="default"/>
+      </w:rPr>
+    </w:lvl>
+    <w:lvl w:ilvl="1" w:tplc="2DA6C46C">
+      <w:start w:val="1"/>
+      <w:numFmt w:val="bullet"/>
+      <w:lvlText w:val="o"/>
+      <w:lvlJc w:val="left"/>
+      <w:pPr>
+        <w:ind w:left="1440" w:hanging="360"/>
+      </w:pPr>
+      <w:rPr>
+        <w:rFonts w:ascii="Courier New" w:hAnsi="Courier New" w:hint="default"/>
+      </w:rPr>
+    </w:lvl>
+    <w:lvl w:ilvl="2" w:tplc="F9640144">
+      <w:start w:val="1"/>
+      <w:numFmt w:val="bullet"/>
+      <w:lvlText w:val=""/>
+      <w:lvlJc w:val="left"/>
+      <w:pPr>
+        <w:ind w:left="2160" w:hanging="360"/>
+      </w:pPr>
+      <w:rPr>
+        <w:rFonts w:ascii="Wingdings" w:hAnsi="Wingdings" w:hint="default"/>
+      </w:rPr>
+    </w:lvl>
+    <w:lvl w:ilvl="3" w:tplc="CBD2B73C">
+      <w:start w:val="1"/>
+      <w:numFmt w:val="bullet"/>
+      <w:lvlText w:val=""/>
+      <w:lvlJc w:val="left"/>
+      <w:pPr>
+        <w:ind w:left="2880" w:hanging="360"/>
+      </w:pPr>
+      <w:rPr>
+        <w:rFonts w:ascii="Symbol" w:hAnsi="Symbol" w:hint="default"/>
+      </w:rPr>
+    </w:lvl>
+    <w:lvl w:ilvl="4" w:tplc="14F8AE12">
+      <w:start w:val="1"/>
+      <w:numFmt w:val="bullet"/>
+      <w:lvlText w:val="o"/>
+      <w:lvlJc w:val="left"/>
+      <w:pPr>
+        <w:ind w:left="3600" w:hanging="360"/>
+      </w:pPr>
+      <w:rPr>
+        <w:rFonts w:ascii="Courier New" w:hAnsi="Courier New" w:hint="default"/>
+      </w:rPr>
+    </w:lvl>
+    <w:lvl w:ilvl="5" w:tplc="75DAAE76">
+      <w:start w:val="1"/>
+      <w:numFmt w:val="bullet"/>
+      <w:lvlText w:val=""/>
+      <w:lvlJc w:val="left"/>
+      <w:pPr>
+        <w:ind w:left="4320" w:hanging="360"/>
+      </w:pPr>
+      <w:rPr>
+        <w:rFonts w:ascii="Wingdings" w:hAnsi="Wingdings" w:hint="default"/>
+      </w:rPr>
+    </w:lvl>
+    <w:lvl w:ilvl="6" w:tplc="7A00AE34">
+      <w:start w:val="1"/>
+      <w:numFmt w:val="bullet"/>
+      <w:lvlText w:val=""/>
+      <w:lvlJc w:val="left"/>
+      <w:pPr>
+        <w:ind w:left="5040" w:hanging="360"/>
+      </w:pPr>
+      <w:rPr>
+        <w:rFonts w:ascii="Symbol" w:hAnsi="Symbol" w:hint="default"/>
+      </w:rPr>
+    </w:lvl>
+    <w:lvl w:ilvl="7" w:tplc="8D301334">
+      <w:start w:val="1"/>
+      <w:numFmt w:val="bullet"/>
+      <w:lvlText w:val="o"/>
+      <w:lvlJc w:val="left"/>
+      <w:pPr>
+        <w:ind w:left="5760" w:hanging="360"/>
+      </w:pPr>
+      <w:rPr>
+        <w:rFonts w:ascii="Courier New" w:hAnsi="Courier New" w:hint="default"/>
+      </w:rPr>
+    </w:lvl>
+    <w:lvl w:ilvl="8" w:tplc="FB5447EA">
+      <w:start w:val="1"/>
+      <w:numFmt w:val="bullet"/>
+      <w:lvlText w:val=""/>
+      <w:lvlJc w:val="left"/>
+      <w:pPr>
+        <w:ind w:left="6480" w:hanging="360"/>
+      </w:pPr>
+      <w:rPr>
+        <w:rFonts w:ascii="Wingdings" w:hAnsi="Wingdings" w:hint="default"/>
+      </w:rPr>
+    </w:lvl>
+  </w:abstractNum>
+  <w:abstractNum w:abstractNumId="7" w15:restartNumberingAfterBreak="0">
     <w:nsid w:val="38251FD0"/>
     <w:multiLevelType w:val="hybridMultilevel"/>
     <w:tmpl w:val="68829C2E"/>
@@ -7853,7 +7527,7 @@
         <w:ind w:left="789" w:hanging="360"/>
       </w:pPr>
       <w:rPr>
-        <w:rFonts w:hint="default" w:ascii="Symbol" w:hAnsi="Symbol"/>
+        <w:rFonts w:ascii="Symbol" w:hAnsi="Symbol" w:hint="default"/>
       </w:rPr>
     </w:lvl>
     <w:lvl w:ilvl="1" w:tplc="08090003">
@@ -7865,7 +7539,7 @@
         <w:ind w:left="1509" w:hanging="360"/>
       </w:pPr>
       <w:rPr>
-        <w:rFonts w:hint="default" w:ascii="Courier New" w:hAnsi="Courier New" w:cs="Courier New"/>
+        <w:rFonts w:ascii="Courier New" w:hAnsi="Courier New" w:cs="Courier New" w:hint="default"/>
       </w:rPr>
     </w:lvl>
     <w:lvl w:ilvl="2" w:tplc="08090005" w:tentative="1">
@@ -7877,7 +7551,7 @@
         <w:ind w:left="2229" w:hanging="360"/>
       </w:pPr>
       <w:rPr>
-        <w:rFonts w:hint="default" w:ascii="Wingdings" w:hAnsi="Wingdings"/>
+        <w:rFonts w:ascii="Wingdings" w:hAnsi="Wingdings" w:hint="default"/>
       </w:rPr>
     </w:lvl>
     <w:lvl w:ilvl="3" w:tplc="08090001" w:tentative="1">
@@ -7889,7 +7563,7 @@
         <w:ind w:left="2949" w:hanging="360"/>
       </w:pPr>
       <w:rPr>
-        <w:rFonts w:hint="default" w:ascii="Symbol" w:hAnsi="Symbol"/>
+        <w:rFonts w:ascii="Symbol" w:hAnsi="Symbol" w:hint="default"/>
       </w:rPr>
     </w:lvl>
     <w:lvl w:ilvl="4" w:tplc="08090003" w:tentative="1">
@@ -7901,7 +7575,7 @@
         <w:ind w:left="3669" w:hanging="360"/>
       </w:pPr>
       <w:rPr>
-        <w:rFonts w:hint="default" w:ascii="Courier New" w:hAnsi="Courier New" w:cs="Courier New"/>
+        <w:rFonts w:ascii="Courier New" w:hAnsi="Courier New" w:cs="Courier New" w:hint="default"/>
       </w:rPr>
     </w:lvl>
     <w:lvl w:ilvl="5" w:tplc="08090005" w:tentative="1">
@@ -7913,7 +7587,7 @@
         <w:ind w:left="4389" w:hanging="360"/>
       </w:pPr>
       <w:rPr>
-        <w:rFonts w:hint="default" w:ascii="Wingdings" w:hAnsi="Wingdings"/>
+        <w:rFonts w:ascii="Wingdings" w:hAnsi="Wingdings" w:hint="default"/>
       </w:rPr>
     </w:lvl>
     <w:lvl w:ilvl="6" w:tplc="08090001" w:tentative="1">
@@ -7925,7 +7599,7 @@
         <w:ind w:left="5109" w:hanging="360"/>
       </w:pPr>
       <w:rPr>
-        <w:rFonts w:hint="default" w:ascii="Symbol" w:hAnsi="Symbol"/>
+        <w:rFonts w:ascii="Symbol" w:hAnsi="Symbol" w:hint="default"/>
       </w:rPr>
     </w:lvl>
     <w:lvl w:ilvl="7" w:tplc="08090003" w:tentative="1">
@@ -7937,7 +7611,7 @@
         <w:ind w:left="5829" w:hanging="360"/>
       </w:pPr>
       <w:rPr>
-        <w:rFonts w:hint="default" w:ascii="Courier New" w:hAnsi="Courier New" w:cs="Courier New"/>
+        <w:rFonts w:ascii="Courier New" w:hAnsi="Courier New" w:cs="Courier New" w:hint="default"/>
       </w:rPr>
     </w:lvl>
     <w:lvl w:ilvl="8" w:tplc="08090005" w:tentative="1">
@@ -7949,11 +7623,11 @@
         <w:ind w:left="6549" w:hanging="360"/>
       </w:pPr>
       <w:rPr>
-        <w:rFonts w:hint="default" w:ascii="Wingdings" w:hAnsi="Wingdings"/>
+        <w:rFonts w:ascii="Wingdings" w:hAnsi="Wingdings" w:hint="default"/>
       </w:rPr>
     </w:lvl>
   </w:abstractNum>
-  <w:abstractNum w:abstractNumId="5" w15:restartNumberingAfterBreak="0">
+  <w:abstractNum w:abstractNumId="8" w15:restartNumberingAfterBreak="0">
     <w:nsid w:val="3A5F0B13"/>
     <w:multiLevelType w:val="hybridMultilevel"/>
     <w:tmpl w:val="17068FC2"/>
@@ -7966,7 +7640,7 @@
         <w:ind w:left="720" w:hanging="360"/>
       </w:pPr>
       <w:rPr>
-        <w:rFonts w:hint="default" w:ascii="Wingdings" w:hAnsi="Wingdings"/>
+        <w:rFonts w:ascii="Wingdings" w:hAnsi="Wingdings" w:hint="default"/>
       </w:rPr>
     </w:lvl>
     <w:lvl w:ilvl="1" w:tplc="08090003" w:tentative="1">
@@ -7978,7 +7652,7 @@
         <w:ind w:left="1440" w:hanging="360"/>
       </w:pPr>
       <w:rPr>
-        <w:rFonts w:hint="default" w:ascii="Courier New" w:hAnsi="Courier New" w:cs="Courier New"/>
+        <w:rFonts w:ascii="Courier New" w:hAnsi="Courier New" w:cs="Courier New" w:hint="default"/>
       </w:rPr>
     </w:lvl>
     <w:lvl w:ilvl="2" w:tplc="08090005" w:tentative="1">
@@ -7990,7 +7664,7 @@
         <w:ind w:left="2160" w:hanging="360"/>
       </w:pPr>
       <w:rPr>
-        <w:rFonts w:hint="default" w:ascii="Wingdings" w:hAnsi="Wingdings"/>
+        <w:rFonts w:ascii="Wingdings" w:hAnsi="Wingdings" w:hint="default"/>
       </w:rPr>
     </w:lvl>
     <w:lvl w:ilvl="3" w:tplc="08090001" w:tentative="1">
@@ -8002,7 +7676,7 @@
         <w:ind w:left="2880" w:hanging="360"/>
       </w:pPr>
       <w:rPr>
-        <w:rFonts w:hint="default" w:ascii="Symbol" w:hAnsi="Symbol"/>
+        <w:rFonts w:ascii="Symbol" w:hAnsi="Symbol" w:hint="default"/>
       </w:rPr>
     </w:lvl>
     <w:lvl w:ilvl="4" w:tplc="08090003" w:tentative="1">
@@ -8014,7 +7688,7 @@
         <w:ind w:left="3600" w:hanging="360"/>
       </w:pPr>
       <w:rPr>
-        <w:rFonts w:hint="default" w:ascii="Courier New" w:hAnsi="Courier New" w:cs="Courier New"/>
+        <w:rFonts w:ascii="Courier New" w:hAnsi="Courier New" w:cs="Courier New" w:hint="default"/>
       </w:rPr>
     </w:lvl>
     <w:lvl w:ilvl="5" w:tplc="08090005" w:tentative="1">
@@ -8026,7 +7700,7 @@
         <w:ind w:left="4320" w:hanging="360"/>
       </w:pPr>
       <w:rPr>
-        <w:rFonts w:hint="default" w:ascii="Wingdings" w:hAnsi="Wingdings"/>
+        <w:rFonts w:ascii="Wingdings" w:hAnsi="Wingdings" w:hint="default"/>
       </w:rPr>
     </w:lvl>
     <w:lvl w:ilvl="6" w:tplc="08090001" w:tentative="1">
@@ -8038,7 +7712,7 @@
         <w:ind w:left="5040" w:hanging="360"/>
       </w:pPr>
       <w:rPr>
-        <w:rFonts w:hint="default" w:ascii="Symbol" w:hAnsi="Symbol"/>
+        <w:rFonts w:ascii="Symbol" w:hAnsi="Symbol" w:hint="default"/>
       </w:rPr>
     </w:lvl>
     <w:lvl w:ilvl="7" w:tplc="08090003" w:tentative="1">
@@ -8050,7 +7724,7 @@
         <w:ind w:left="5760" w:hanging="360"/>
       </w:pPr>
       <w:rPr>
-        <w:rFonts w:hint="default" w:ascii="Courier New" w:hAnsi="Courier New" w:cs="Courier New"/>
+        <w:rFonts w:ascii="Courier New" w:hAnsi="Courier New" w:cs="Courier New" w:hint="default"/>
       </w:rPr>
     </w:lvl>
     <w:lvl w:ilvl="8" w:tplc="08090005" w:tentative="1">
@@ -8062,11 +7736,11 @@
         <w:ind w:left="6480" w:hanging="360"/>
       </w:pPr>
       <w:rPr>
-        <w:rFonts w:hint="default" w:ascii="Wingdings" w:hAnsi="Wingdings"/>
+        <w:rFonts w:ascii="Wingdings" w:hAnsi="Wingdings" w:hint="default"/>
       </w:rPr>
     </w:lvl>
   </w:abstractNum>
-  <w:abstractNum w:abstractNumId="6" w15:restartNumberingAfterBreak="0">
+  <w:abstractNum w:abstractNumId="9" w15:restartNumberingAfterBreak="0">
     <w:nsid w:val="40C74C4F"/>
     <w:multiLevelType w:val="hybridMultilevel"/>
     <w:tmpl w:val="416E8C2E"/>
@@ -8079,7 +7753,7 @@
         <w:ind w:left="720" w:hanging="360"/>
       </w:pPr>
       <w:rPr>
-        <w:rFonts w:hint="default" w:ascii="Wingdings" w:hAnsi="Wingdings"/>
+        <w:rFonts w:ascii="Wingdings" w:hAnsi="Wingdings" w:hint="default"/>
       </w:rPr>
     </w:lvl>
     <w:lvl w:ilvl="1" w:tplc="FFFFFFFF">
@@ -8091,7 +7765,7 @@
         <w:ind w:left="1440" w:hanging="360"/>
       </w:pPr>
       <w:rPr>
-        <w:rFonts w:hint="default" w:ascii="Wingdings" w:hAnsi="Wingdings"/>
+        <w:rFonts w:ascii="Wingdings" w:hAnsi="Wingdings" w:hint="default"/>
       </w:rPr>
     </w:lvl>
     <w:lvl w:ilvl="2" w:tplc="FFFFFFFF" w:tentative="1">
@@ -8103,7 +7777,7 @@
         <w:ind w:left="2160" w:hanging="360"/>
       </w:pPr>
       <w:rPr>
-        <w:rFonts w:hint="default" w:ascii="Wingdings" w:hAnsi="Wingdings"/>
+        <w:rFonts w:ascii="Wingdings" w:hAnsi="Wingdings" w:hint="default"/>
       </w:rPr>
     </w:lvl>
     <w:lvl w:ilvl="3" w:tplc="FFFFFFFF" w:tentative="1">
@@ -8115,7 +7789,7 @@
         <w:ind w:left="2880" w:hanging="360"/>
       </w:pPr>
       <w:rPr>
-        <w:rFonts w:hint="default" w:ascii="Symbol" w:hAnsi="Symbol"/>
+        <w:rFonts w:ascii="Symbol" w:hAnsi="Symbol" w:hint="default"/>
       </w:rPr>
     </w:lvl>
     <w:lvl w:ilvl="4" w:tplc="FFFFFFFF" w:tentative="1">
@@ -8127,7 +7801,7 @@
         <w:ind w:left="3600" w:hanging="360"/>
       </w:pPr>
       <w:rPr>
-        <w:rFonts w:hint="default" w:ascii="Courier New" w:hAnsi="Courier New" w:cs="Courier New"/>
+        <w:rFonts w:ascii="Courier New" w:hAnsi="Courier New" w:cs="Courier New" w:hint="default"/>
       </w:rPr>
     </w:lvl>
     <w:lvl w:ilvl="5" w:tplc="FFFFFFFF" w:tentative="1">
@@ -8139,7 +7813,7 @@
         <w:ind w:left="4320" w:hanging="360"/>
       </w:pPr>
       <w:rPr>
-        <w:rFonts w:hint="default" w:ascii="Wingdings" w:hAnsi="Wingdings"/>
+        <w:rFonts w:ascii="Wingdings" w:hAnsi="Wingdings" w:hint="default"/>
       </w:rPr>
     </w:lvl>
     <w:lvl w:ilvl="6" w:tplc="FFFFFFFF" w:tentative="1">
@@ -8151,7 +7825,7 @@
         <w:ind w:left="5040" w:hanging="360"/>
       </w:pPr>
       <w:rPr>
-        <w:rFonts w:hint="default" w:ascii="Symbol" w:hAnsi="Symbol"/>
+        <w:rFonts w:ascii="Symbol" w:hAnsi="Symbol" w:hint="default"/>
       </w:rPr>
     </w:lvl>
     <w:lvl w:ilvl="7" w:tplc="FFFFFFFF" w:tentative="1">
@@ -8163,7 +7837,7 @@
         <w:ind w:left="5760" w:hanging="360"/>
       </w:pPr>
       <w:rPr>
-        <w:rFonts w:hint="default" w:ascii="Courier New" w:hAnsi="Courier New" w:cs="Courier New"/>
+        <w:rFonts w:ascii="Courier New" w:hAnsi="Courier New" w:cs="Courier New" w:hint="default"/>
       </w:rPr>
     </w:lvl>
     <w:lvl w:ilvl="8" w:tplc="FFFFFFFF" w:tentative="1">
@@ -8175,11 +7849,11 @@
         <w:ind w:left="6480" w:hanging="360"/>
       </w:pPr>
       <w:rPr>
-        <w:rFonts w:hint="default" w:ascii="Wingdings" w:hAnsi="Wingdings"/>
+        <w:rFonts w:ascii="Wingdings" w:hAnsi="Wingdings" w:hint="default"/>
       </w:rPr>
     </w:lvl>
   </w:abstractNum>
-  <w:abstractNum w:abstractNumId="7" w15:restartNumberingAfterBreak="0">
+  <w:abstractNum w:abstractNumId="10" w15:restartNumberingAfterBreak="0">
     <w:nsid w:val="47C941F5"/>
     <w:multiLevelType w:val="hybridMultilevel"/>
     <w:tmpl w:val="D51AE3EA"/>
@@ -8192,7 +7866,7 @@
         <w:ind w:left="1080" w:hanging="360"/>
       </w:pPr>
       <w:rPr>
-        <w:rFonts w:hint="default" w:ascii="Symbol" w:hAnsi="Symbol"/>
+        <w:rFonts w:ascii="Symbol" w:hAnsi="Symbol" w:hint="default"/>
       </w:rPr>
     </w:lvl>
     <w:lvl w:ilvl="1" w:tplc="87F2F522">
@@ -8204,7 +7878,7 @@
         <w:ind w:left="1800" w:hanging="360"/>
       </w:pPr>
       <w:rPr>
-        <w:rFonts w:hint="default" w:ascii="Courier New" w:hAnsi="Courier New"/>
+        <w:rFonts w:ascii="Courier New" w:hAnsi="Courier New" w:hint="default"/>
       </w:rPr>
     </w:lvl>
     <w:lvl w:ilvl="2" w:tplc="B2D29B08">
@@ -8216,7 +7890,7 @@
         <w:ind w:left="2520" w:hanging="360"/>
       </w:pPr>
       <w:rPr>
-        <w:rFonts w:hint="default" w:ascii="Wingdings" w:hAnsi="Wingdings"/>
+        <w:rFonts w:ascii="Wingdings" w:hAnsi="Wingdings" w:hint="default"/>
       </w:rPr>
     </w:lvl>
     <w:lvl w:ilvl="3" w:tplc="08E44D04">
@@ -8228,7 +7902,7 @@
         <w:ind w:left="3240" w:hanging="360"/>
       </w:pPr>
       <w:rPr>
-        <w:rFonts w:hint="default" w:ascii="Symbol" w:hAnsi="Symbol"/>
+        <w:rFonts w:ascii="Symbol" w:hAnsi="Symbol" w:hint="default"/>
       </w:rPr>
     </w:lvl>
     <w:lvl w:ilvl="4" w:tplc="0EDC4A9A">
@@ -8240,7 +7914,7 @@
         <w:ind w:left="3960" w:hanging="360"/>
       </w:pPr>
       <w:rPr>
-        <w:rFonts w:hint="default" w:ascii="Courier New" w:hAnsi="Courier New"/>
+        <w:rFonts w:ascii="Courier New" w:hAnsi="Courier New" w:hint="default"/>
       </w:rPr>
     </w:lvl>
     <w:lvl w:ilvl="5" w:tplc="5AB08388">
@@ -8252,7 +7926,7 @@
         <w:ind w:left="4680" w:hanging="360"/>
       </w:pPr>
       <w:rPr>
-        <w:rFonts w:hint="default" w:ascii="Wingdings" w:hAnsi="Wingdings"/>
+        <w:rFonts w:ascii="Wingdings" w:hAnsi="Wingdings" w:hint="default"/>
       </w:rPr>
     </w:lvl>
     <w:lvl w:ilvl="6" w:tplc="8B223316">
@@ -8264,7 +7938,7 @@
         <w:ind w:left="5400" w:hanging="360"/>
       </w:pPr>
       <w:rPr>
-        <w:rFonts w:hint="default" w:ascii="Symbol" w:hAnsi="Symbol"/>
+        <w:rFonts w:ascii="Symbol" w:hAnsi="Symbol" w:hint="default"/>
       </w:rPr>
     </w:lvl>
     <w:lvl w:ilvl="7" w:tplc="468CD90E">
@@ -8276,7 +7950,7 @@
         <w:ind w:left="6120" w:hanging="360"/>
       </w:pPr>
       <w:rPr>
-        <w:rFonts w:hint="default" w:ascii="Courier New" w:hAnsi="Courier New"/>
+        <w:rFonts w:ascii="Courier New" w:hAnsi="Courier New" w:hint="default"/>
       </w:rPr>
     </w:lvl>
     <w:lvl w:ilvl="8" w:tplc="8438C440">
@@ -8288,11 +7962,11 @@
         <w:ind w:left="6840" w:hanging="360"/>
       </w:pPr>
       <w:rPr>
-        <w:rFonts w:hint="default" w:ascii="Wingdings" w:hAnsi="Wingdings"/>
+        <w:rFonts w:ascii="Wingdings" w:hAnsi="Wingdings" w:hint="default"/>
       </w:rPr>
     </w:lvl>
   </w:abstractNum>
-  <w:abstractNum w:abstractNumId="8" w15:restartNumberingAfterBreak="0">
+  <w:abstractNum w:abstractNumId="11" w15:restartNumberingAfterBreak="0">
     <w:nsid w:val="4B011B4A"/>
     <w:multiLevelType w:val="hybridMultilevel"/>
     <w:tmpl w:val="549EC994"/>
@@ -8305,7 +7979,7 @@
         <w:ind w:left="720" w:hanging="360"/>
       </w:pPr>
       <w:rPr>
-        <w:rFonts w:hint="default" w:ascii="Symbol" w:hAnsi="Symbol"/>
+        <w:rFonts w:ascii="Symbol" w:hAnsi="Symbol" w:hint="default"/>
       </w:rPr>
     </w:lvl>
     <w:lvl w:ilvl="1" w:tplc="08090003" w:tentative="1">
@@ -8317,7 +7991,7 @@
         <w:ind w:left="1440" w:hanging="360"/>
       </w:pPr>
       <w:rPr>
-        <w:rFonts w:hint="default" w:ascii="Courier New" w:hAnsi="Courier New" w:cs="Courier New"/>
+        <w:rFonts w:ascii="Courier New" w:hAnsi="Courier New" w:cs="Courier New" w:hint="default"/>
       </w:rPr>
     </w:lvl>
     <w:lvl w:ilvl="2" w:tplc="08090005" w:tentative="1">
@@ -8329,7 +8003,7 @@
         <w:ind w:left="2160" w:hanging="360"/>
       </w:pPr>
       <w:rPr>
-        <w:rFonts w:hint="default" w:ascii="Wingdings" w:hAnsi="Wingdings"/>
+        <w:rFonts w:ascii="Wingdings" w:hAnsi="Wingdings" w:hint="default"/>
       </w:rPr>
     </w:lvl>
     <w:lvl w:ilvl="3" w:tplc="08090001" w:tentative="1">
@@ -8341,7 +8015,7 @@
         <w:ind w:left="2880" w:hanging="360"/>
       </w:pPr>
       <w:rPr>
-        <w:rFonts w:hint="default" w:ascii="Symbol" w:hAnsi="Symbol"/>
+        <w:rFonts w:ascii="Symbol" w:hAnsi="Symbol" w:hint="default"/>
       </w:rPr>
     </w:lvl>
     <w:lvl w:ilvl="4" w:tplc="08090003" w:tentative="1">
@@ -8353,7 +8027,7 @@
         <w:ind w:left="3600" w:hanging="360"/>
       </w:pPr>
       <w:rPr>
-        <w:rFonts w:hint="default" w:ascii="Courier New" w:hAnsi="Courier New" w:cs="Courier New"/>
+        <w:rFonts w:ascii="Courier New" w:hAnsi="Courier New" w:cs="Courier New" w:hint="default"/>
       </w:rPr>
     </w:lvl>
     <w:lvl w:ilvl="5" w:tplc="08090005" w:tentative="1">
@@ -8365,7 +8039,7 @@
         <w:ind w:left="4320" w:hanging="360"/>
       </w:pPr>
       <w:rPr>
-        <w:rFonts w:hint="default" w:ascii="Wingdings" w:hAnsi="Wingdings"/>
+        <w:rFonts w:ascii="Wingdings" w:hAnsi="Wingdings" w:hint="default"/>
       </w:rPr>
     </w:lvl>
     <w:lvl w:ilvl="6" w:tplc="08090001" w:tentative="1">
@@ -8377,7 +8051,7 @@
         <w:ind w:left="5040" w:hanging="360"/>
       </w:pPr>
       <w:rPr>
-        <w:rFonts w:hint="default" w:ascii="Symbol" w:hAnsi="Symbol"/>
+        <w:rFonts w:ascii="Symbol" w:hAnsi="Symbol" w:hint="default"/>
       </w:rPr>
     </w:lvl>
     <w:lvl w:ilvl="7" w:tplc="08090003" w:tentative="1">
@@ -8389,7 +8063,7 @@
         <w:ind w:left="5760" w:hanging="360"/>
       </w:pPr>
       <w:rPr>
-        <w:rFonts w:hint="default" w:ascii="Courier New" w:hAnsi="Courier New" w:cs="Courier New"/>
+        <w:rFonts w:ascii="Courier New" w:hAnsi="Courier New" w:cs="Courier New" w:hint="default"/>
       </w:rPr>
     </w:lvl>
     <w:lvl w:ilvl="8" w:tplc="08090005" w:tentative="1">
@@ -8401,11 +8075,11 @@
         <w:ind w:left="6480" w:hanging="360"/>
       </w:pPr>
       <w:rPr>
-        <w:rFonts w:hint="default" w:ascii="Wingdings" w:hAnsi="Wingdings"/>
+        <w:rFonts w:ascii="Wingdings" w:hAnsi="Wingdings" w:hint="default"/>
       </w:rPr>
     </w:lvl>
   </w:abstractNum>
-  <w:abstractNum w:abstractNumId="9" w15:restartNumberingAfterBreak="0">
+  <w:abstractNum w:abstractNumId="12" w15:restartNumberingAfterBreak="0">
     <w:nsid w:val="50AF1E61"/>
     <w:multiLevelType w:val="hybridMultilevel"/>
     <w:tmpl w:val="6BE6EF8A"/>
@@ -8418,7 +8092,7 @@
         <w:ind w:left="1080" w:hanging="360"/>
       </w:pPr>
       <w:rPr>
-        <w:rFonts w:hint="default" w:ascii="Segoe UI" w:hAnsi="Segoe UI" w:eastAsia="Times New Roman" w:cs="Segoe UI"/>
+        <w:rFonts w:ascii="Segoe UI" w:eastAsia="Times New Roman" w:hAnsi="Segoe UI" w:cs="Segoe UI" w:hint="default"/>
       </w:rPr>
     </w:lvl>
     <w:lvl w:ilvl="1" w:tplc="08090003" w:tentative="1">
@@ -8430,7 +8104,7 @@
         <w:ind w:left="1800" w:hanging="360"/>
       </w:pPr>
       <w:rPr>
-        <w:rFonts w:hint="default" w:ascii="Courier New" w:hAnsi="Courier New" w:cs="Courier New"/>
+        <w:rFonts w:ascii="Courier New" w:hAnsi="Courier New" w:cs="Courier New" w:hint="default"/>
       </w:rPr>
     </w:lvl>
     <w:lvl w:ilvl="2" w:tplc="08090005" w:tentative="1">
@@ -8442,7 +8116,7 @@
         <w:ind w:left="2520" w:hanging="360"/>
       </w:pPr>
       <w:rPr>
-        <w:rFonts w:hint="default" w:ascii="Wingdings" w:hAnsi="Wingdings"/>
+        <w:rFonts w:ascii="Wingdings" w:hAnsi="Wingdings" w:hint="default"/>
       </w:rPr>
     </w:lvl>
     <w:lvl w:ilvl="3" w:tplc="08090001" w:tentative="1">
@@ -8454,7 +8128,7 @@
         <w:ind w:left="3240" w:hanging="360"/>
       </w:pPr>
       <w:rPr>
-        <w:rFonts w:hint="default" w:ascii="Symbol" w:hAnsi="Symbol"/>
+        <w:rFonts w:ascii="Symbol" w:hAnsi="Symbol" w:hint="default"/>
       </w:rPr>
     </w:lvl>
     <w:lvl w:ilvl="4" w:tplc="08090003" w:tentative="1">
@@ -8466,7 +8140,7 @@
         <w:ind w:left="3960" w:hanging="360"/>
       </w:pPr>
       <w:rPr>
-        <w:rFonts w:hint="default" w:ascii="Courier New" w:hAnsi="Courier New" w:cs="Courier New"/>
+        <w:rFonts w:ascii="Courier New" w:hAnsi="Courier New" w:cs="Courier New" w:hint="default"/>
       </w:rPr>
     </w:lvl>
     <w:lvl w:ilvl="5" w:tplc="08090005" w:tentative="1">
@@ -8478,7 +8152,7 @@
         <w:ind w:left="4680" w:hanging="360"/>
       </w:pPr>
       <w:rPr>
-        <w:rFonts w:hint="default" w:ascii="Wingdings" w:hAnsi="Wingdings"/>
+        <w:rFonts w:ascii="Wingdings" w:hAnsi="Wingdings" w:hint="default"/>
       </w:rPr>
     </w:lvl>
     <w:lvl w:ilvl="6" w:tplc="08090001" w:tentative="1">
@@ -8490,7 +8164,7 @@
         <w:ind w:left="5400" w:hanging="360"/>
       </w:pPr>
       <w:rPr>
-        <w:rFonts w:hint="default" w:ascii="Symbol" w:hAnsi="Symbol"/>
+        <w:rFonts w:ascii="Symbol" w:hAnsi="Symbol" w:hint="default"/>
       </w:rPr>
     </w:lvl>
     <w:lvl w:ilvl="7" w:tplc="08090003" w:tentative="1">
@@ -8502,7 +8176,7 @@
         <w:ind w:left="6120" w:hanging="360"/>
       </w:pPr>
       <w:rPr>
-        <w:rFonts w:hint="default" w:ascii="Courier New" w:hAnsi="Courier New" w:cs="Courier New"/>
+        <w:rFonts w:ascii="Courier New" w:hAnsi="Courier New" w:cs="Courier New" w:hint="default"/>
       </w:rPr>
     </w:lvl>
     <w:lvl w:ilvl="8" w:tplc="08090005" w:tentative="1">
@@ -8514,11 +8188,124 @@
         <w:ind w:left="6840" w:hanging="360"/>
       </w:pPr>
       <w:rPr>
-        <w:rFonts w:hint="default" w:ascii="Wingdings" w:hAnsi="Wingdings"/>
+        <w:rFonts w:ascii="Wingdings" w:hAnsi="Wingdings" w:hint="default"/>
       </w:rPr>
     </w:lvl>
   </w:abstractNum>
-  <w:abstractNum w:abstractNumId="10" w15:restartNumberingAfterBreak="0">
+  <w:abstractNum w:abstractNumId="13" w15:restartNumberingAfterBreak="0">
+    <w:nsid w:val="51FE5F51"/>
+    <w:multiLevelType w:val="hybridMultilevel"/>
+    <w:tmpl w:val="2244E41E"/>
+    <w:lvl w:ilvl="0" w:tplc="121E8462">
+      <w:start w:val="1"/>
+      <w:numFmt w:val="bullet"/>
+      <w:lvlText w:val="-"/>
+      <w:lvlJc w:val="left"/>
+      <w:pPr>
+        <w:ind w:left="720" w:hanging="360"/>
+      </w:pPr>
+      <w:rPr>
+        <w:rFonts w:ascii="Aptos" w:hAnsi="Aptos" w:hint="default"/>
+      </w:rPr>
+    </w:lvl>
+    <w:lvl w:ilvl="1" w:tplc="2EBE95DE">
+      <w:start w:val="1"/>
+      <w:numFmt w:val="bullet"/>
+      <w:lvlText w:val="o"/>
+      <w:lvlJc w:val="left"/>
+      <w:pPr>
+        <w:ind w:left="1440" w:hanging="360"/>
+      </w:pPr>
+      <w:rPr>
+        <w:rFonts w:ascii="Courier New" w:hAnsi="Courier New" w:hint="default"/>
+      </w:rPr>
+    </w:lvl>
+    <w:lvl w:ilvl="2" w:tplc="F6721026">
+      <w:start w:val="1"/>
+      <w:numFmt w:val="bullet"/>
+      <w:lvlText w:val=""/>
+      <w:lvlJc w:val="left"/>
+      <w:pPr>
+        <w:ind w:left="2160" w:hanging="360"/>
+      </w:pPr>
+      <w:rPr>
+        <w:rFonts w:ascii="Wingdings" w:hAnsi="Wingdings" w:hint="default"/>
+      </w:rPr>
+    </w:lvl>
+    <w:lvl w:ilvl="3" w:tplc="BF884A60">
+      <w:start w:val="1"/>
+      <w:numFmt w:val="bullet"/>
+      <w:lvlText w:val=""/>
+      <w:lvlJc w:val="left"/>
+      <w:pPr>
+        <w:ind w:left="2880" w:hanging="360"/>
+      </w:pPr>
+      <w:rPr>
+        <w:rFonts w:ascii="Symbol" w:hAnsi="Symbol" w:hint="default"/>
+      </w:rPr>
+    </w:lvl>
+    <w:lvl w:ilvl="4" w:tplc="B41AFA7C">
+      <w:start w:val="1"/>
+      <w:numFmt w:val="bullet"/>
+      <w:lvlText w:val="o"/>
+      <w:lvlJc w:val="left"/>
+      <w:pPr>
+        <w:ind w:left="3600" w:hanging="360"/>
+      </w:pPr>
+      <w:rPr>
+        <w:rFonts w:ascii="Courier New" w:hAnsi="Courier New" w:hint="default"/>
+      </w:rPr>
+    </w:lvl>
+    <w:lvl w:ilvl="5" w:tplc="19646876">
+      <w:start w:val="1"/>
+      <w:numFmt w:val="bullet"/>
+      <w:lvlText w:val=""/>
+      <w:lvlJc w:val="left"/>
+      <w:pPr>
+        <w:ind w:left="4320" w:hanging="360"/>
+      </w:pPr>
+      <w:rPr>
+        <w:rFonts w:ascii="Wingdings" w:hAnsi="Wingdings" w:hint="default"/>
+      </w:rPr>
+    </w:lvl>
+    <w:lvl w:ilvl="6" w:tplc="15CEC8D4">
+      <w:start w:val="1"/>
+      <w:numFmt w:val="bullet"/>
+      <w:lvlText w:val=""/>
+      <w:lvlJc w:val="left"/>
+      <w:pPr>
+        <w:ind w:left="5040" w:hanging="360"/>
+      </w:pPr>
+      <w:rPr>
+        <w:rFonts w:ascii="Symbol" w:hAnsi="Symbol" w:hint="default"/>
+      </w:rPr>
+    </w:lvl>
+    <w:lvl w:ilvl="7" w:tplc="FDC4E72A">
+      <w:start w:val="1"/>
+      <w:numFmt w:val="bullet"/>
+      <w:lvlText w:val="o"/>
+      <w:lvlJc w:val="left"/>
+      <w:pPr>
+        <w:ind w:left="5760" w:hanging="360"/>
+      </w:pPr>
+      <w:rPr>
+        <w:rFonts w:ascii="Courier New" w:hAnsi="Courier New" w:hint="default"/>
+      </w:rPr>
+    </w:lvl>
+    <w:lvl w:ilvl="8" w:tplc="D82A3CC8">
+      <w:start w:val="1"/>
+      <w:numFmt w:val="bullet"/>
+      <w:lvlText w:val=""/>
+      <w:lvlJc w:val="left"/>
+      <w:pPr>
+        <w:ind w:left="6480" w:hanging="360"/>
+      </w:pPr>
+      <w:rPr>
+        <w:rFonts w:ascii="Wingdings" w:hAnsi="Wingdings" w:hint="default"/>
+      </w:rPr>
+    </w:lvl>
+  </w:abstractNum>
+  <w:abstractNum w:abstractNumId="14" w15:restartNumberingAfterBreak="0">
     <w:nsid w:val="526A71FE"/>
     <w:multiLevelType w:val="hybridMultilevel"/>
     <w:tmpl w:val="EC38D0DE"/>
@@ -8531,7 +8318,7 @@
         <w:ind w:left="720" w:hanging="360"/>
       </w:pPr>
       <w:rPr>
-        <w:rFonts w:hint="default" w:ascii="Wingdings" w:hAnsi="Wingdings"/>
+        <w:rFonts w:ascii="Wingdings" w:hAnsi="Wingdings" w:hint="default"/>
       </w:rPr>
     </w:lvl>
     <w:lvl w:ilvl="1" w:tplc="08090003" w:tentative="1">
@@ -8543,7 +8330,7 @@
         <w:ind w:left="1440" w:hanging="360"/>
       </w:pPr>
       <w:rPr>
-        <w:rFonts w:hint="default" w:ascii="Courier New" w:hAnsi="Courier New" w:cs="Courier New"/>
+        <w:rFonts w:ascii="Courier New" w:hAnsi="Courier New" w:cs="Courier New" w:hint="default"/>
       </w:rPr>
     </w:lvl>
     <w:lvl w:ilvl="2" w:tplc="08090005" w:tentative="1">
@@ -8555,7 +8342,7 @@
         <w:ind w:left="2160" w:hanging="360"/>
       </w:pPr>
       <w:rPr>
-        <w:rFonts w:hint="default" w:ascii="Wingdings" w:hAnsi="Wingdings"/>
+        <w:rFonts w:ascii="Wingdings" w:hAnsi="Wingdings" w:hint="default"/>
       </w:rPr>
     </w:lvl>
     <w:lvl w:ilvl="3" w:tplc="08090001" w:tentative="1">
@@ -8567,7 +8354,7 @@
         <w:ind w:left="2880" w:hanging="360"/>
       </w:pPr>
       <w:rPr>
-        <w:rFonts w:hint="default" w:ascii="Symbol" w:hAnsi="Symbol"/>
+        <w:rFonts w:ascii="Symbol" w:hAnsi="Symbol" w:hint="default"/>
       </w:rPr>
     </w:lvl>
     <w:lvl w:ilvl="4" w:tplc="08090003" w:tentative="1">
@@ -8579,7 +8366,7 @@
         <w:ind w:left="3600" w:hanging="360"/>
       </w:pPr>
       <w:rPr>
-        <w:rFonts w:hint="default" w:ascii="Courier New" w:hAnsi="Courier New" w:cs="Courier New"/>
+        <w:rFonts w:ascii="Courier New" w:hAnsi="Courier New" w:cs="Courier New" w:hint="default"/>
       </w:rPr>
     </w:lvl>
     <w:lvl w:ilvl="5" w:tplc="08090005" w:tentative="1">
@@ -8591,7 +8378,7 @@
         <w:ind w:left="4320" w:hanging="360"/>
       </w:pPr>
       <w:rPr>
-        <w:rFonts w:hint="default" w:ascii="Wingdings" w:hAnsi="Wingdings"/>
+        <w:rFonts w:ascii="Wingdings" w:hAnsi="Wingdings" w:hint="default"/>
       </w:rPr>
     </w:lvl>
     <w:lvl w:ilvl="6" w:tplc="08090001" w:tentative="1">
@@ -8603,7 +8390,7 @@
         <w:ind w:left="5040" w:hanging="360"/>
       </w:pPr>
       <w:rPr>
-        <w:rFonts w:hint="default" w:ascii="Symbol" w:hAnsi="Symbol"/>
+        <w:rFonts w:ascii="Symbol" w:hAnsi="Symbol" w:hint="default"/>
       </w:rPr>
     </w:lvl>
     <w:lvl w:ilvl="7" w:tplc="08090003" w:tentative="1">
@@ -8615,7 +8402,7 @@
         <w:ind w:left="5760" w:hanging="360"/>
       </w:pPr>
       <w:rPr>
-        <w:rFonts w:hint="default" w:ascii="Courier New" w:hAnsi="Courier New" w:cs="Courier New"/>
+        <w:rFonts w:ascii="Courier New" w:hAnsi="Courier New" w:cs="Courier New" w:hint="default"/>
       </w:rPr>
     </w:lvl>
     <w:lvl w:ilvl="8" w:tplc="08090005" w:tentative="1">
@@ -8627,11 +8414,11 @@
         <w:ind w:left="6480" w:hanging="360"/>
       </w:pPr>
       <w:rPr>
-        <w:rFonts w:hint="default" w:ascii="Wingdings" w:hAnsi="Wingdings"/>
+        <w:rFonts w:ascii="Wingdings" w:hAnsi="Wingdings" w:hint="default"/>
       </w:rPr>
     </w:lvl>
   </w:abstractNum>
-  <w:abstractNum w:abstractNumId="11" w15:restartNumberingAfterBreak="0">
+  <w:abstractNum w:abstractNumId="15" w15:restartNumberingAfterBreak="0">
     <w:nsid w:val="53E07672"/>
     <w:multiLevelType w:val="hybridMultilevel"/>
     <w:tmpl w:val="2D440A1A"/>
@@ -8644,7 +8431,7 @@
         <w:ind w:left="720" w:hanging="360"/>
       </w:pPr>
       <w:rPr>
-        <w:rFonts w:hint="default" w:ascii="Symbol" w:hAnsi="Symbol"/>
+        <w:rFonts w:ascii="Symbol" w:hAnsi="Symbol" w:hint="default"/>
       </w:rPr>
     </w:lvl>
     <w:lvl w:ilvl="1" w:tplc="EE34CC4E">
@@ -8656,7 +8443,7 @@
         <w:ind w:left="1440" w:hanging="360"/>
       </w:pPr>
       <w:rPr>
-        <w:rFonts w:hint="default" w:ascii="Courier New" w:hAnsi="Courier New"/>
+        <w:rFonts w:ascii="Courier New" w:hAnsi="Courier New" w:hint="default"/>
       </w:rPr>
     </w:lvl>
     <w:lvl w:ilvl="2" w:tplc="46D0F2A6">
@@ -8668,7 +8455,7 @@
         <w:ind w:left="2160" w:hanging="360"/>
       </w:pPr>
       <w:rPr>
-        <w:rFonts w:hint="default" w:ascii="Wingdings" w:hAnsi="Wingdings"/>
+        <w:rFonts w:ascii="Wingdings" w:hAnsi="Wingdings" w:hint="default"/>
       </w:rPr>
     </w:lvl>
     <w:lvl w:ilvl="3" w:tplc="801E89FC">
@@ -8680,7 +8467,7 @@
         <w:ind w:left="2880" w:hanging="360"/>
       </w:pPr>
       <w:rPr>
-        <w:rFonts w:hint="default" w:ascii="Symbol" w:hAnsi="Symbol"/>
+        <w:rFonts w:ascii="Symbol" w:hAnsi="Symbol" w:hint="default"/>
       </w:rPr>
     </w:lvl>
     <w:lvl w:ilvl="4" w:tplc="26AAC296">
@@ -8692,7 +8479,7 @@
         <w:ind w:left="3600" w:hanging="360"/>
       </w:pPr>
       <w:rPr>
-        <w:rFonts w:hint="default" w:ascii="Courier New" w:hAnsi="Courier New"/>
+        <w:rFonts w:ascii="Courier New" w:hAnsi="Courier New" w:hint="default"/>
       </w:rPr>
     </w:lvl>
     <w:lvl w:ilvl="5" w:tplc="6736D8D0">
@@ -8704,7 +8491,7 @@
         <w:ind w:left="4320" w:hanging="360"/>
       </w:pPr>
       <w:rPr>
-        <w:rFonts w:hint="default" w:ascii="Wingdings" w:hAnsi="Wingdings"/>
+        <w:rFonts w:ascii="Wingdings" w:hAnsi="Wingdings" w:hint="default"/>
       </w:rPr>
     </w:lvl>
     <w:lvl w:ilvl="6" w:tplc="3AF401D2">
@@ -8716,7 +8503,7 @@
         <w:ind w:left="5040" w:hanging="360"/>
       </w:pPr>
       <w:rPr>
-        <w:rFonts w:hint="default" w:ascii="Symbol" w:hAnsi="Symbol"/>
+        <w:rFonts w:ascii="Symbol" w:hAnsi="Symbol" w:hint="default"/>
       </w:rPr>
     </w:lvl>
     <w:lvl w:ilvl="7" w:tplc="57B2ACC8">
@@ -8728,7 +8515,7 @@
         <w:ind w:left="5760" w:hanging="360"/>
       </w:pPr>
       <w:rPr>
-        <w:rFonts w:hint="default" w:ascii="Courier New" w:hAnsi="Courier New"/>
+        <w:rFonts w:ascii="Courier New" w:hAnsi="Courier New" w:hint="default"/>
       </w:rPr>
     </w:lvl>
     <w:lvl w:ilvl="8" w:tplc="14EC22FE">
@@ -8740,11 +8527,124 @@
         <w:ind w:left="6480" w:hanging="360"/>
       </w:pPr>
       <w:rPr>
-        <w:rFonts w:hint="default" w:ascii="Wingdings" w:hAnsi="Wingdings"/>
+        <w:rFonts w:ascii="Wingdings" w:hAnsi="Wingdings" w:hint="default"/>
       </w:rPr>
     </w:lvl>
   </w:abstractNum>
-  <w:abstractNum w:abstractNumId="12" w15:restartNumberingAfterBreak="0">
+  <w:abstractNum w:abstractNumId="16" w15:restartNumberingAfterBreak="0">
+    <w:nsid w:val="6449E231"/>
+    <w:multiLevelType w:val="hybridMultilevel"/>
+    <w:tmpl w:val="7B283B28"/>
+    <w:lvl w:ilvl="0" w:tplc="C720BEF0">
+      <w:start w:val="1"/>
+      <w:numFmt w:val="bullet"/>
+      <w:lvlText w:val="-"/>
+      <w:lvlJc w:val="left"/>
+      <w:pPr>
+        <w:ind w:left="720" w:hanging="360"/>
+      </w:pPr>
+      <w:rPr>
+        <w:rFonts w:ascii="Aptos" w:hAnsi="Aptos" w:hint="default"/>
+      </w:rPr>
+    </w:lvl>
+    <w:lvl w:ilvl="1" w:tplc="A432BB22">
+      <w:start w:val="1"/>
+      <w:numFmt w:val="bullet"/>
+      <w:lvlText w:val="o"/>
+      <w:lvlJc w:val="left"/>
+      <w:pPr>
+        <w:ind w:left="1440" w:hanging="360"/>
+      </w:pPr>
+      <w:rPr>
+        <w:rFonts w:ascii="Courier New" w:hAnsi="Courier New" w:hint="default"/>
+      </w:rPr>
+    </w:lvl>
+    <w:lvl w:ilvl="2" w:tplc="A2AC4BB4">
+      <w:start w:val="1"/>
+      <w:numFmt w:val="bullet"/>
+      <w:lvlText w:val=""/>
+      <w:lvlJc w:val="left"/>
+      <w:pPr>
+        <w:ind w:left="2160" w:hanging="360"/>
+      </w:pPr>
+      <w:rPr>
+        <w:rFonts w:ascii="Wingdings" w:hAnsi="Wingdings" w:hint="default"/>
+      </w:rPr>
+    </w:lvl>
+    <w:lvl w:ilvl="3" w:tplc="C37ACCBA">
+      <w:start w:val="1"/>
+      <w:numFmt w:val="bullet"/>
+      <w:lvlText w:val=""/>
+      <w:lvlJc w:val="left"/>
+      <w:pPr>
+        <w:ind w:left="2880" w:hanging="360"/>
+      </w:pPr>
+      <w:rPr>
+        <w:rFonts w:ascii="Symbol" w:hAnsi="Symbol" w:hint="default"/>
+      </w:rPr>
+    </w:lvl>
+    <w:lvl w:ilvl="4" w:tplc="9F2282AE">
+      <w:start w:val="1"/>
+      <w:numFmt w:val="bullet"/>
+      <w:lvlText w:val="o"/>
+      <w:lvlJc w:val="left"/>
+      <w:pPr>
+        <w:ind w:left="3600" w:hanging="360"/>
+      </w:pPr>
+      <w:rPr>
+        <w:rFonts w:ascii="Courier New" w:hAnsi="Courier New" w:hint="default"/>
+      </w:rPr>
+    </w:lvl>
+    <w:lvl w:ilvl="5" w:tplc="BE682CAA">
+      <w:start w:val="1"/>
+      <w:numFmt w:val="bullet"/>
+      <w:lvlText w:val=""/>
+      <w:lvlJc w:val="left"/>
+      <w:pPr>
+        <w:ind w:left="4320" w:hanging="360"/>
+      </w:pPr>
+      <w:rPr>
+        <w:rFonts w:ascii="Wingdings" w:hAnsi="Wingdings" w:hint="default"/>
+      </w:rPr>
+    </w:lvl>
+    <w:lvl w:ilvl="6" w:tplc="D3864A62">
+      <w:start w:val="1"/>
+      <w:numFmt w:val="bullet"/>
+      <w:lvlText w:val=""/>
+      <w:lvlJc w:val="left"/>
+      <w:pPr>
+        <w:ind w:left="5040" w:hanging="360"/>
+      </w:pPr>
+      <w:rPr>
+        <w:rFonts w:ascii="Symbol" w:hAnsi="Symbol" w:hint="default"/>
+      </w:rPr>
+    </w:lvl>
+    <w:lvl w:ilvl="7" w:tplc="0A2CB1A6">
+      <w:start w:val="1"/>
+      <w:numFmt w:val="bullet"/>
+      <w:lvlText w:val="o"/>
+      <w:lvlJc w:val="left"/>
+      <w:pPr>
+        <w:ind w:left="5760" w:hanging="360"/>
+      </w:pPr>
+      <w:rPr>
+        <w:rFonts w:ascii="Courier New" w:hAnsi="Courier New" w:hint="default"/>
+      </w:rPr>
+    </w:lvl>
+    <w:lvl w:ilvl="8" w:tplc="C2E66D9E">
+      <w:start w:val="1"/>
+      <w:numFmt w:val="bullet"/>
+      <w:lvlText w:val=""/>
+      <w:lvlJc w:val="left"/>
+      <w:pPr>
+        <w:ind w:left="6480" w:hanging="360"/>
+      </w:pPr>
+      <w:rPr>
+        <w:rFonts w:ascii="Wingdings" w:hAnsi="Wingdings" w:hint="default"/>
+      </w:rPr>
+    </w:lvl>
+  </w:abstractNum>
+  <w:abstractNum w:abstractNumId="17" w15:restartNumberingAfterBreak="0">
     <w:nsid w:val="6A7D1119"/>
     <w:multiLevelType w:val="hybridMultilevel"/>
     <w:tmpl w:val="0D20F344"/>
@@ -8757,7 +8657,7 @@
         <w:ind w:left="1800" w:hanging="360"/>
       </w:pPr>
       <w:rPr>
-        <w:rFonts w:hint="default" w:ascii="Wingdings" w:hAnsi="Wingdings"/>
+        <w:rFonts w:ascii="Wingdings" w:hAnsi="Wingdings" w:hint="default"/>
       </w:rPr>
     </w:lvl>
     <w:lvl w:ilvl="1" w:tplc="08090003" w:tentative="1">
@@ -8769,7 +8669,7 @@
         <w:ind w:left="2160" w:hanging="360"/>
       </w:pPr>
       <w:rPr>
-        <w:rFonts w:hint="default" w:ascii="Courier New" w:hAnsi="Courier New" w:cs="Courier New"/>
+        <w:rFonts w:ascii="Courier New" w:hAnsi="Courier New" w:cs="Courier New" w:hint="default"/>
       </w:rPr>
     </w:lvl>
     <w:lvl w:ilvl="2" w:tplc="08090005" w:tentative="1">
@@ -8781,7 +8681,7 @@
         <w:ind w:left="2880" w:hanging="360"/>
       </w:pPr>
       <w:rPr>
-        <w:rFonts w:hint="default" w:ascii="Wingdings" w:hAnsi="Wingdings"/>
+        <w:rFonts w:ascii="Wingdings" w:hAnsi="Wingdings" w:hint="default"/>
       </w:rPr>
     </w:lvl>
     <w:lvl w:ilvl="3" w:tplc="08090001" w:tentative="1">
@@ -8793,7 +8693,7 @@
         <w:ind w:left="3600" w:hanging="360"/>
       </w:pPr>
       <w:rPr>
-        <w:rFonts w:hint="default" w:ascii="Symbol" w:hAnsi="Symbol"/>
+        <w:rFonts w:ascii="Symbol" w:hAnsi="Symbol" w:hint="default"/>
       </w:rPr>
     </w:lvl>
     <w:lvl w:ilvl="4" w:tplc="08090003" w:tentative="1">
@@ -8805,7 +8705,7 @@
         <w:ind w:left="4320" w:hanging="360"/>
       </w:pPr>
       <w:rPr>
-        <w:rFonts w:hint="default" w:ascii="Courier New" w:hAnsi="Courier New" w:cs="Courier New"/>
+        <w:rFonts w:ascii="Courier New" w:hAnsi="Courier New" w:cs="Courier New" w:hint="default"/>
       </w:rPr>
     </w:lvl>
     <w:lvl w:ilvl="5" w:tplc="08090005" w:tentative="1">
@@ -8817,7 +8717,7 @@
         <w:ind w:left="5040" w:hanging="360"/>
       </w:pPr>
       <w:rPr>
-        <w:rFonts w:hint="default" w:ascii="Wingdings" w:hAnsi="Wingdings"/>
+        <w:rFonts w:ascii="Wingdings" w:hAnsi="Wingdings" w:hint="default"/>
       </w:rPr>
     </w:lvl>
     <w:lvl w:ilvl="6" w:tplc="08090001" w:tentative="1">
@@ -8829,7 +8729,7 @@
         <w:ind w:left="5760" w:hanging="360"/>
       </w:pPr>
       <w:rPr>
-        <w:rFonts w:hint="default" w:ascii="Symbol" w:hAnsi="Symbol"/>
+        <w:rFonts w:ascii="Symbol" w:hAnsi="Symbol" w:hint="default"/>
       </w:rPr>
     </w:lvl>
     <w:lvl w:ilvl="7" w:tplc="08090003" w:tentative="1">
@@ -8841,7 +8741,7 @@
         <w:ind w:left="6480" w:hanging="360"/>
       </w:pPr>
       <w:rPr>
-        <w:rFonts w:hint="default" w:ascii="Courier New" w:hAnsi="Courier New" w:cs="Courier New"/>
+        <w:rFonts w:ascii="Courier New" w:hAnsi="Courier New" w:cs="Courier New" w:hint="default"/>
       </w:rPr>
     </w:lvl>
     <w:lvl w:ilvl="8" w:tplc="08090005" w:tentative="1">
@@ -8853,11 +8753,11 @@
         <w:ind w:left="7200" w:hanging="360"/>
       </w:pPr>
       <w:rPr>
-        <w:rFonts w:hint="default" w:ascii="Wingdings" w:hAnsi="Wingdings"/>
+        <w:rFonts w:ascii="Wingdings" w:hAnsi="Wingdings" w:hint="default"/>
       </w:rPr>
     </w:lvl>
   </w:abstractNum>
-  <w:abstractNum w:abstractNumId="13" w15:restartNumberingAfterBreak="0">
+  <w:abstractNum w:abstractNumId="18" w15:restartNumberingAfterBreak="0">
     <w:nsid w:val="729764FE"/>
     <w:multiLevelType w:val="hybridMultilevel"/>
     <w:tmpl w:val="3D5EA56A"/>
@@ -8870,7 +8770,7 @@
         <w:ind w:left="720" w:hanging="360"/>
       </w:pPr>
       <w:rPr>
-        <w:rFonts w:hint="default" w:ascii="Symbol" w:hAnsi="Symbol"/>
+        <w:rFonts w:ascii="Symbol" w:hAnsi="Symbol" w:hint="default"/>
       </w:rPr>
     </w:lvl>
     <w:lvl w:ilvl="1" w:tplc="08090003" w:tentative="1">
@@ -8882,7 +8782,7 @@
         <w:ind w:left="1440" w:hanging="360"/>
       </w:pPr>
       <w:rPr>
-        <w:rFonts w:hint="default" w:ascii="Courier New" w:hAnsi="Courier New" w:cs="Courier New"/>
+        <w:rFonts w:ascii="Courier New" w:hAnsi="Courier New" w:cs="Courier New" w:hint="default"/>
       </w:rPr>
     </w:lvl>
     <w:lvl w:ilvl="2" w:tplc="08090005" w:tentative="1">
@@ -8894,7 +8794,7 @@
         <w:ind w:left="2160" w:hanging="360"/>
       </w:pPr>
       <w:rPr>
-        <w:rFonts w:hint="default" w:ascii="Wingdings" w:hAnsi="Wingdings"/>
+        <w:rFonts w:ascii="Wingdings" w:hAnsi="Wingdings" w:hint="default"/>
       </w:rPr>
     </w:lvl>
     <w:lvl w:ilvl="3" w:tplc="08090001" w:tentative="1">
@@ -8906,7 +8806,7 @@
         <w:ind w:left="2880" w:hanging="360"/>
       </w:pPr>
       <w:rPr>
-        <w:rFonts w:hint="default" w:ascii="Symbol" w:hAnsi="Symbol"/>
+        <w:rFonts w:ascii="Symbol" w:hAnsi="Symbol" w:hint="default"/>
       </w:rPr>
     </w:lvl>
     <w:lvl w:ilvl="4" w:tplc="08090003" w:tentative="1">
@@ -8918,7 +8818,7 @@
         <w:ind w:left="3600" w:hanging="360"/>
       </w:pPr>
       <w:rPr>
-        <w:rFonts w:hint="default" w:ascii="Courier New" w:hAnsi="Courier New" w:cs="Courier New"/>
+        <w:rFonts w:ascii="Courier New" w:hAnsi="Courier New" w:cs="Courier New" w:hint="default"/>
       </w:rPr>
     </w:lvl>
     <w:lvl w:ilvl="5" w:tplc="08090005" w:tentative="1">
@@ -8930,7 +8830,7 @@
         <w:ind w:left="4320" w:hanging="360"/>
       </w:pPr>
       <w:rPr>
-        <w:rFonts w:hint="default" w:ascii="Wingdings" w:hAnsi="Wingdings"/>
+        <w:rFonts w:ascii="Wingdings" w:hAnsi="Wingdings" w:hint="default"/>
       </w:rPr>
     </w:lvl>
     <w:lvl w:ilvl="6" w:tplc="08090001" w:tentative="1">
@@ -8942,7 +8842,7 @@
         <w:ind w:left="5040" w:hanging="360"/>
       </w:pPr>
       <w:rPr>
-        <w:rFonts w:hint="default" w:ascii="Symbol" w:hAnsi="Symbol"/>
+        <w:rFonts w:ascii="Symbol" w:hAnsi="Symbol" w:hint="default"/>
       </w:rPr>
     </w:lvl>
     <w:lvl w:ilvl="7" w:tplc="08090003" w:tentative="1">
@@ -8954,7 +8854,7 @@
         <w:ind w:left="5760" w:hanging="360"/>
       </w:pPr>
       <w:rPr>
-        <w:rFonts w:hint="default" w:ascii="Courier New" w:hAnsi="Courier New" w:cs="Courier New"/>
+        <w:rFonts w:ascii="Courier New" w:hAnsi="Courier New" w:cs="Courier New" w:hint="default"/>
       </w:rPr>
     </w:lvl>
     <w:lvl w:ilvl="8" w:tplc="08090005" w:tentative="1">
@@ -8966,11 +8866,11 @@
         <w:ind w:left="6480" w:hanging="360"/>
       </w:pPr>
       <w:rPr>
-        <w:rFonts w:hint="default" w:ascii="Wingdings" w:hAnsi="Wingdings"/>
+        <w:rFonts w:ascii="Wingdings" w:hAnsi="Wingdings" w:hint="default"/>
       </w:rPr>
     </w:lvl>
   </w:abstractNum>
-  <w:abstractNum w:abstractNumId="14" w15:restartNumberingAfterBreak="0">
+  <w:abstractNum w:abstractNumId="19" w15:restartNumberingAfterBreak="0">
     <w:nsid w:val="76393CEB"/>
     <w:multiLevelType w:val="hybridMultilevel"/>
     <w:tmpl w:val="9680411E"/>
@@ -8983,7 +8883,7 @@
         <w:ind w:left="720" w:hanging="360"/>
       </w:pPr>
       <w:rPr>
-        <w:rFonts w:hint="default" w:ascii="Symbol" w:hAnsi="Symbol"/>
+        <w:rFonts w:ascii="Symbol" w:hAnsi="Symbol" w:hint="default"/>
       </w:rPr>
     </w:lvl>
     <w:lvl w:ilvl="1" w:tplc="08090003" w:tentative="1">
@@ -8995,7 +8895,7 @@
         <w:ind w:left="1440" w:hanging="360"/>
       </w:pPr>
       <w:rPr>
-        <w:rFonts w:hint="default" w:ascii="Courier New" w:hAnsi="Courier New" w:cs="Courier New"/>
+        <w:rFonts w:ascii="Courier New" w:hAnsi="Courier New" w:cs="Courier New" w:hint="default"/>
       </w:rPr>
     </w:lvl>
     <w:lvl w:ilvl="2" w:tplc="08090005" w:tentative="1">
@@ -9007,7 +8907,7 @@
         <w:ind w:left="2160" w:hanging="360"/>
       </w:pPr>
       <w:rPr>
-        <w:rFonts w:hint="default" w:ascii="Wingdings" w:hAnsi="Wingdings"/>
+        <w:rFonts w:ascii="Wingdings" w:hAnsi="Wingdings" w:hint="default"/>
       </w:rPr>
     </w:lvl>
     <w:lvl w:ilvl="3" w:tplc="08090001" w:tentative="1">
@@ -9019,7 +8919,7 @@
         <w:ind w:left="2880" w:hanging="360"/>
       </w:pPr>
       <w:rPr>
-        <w:rFonts w:hint="default" w:ascii="Symbol" w:hAnsi="Symbol"/>
+        <w:rFonts w:ascii="Symbol" w:hAnsi="Symbol" w:hint="default"/>
       </w:rPr>
     </w:lvl>
     <w:lvl w:ilvl="4" w:tplc="08090003" w:tentative="1">
@@ -9031,7 +8931,7 @@
         <w:ind w:left="3600" w:hanging="360"/>
       </w:pPr>
       <w:rPr>
-        <w:rFonts w:hint="default" w:ascii="Courier New" w:hAnsi="Courier New" w:cs="Courier New"/>
+        <w:rFonts w:ascii="Courier New" w:hAnsi="Courier New" w:cs="Courier New" w:hint="default"/>
       </w:rPr>
     </w:lvl>
     <w:lvl w:ilvl="5" w:tplc="08090005" w:tentative="1">
@@ -9043,7 +8943,7 @@
         <w:ind w:left="4320" w:hanging="360"/>
       </w:pPr>
       <w:rPr>
-        <w:rFonts w:hint="default" w:ascii="Wingdings" w:hAnsi="Wingdings"/>
+        <w:rFonts w:ascii="Wingdings" w:hAnsi="Wingdings" w:hint="default"/>
       </w:rPr>
     </w:lvl>
     <w:lvl w:ilvl="6" w:tplc="08090001" w:tentative="1">
@@ -9055,7 +8955,7 @@
         <w:ind w:left="5040" w:hanging="360"/>
       </w:pPr>
       <w:rPr>
-        <w:rFonts w:hint="default" w:ascii="Symbol" w:hAnsi="Symbol"/>
+        <w:rFonts w:ascii="Symbol" w:hAnsi="Symbol" w:hint="default"/>
       </w:rPr>
     </w:lvl>
     <w:lvl w:ilvl="7" w:tplc="08090003" w:tentative="1">
@@ -9067,7 +8967,7 @@
         <w:ind w:left="5760" w:hanging="360"/>
       </w:pPr>
       <w:rPr>
-        <w:rFonts w:hint="default" w:ascii="Courier New" w:hAnsi="Courier New" w:cs="Courier New"/>
+        <w:rFonts w:ascii="Courier New" w:hAnsi="Courier New" w:cs="Courier New" w:hint="default"/>
       </w:rPr>
     </w:lvl>
     <w:lvl w:ilvl="8" w:tplc="08090005" w:tentative="1">
@@ -9079,11 +8979,11 @@
         <w:ind w:left="6480" w:hanging="360"/>
       </w:pPr>
       <w:rPr>
-        <w:rFonts w:hint="default" w:ascii="Wingdings" w:hAnsi="Wingdings"/>
+        <w:rFonts w:ascii="Wingdings" w:hAnsi="Wingdings" w:hint="default"/>
       </w:rPr>
     </w:lvl>
   </w:abstractNum>
-  <w:abstractNum w:abstractNumId="15" w15:restartNumberingAfterBreak="0">
+  <w:abstractNum w:abstractNumId="20" w15:restartNumberingAfterBreak="0">
     <w:nsid w:val="76C70DA3"/>
     <w:multiLevelType w:val="hybridMultilevel"/>
     <w:tmpl w:val="C4D80C18"/>
@@ -9096,7 +8996,7 @@
         <w:ind w:left="720" w:hanging="360"/>
       </w:pPr>
       <w:rPr>
-        <w:rFonts w:hint="default" w:ascii="Wingdings" w:hAnsi="Wingdings"/>
+        <w:rFonts w:ascii="Wingdings" w:hAnsi="Wingdings" w:hint="default"/>
       </w:rPr>
     </w:lvl>
     <w:lvl w:ilvl="1" w:tplc="08090003" w:tentative="1">
@@ -9108,7 +9008,7 @@
         <w:ind w:left="1440" w:hanging="360"/>
       </w:pPr>
       <w:rPr>
-        <w:rFonts w:hint="default" w:ascii="Courier New" w:hAnsi="Courier New" w:cs="Courier New"/>
+        <w:rFonts w:ascii="Courier New" w:hAnsi="Courier New" w:cs="Courier New" w:hint="default"/>
       </w:rPr>
     </w:lvl>
     <w:lvl w:ilvl="2" w:tplc="08090005" w:tentative="1">
@@ -9120,7 +9020,7 @@
         <w:ind w:left="2160" w:hanging="360"/>
       </w:pPr>
       <w:rPr>
-        <w:rFonts w:hint="default" w:ascii="Wingdings" w:hAnsi="Wingdings"/>
+        <w:rFonts w:ascii="Wingdings" w:hAnsi="Wingdings" w:hint="default"/>
       </w:rPr>
     </w:lvl>
     <w:lvl w:ilvl="3" w:tplc="08090001" w:tentative="1">
@@ -9132,7 +9032,7 @@
         <w:ind w:left="2880" w:hanging="360"/>
       </w:pPr>
       <w:rPr>
-        <w:rFonts w:hint="default" w:ascii="Symbol" w:hAnsi="Symbol"/>
+        <w:rFonts w:ascii="Symbol" w:hAnsi="Symbol" w:hint="default"/>
       </w:rPr>
     </w:lvl>
     <w:lvl w:ilvl="4" w:tplc="08090003" w:tentative="1">
@@ -9144,7 +9044,7 @@
         <w:ind w:left="3600" w:hanging="360"/>
       </w:pPr>
       <w:rPr>
-        <w:rFonts w:hint="default" w:ascii="Courier New" w:hAnsi="Courier New" w:cs="Courier New"/>
+        <w:rFonts w:ascii="Courier New" w:hAnsi="Courier New" w:cs="Courier New" w:hint="default"/>
       </w:rPr>
     </w:lvl>
     <w:lvl w:ilvl="5" w:tplc="08090005" w:tentative="1">
@@ -9156,7 +9056,7 @@
         <w:ind w:left="4320" w:hanging="360"/>
       </w:pPr>
       <w:rPr>
-        <w:rFonts w:hint="default" w:ascii="Wingdings" w:hAnsi="Wingdings"/>
+        <w:rFonts w:ascii="Wingdings" w:hAnsi="Wingdings" w:hint="default"/>
       </w:rPr>
     </w:lvl>
     <w:lvl w:ilvl="6" w:tplc="08090001" w:tentative="1">
@@ -9168,7 +9068,7 @@
         <w:ind w:left="5040" w:hanging="360"/>
       </w:pPr>
       <w:rPr>
-        <w:rFonts w:hint="default" w:ascii="Symbol" w:hAnsi="Symbol"/>
+        <w:rFonts w:ascii="Symbol" w:hAnsi="Symbol" w:hint="default"/>
       </w:rPr>
     </w:lvl>
     <w:lvl w:ilvl="7" w:tplc="08090003" w:tentative="1">
@@ -9180,7 +9080,7 @@
         <w:ind w:left="5760" w:hanging="360"/>
       </w:pPr>
       <w:rPr>
-        <w:rFonts w:hint="default" w:ascii="Courier New" w:hAnsi="Courier New" w:cs="Courier New"/>
+        <w:rFonts w:ascii="Courier New" w:hAnsi="Courier New" w:cs="Courier New" w:hint="default"/>
       </w:rPr>
     </w:lvl>
     <w:lvl w:ilvl="8" w:tplc="08090005" w:tentative="1">
@@ -9192,11 +9092,11 @@
         <w:ind w:left="6480" w:hanging="360"/>
       </w:pPr>
       <w:rPr>
-        <w:rFonts w:hint="default" w:ascii="Wingdings" w:hAnsi="Wingdings"/>
+        <w:rFonts w:ascii="Wingdings" w:hAnsi="Wingdings" w:hint="default"/>
       </w:rPr>
     </w:lvl>
   </w:abstractNum>
-  <w:abstractNum w:abstractNumId="16" w15:restartNumberingAfterBreak="0">
+  <w:abstractNum w:abstractNumId="21" w15:restartNumberingAfterBreak="0">
     <w:nsid w:val="7DB96BB5"/>
     <w:multiLevelType w:val="hybridMultilevel"/>
     <w:tmpl w:val="8D7C3990"/>
@@ -9285,71 +9185,71 @@
       </w:pPr>
     </w:lvl>
   </w:abstractNum>
-  <w:num w:numId="22">
+  <w:num w:numId="1" w16cid:durableId="1015576470">
+    <w:abstractNumId w:val="2"/>
+  </w:num>
+  <w:num w:numId="2" w16cid:durableId="1796293766">
+    <w:abstractNumId w:val="6"/>
+  </w:num>
+  <w:num w:numId="3" w16cid:durableId="562571371">
+    <w:abstractNumId w:val="13"/>
+  </w:num>
+  <w:num w:numId="4" w16cid:durableId="350690930">
+    <w:abstractNumId w:val="0"/>
+  </w:num>
+  <w:num w:numId="5" w16cid:durableId="1655721704">
+    <w:abstractNumId w:val="16"/>
+  </w:num>
+  <w:num w:numId="6" w16cid:durableId="649986817">
+    <w:abstractNumId w:val="15"/>
+  </w:num>
+  <w:num w:numId="7" w16cid:durableId="58672649">
+    <w:abstractNumId w:val="4"/>
+  </w:num>
+  <w:num w:numId="8" w16cid:durableId="1886521149">
+    <w:abstractNumId w:val="10"/>
+  </w:num>
+  <w:num w:numId="9" w16cid:durableId="1032615256">
+    <w:abstractNumId w:val="5"/>
+  </w:num>
+  <w:num w:numId="10" w16cid:durableId="39600556">
+    <w:abstractNumId w:val="20"/>
+  </w:num>
+  <w:num w:numId="11" w16cid:durableId="1736969365">
+    <w:abstractNumId w:val="8"/>
+  </w:num>
+  <w:num w:numId="12" w16cid:durableId="808132955">
+    <w:abstractNumId w:val="11"/>
+  </w:num>
+  <w:num w:numId="13" w16cid:durableId="573320686">
     <w:abstractNumId w:val="21"/>
   </w:num>
-  <w:num w:numId="21">
-    <w:abstractNumId w:val="20"/>
+  <w:num w:numId="14" w16cid:durableId="704211098">
+    <w:abstractNumId w:val="9"/>
   </w:num>
-  <w:num w:numId="20">
+  <w:num w:numId="15" w16cid:durableId="1441947909">
+    <w:abstractNumId w:val="14"/>
+  </w:num>
+  <w:num w:numId="16" w16cid:durableId="1602031957">
+    <w:abstractNumId w:val="3"/>
+  </w:num>
+  <w:num w:numId="17" w16cid:durableId="700471344">
     <w:abstractNumId w:val="19"/>
   </w:num>
-  <w:num w:numId="19">
+  <w:num w:numId="18" w16cid:durableId="669260327">
     <w:abstractNumId w:val="18"/>
   </w:num>
-  <w:num w:numId="18">
-    <w:abstractNumId w:val="17"/>
-  </w:num>
-  <w:num w:numId="1" w16cid:durableId="649986817">
-    <w:abstractNumId w:val="11"/>
-  </w:num>
-  <w:num w:numId="2" w16cid:durableId="58672649">
-    <w:abstractNumId w:val="2"/>
-  </w:num>
-  <w:num w:numId="3" w16cid:durableId="1886521149">
+  <w:num w:numId="19" w16cid:durableId="118381722">
     <w:abstractNumId w:val="7"/>
   </w:num>
-  <w:num w:numId="4" w16cid:durableId="1032615256">
-    <w:abstractNumId w:val="3"/>
-  </w:num>
-  <w:num w:numId="5" w16cid:durableId="39600556">
-    <w:abstractNumId w:val="15"/>
-  </w:num>
-  <w:num w:numId="6" w16cid:durableId="1736969365">
-    <w:abstractNumId w:val="5"/>
-  </w:num>
-  <w:num w:numId="7" w16cid:durableId="808132955">
-    <w:abstractNumId w:val="8"/>
-  </w:num>
-  <w:num w:numId="8" w16cid:durableId="573320686">
-    <w:abstractNumId w:val="16"/>
-  </w:num>
-  <w:num w:numId="9" w16cid:durableId="704211098">
-    <w:abstractNumId w:val="6"/>
-  </w:num>
-  <w:num w:numId="10" w16cid:durableId="1441947909">
-    <w:abstractNumId w:val="10"/>
-  </w:num>
-  <w:num w:numId="11" w16cid:durableId="1602031957">
+  <w:num w:numId="20" w16cid:durableId="1508210053">
     <w:abstractNumId w:val="1"/>
   </w:num>
-  <w:num w:numId="12" w16cid:durableId="700471344">
-    <w:abstractNumId w:val="14"/>
+  <w:num w:numId="21" w16cid:durableId="2006662647">
+    <w:abstractNumId w:val="12"/>
   </w:num>
-  <w:num w:numId="13" w16cid:durableId="669260327">
-    <w:abstractNumId w:val="13"/>
-  </w:num>
-  <w:num w:numId="14" w16cid:durableId="118381722">
-    <w:abstractNumId w:val="4"/>
-  </w:num>
-  <w:num w:numId="15" w16cid:durableId="1508210053">
-    <w:abstractNumId w:val="0"/>
-  </w:num>
-  <w:num w:numId="16" w16cid:durableId="2006662647">
-    <w:abstractNumId w:val="9"/>
-  </w:num>
-  <w:num w:numId="17" w16cid:durableId="702023829">
-    <w:abstractNumId w:val="12"/>
+  <w:num w:numId="22" w16cid:durableId="702023829">
+    <w:abstractNumId w:val="17"/>
   </w:num>
 </w:numbering>
 </file>
@@ -9359,7 +9259,7 @@
   <w:docDefaults>
     <w:rPrDefault>
       <w:rPr>
-        <w:rFonts w:asciiTheme="minorHAnsi" w:hAnsiTheme="minorHAnsi" w:eastAsiaTheme="minorHAnsi" w:cstheme="minorBidi"/>
+        <w:rFonts w:asciiTheme="minorHAnsi" w:eastAsiaTheme="minorHAnsi" w:hAnsiTheme="minorHAnsi" w:cstheme="minorBidi"/>
         <w:kern w:val="2"/>
         <w:sz w:val="22"/>
         <w:szCs w:val="22"/>
@@ -9376,14 +9276,14 @@
   <w:latentStyles w:defLockedState="0" w:defUIPriority="99" w:defSemiHidden="0" w:defUnhideWhenUsed="0" w:defQFormat="0" w:count="376">
     <w:lsdException w:name="Normal" w:uiPriority="0" w:qFormat="1"/>
     <w:lsdException w:name="heading 1" w:uiPriority="9" w:qFormat="1"/>
-    <w:lsdException w:name="heading 2" w:uiPriority="9" w:semiHidden="1" w:unhideWhenUsed="1" w:qFormat="1"/>
-    <w:lsdException w:name="heading 3" w:uiPriority="9" w:semiHidden="1" w:unhideWhenUsed="1" w:qFormat="1"/>
-    <w:lsdException w:name="heading 4" w:uiPriority="9" w:semiHidden="1" w:unhideWhenUsed="1" w:qFormat="1"/>
-    <w:lsdException w:name="heading 5" w:uiPriority="9" w:semiHidden="1" w:unhideWhenUsed="1" w:qFormat="1"/>
-    <w:lsdException w:name="heading 6" w:uiPriority="9" w:semiHidden="1" w:unhideWhenUsed="1" w:qFormat="1"/>
-    <w:lsdException w:name="heading 7" w:uiPriority="9" w:semiHidden="1" w:unhideWhenUsed="1" w:qFormat="1"/>
-    <w:lsdException w:name="heading 8" w:uiPriority="9" w:semiHidden="1" w:unhideWhenUsed="1" w:qFormat="1"/>
-    <w:lsdException w:name="heading 9" w:uiPriority="9" w:semiHidden="1" w:unhideWhenUsed="1" w:qFormat="1"/>
+    <w:lsdException w:name="heading 2" w:semiHidden="1" w:uiPriority="9" w:unhideWhenUsed="1" w:qFormat="1"/>
+    <w:lsdException w:name="heading 3" w:semiHidden="1" w:uiPriority="9" w:unhideWhenUsed="1" w:qFormat="1"/>
+    <w:lsdException w:name="heading 4" w:semiHidden="1" w:uiPriority="9" w:unhideWhenUsed="1" w:qFormat="1"/>
+    <w:lsdException w:name="heading 5" w:semiHidden="1" w:uiPriority="9" w:unhideWhenUsed="1" w:qFormat="1"/>
+    <w:lsdException w:name="heading 6" w:semiHidden="1" w:uiPriority="9" w:unhideWhenUsed="1" w:qFormat="1"/>
+    <w:lsdException w:name="heading 7" w:semiHidden="1" w:uiPriority="9" w:unhideWhenUsed="1" w:qFormat="1"/>
+    <w:lsdException w:name="heading 8" w:semiHidden="1" w:uiPriority="9" w:unhideWhenUsed="1" w:qFormat="1"/>
+    <w:lsdException w:name="heading 9" w:semiHidden="1" w:uiPriority="9" w:unhideWhenUsed="1" w:qFormat="1"/>
     <w:lsdException w:name="index 1" w:semiHidden="1" w:unhideWhenUsed="1"/>
     <w:lsdException w:name="index 2" w:semiHidden="1" w:unhideWhenUsed="1"/>
     <w:lsdException w:name="index 3" w:semiHidden="1" w:unhideWhenUsed="1"/>
@@ -9393,29 +9293,29 @@
     <w:lsdException w:name="index 7" w:semiHidden="1" w:unhideWhenUsed="1"/>
     <w:lsdException w:name="index 8" w:semiHidden="1" w:unhideWhenUsed="1"/>
     <w:lsdException w:name="index 9" w:semiHidden="1" w:unhideWhenUsed="1"/>
-    <w:lsdException w:name="toc 1" w:uiPriority="39" w:semiHidden="1" w:unhideWhenUsed="1"/>
-    <w:lsdException w:name="toc 2" w:uiPriority="39" w:semiHidden="1" w:unhideWhenUsed="1"/>
-    <w:lsdException w:name="toc 3" w:uiPriority="39" w:semiHidden="1" w:unhideWhenUsed="1"/>
-    <w:lsdException w:name="toc 4" w:uiPriority="39" w:semiHidden="1" w:unhideWhenUsed="1"/>
-    <w:lsdException w:name="toc 5" w:uiPriority="39" w:semiHidden="1" w:unhideWhenUsed="1"/>
-    <w:lsdException w:name="toc 6" w:uiPriority="39" w:semiHidden="1" w:unhideWhenUsed="1"/>
-    <w:lsdException w:name="toc 7" w:uiPriority="39" w:semiHidden="1" w:unhideWhenUsed="1"/>
-    <w:lsdException w:name="toc 8" w:uiPriority="39" w:semiHidden="1" w:unhideWhenUsed="1"/>
-    <w:lsdException w:name="toc 9" w:uiPriority="39" w:semiHidden="1" w:unhideWhenUsed="1"/>
+    <w:lsdException w:name="toc 1" w:semiHidden="1" w:uiPriority="39" w:unhideWhenUsed="1"/>
+    <w:lsdException w:name="toc 2" w:semiHidden="1" w:uiPriority="39" w:unhideWhenUsed="1"/>
+    <w:lsdException w:name="toc 3" w:semiHidden="1" w:uiPriority="39" w:unhideWhenUsed="1"/>
+    <w:lsdException w:name="toc 4" w:semiHidden="1" w:uiPriority="39" w:unhideWhenUsed="1"/>
+    <w:lsdException w:name="toc 5" w:semiHidden="1" w:uiPriority="39" w:unhideWhenUsed="1"/>
+    <w:lsdException w:name="toc 6" w:semiHidden="1" w:uiPriority="39" w:unhideWhenUsed="1"/>
+    <w:lsdException w:name="toc 7" w:semiHidden="1" w:uiPriority="39" w:unhideWhenUsed="1"/>
+    <w:lsdException w:name="toc 8" w:semiHidden="1" w:uiPriority="39" w:unhideWhenUsed="1"/>
+    <w:lsdException w:name="toc 9" w:semiHidden="1" w:uiPriority="39" w:unhideWhenUsed="1"/>
     <w:lsdException w:name="Normal Indent" w:semiHidden="1" w:unhideWhenUsed="1"/>
     <w:lsdException w:name="footnote text" w:semiHidden="1" w:unhideWhenUsed="1"/>
     <w:lsdException w:name="annotation text" w:semiHidden="1" w:unhideWhenUsed="1"/>
     <w:lsdException w:name="header" w:semiHidden="1" w:unhideWhenUsed="1"/>
-    <w:lsdException w:name="footer" w:uiPriority="0" w:semiHidden="1" w:unhideWhenUsed="1"/>
+    <w:lsdException w:name="footer" w:semiHidden="1" w:uiPriority="0" w:unhideWhenUsed="1"/>
     <w:lsdException w:name="index heading" w:semiHidden="1" w:unhideWhenUsed="1"/>
-    <w:lsdException w:name="caption" w:uiPriority="35" w:semiHidden="1" w:unhideWhenUsed="1" w:qFormat="1"/>
+    <w:lsdException w:name="caption" w:semiHidden="1" w:uiPriority="35" w:unhideWhenUsed="1" w:qFormat="1"/>
     <w:lsdException w:name="table of figures" w:semiHidden="1" w:unhideWhenUsed="1"/>
     <w:lsdException w:name="envelope address" w:semiHidden="1" w:unhideWhenUsed="1"/>
     <w:lsdException w:name="envelope return" w:semiHidden="1" w:unhideWhenUsed="1"/>
     <w:lsdException w:name="footnote reference" w:semiHidden="1" w:unhideWhenUsed="1"/>
     <w:lsdException w:name="annotation reference" w:semiHidden="1" w:unhideWhenUsed="1"/>
     <w:lsdException w:name="line number" w:semiHidden="1" w:unhideWhenUsed="1"/>
-    <w:lsdException w:name="page number" w:uiPriority="0" w:semiHidden="1" w:unhideWhenUsed="1"/>
+    <w:lsdException w:name="page number" w:semiHidden="1" w:uiPriority="0" w:unhideWhenUsed="1"/>
     <w:lsdException w:name="endnote reference" w:semiHidden="1" w:unhideWhenUsed="1"/>
     <w:lsdException w:name="endnote text" w:semiHidden="1" w:unhideWhenUsed="1"/>
     <w:lsdException w:name="table of authorities" w:semiHidden="1" w:unhideWhenUsed="1"/>
@@ -9439,7 +9339,7 @@
     <w:lsdException w:name="Title" w:uiPriority="10" w:qFormat="1"/>
     <w:lsdException w:name="Closing" w:semiHidden="1" w:unhideWhenUsed="1"/>
     <w:lsdException w:name="Signature" w:semiHidden="1" w:unhideWhenUsed="1"/>
-    <w:lsdException w:name="Default Paragraph Font" w:uiPriority="1" w:semiHidden="1" w:unhideWhenUsed="1"/>
+    <w:lsdException w:name="Default Paragraph Font" w:semiHidden="1" w:uiPriority="1" w:unhideWhenUsed="1"/>
     <w:lsdException w:name="Body Text" w:semiHidden="1" w:unhideWhenUsed="1"/>
     <w:lsdException w:name="Body Text Indent" w:semiHidden="1" w:unhideWhenUsed="1"/>
     <w:lsdException w:name="List Continue" w:semiHidden="1" w:unhideWhenUsed="1"/>
@@ -9639,8 +9539,8 @@
     <w:lsdException w:name="Subtle Reference" w:uiPriority="31" w:qFormat="1"/>
     <w:lsdException w:name="Intense Reference" w:uiPriority="32" w:qFormat="1"/>
     <w:lsdException w:name="Book Title" w:uiPriority="33" w:qFormat="1"/>
-    <w:lsdException w:name="Bibliography" w:uiPriority="37" w:semiHidden="1" w:unhideWhenUsed="1"/>
-    <w:lsdException w:name="TOC Heading" w:uiPriority="39" w:semiHidden="1" w:unhideWhenUsed="1" w:qFormat="1"/>
+    <w:lsdException w:name="Bibliography" w:semiHidden="1" w:uiPriority="37" w:unhideWhenUsed="1"/>
+    <w:lsdException w:name="TOC Heading" w:semiHidden="1" w:uiPriority="39" w:unhideWhenUsed="1" w:qFormat="1"/>
     <w:lsdException w:name="Plain Table 1" w:uiPriority="41"/>
     <w:lsdException w:name="Plain Table 2" w:uiPriority="42"/>
     <w:lsdException w:name="Plain Table 3" w:uiPriority="43"/>
@@ -9751,7 +9651,7 @@
     <w:lsdException w:name="Unresolved Mention" w:semiHidden="1" w:unhideWhenUsed="1"/>
     <w:lsdException w:name="Smart Link" w:semiHidden="1" w:unhideWhenUsed="1"/>
   </w:latentStyles>
-  <w:style w:type="paragraph" w:styleId="Normal" w:default="1">
+  <w:style w:type="paragraph" w:default="1" w:styleId="Normal">
     <w:name w:val="Normal"/>
     <w:aliases w:val="Activity"/>
     <w:qFormat/>
@@ -9760,7 +9660,7 @@
       <w:spacing w:after="0" w:line="240" w:lineRule="auto"/>
     </w:pPr>
     <w:rPr>
-      <w:rFonts w:ascii="Segoe UI" w:hAnsi="Segoe UI" w:eastAsia="Times New Roman" w:cs="Times New Roman"/>
+      <w:rFonts w:ascii="Segoe UI" w:eastAsia="Times New Roman" w:hAnsi="Segoe UI" w:cs="Times New Roman"/>
       <w:kern w:val="0"/>
       <w:sz w:val="24"/>
       <w:szCs w:val="24"/>
@@ -9783,7 +9683,7 @@
       <w:outlineLvl w:val="0"/>
     </w:pPr>
     <w:rPr>
-      <w:rFonts w:asciiTheme="majorHAnsi" w:hAnsiTheme="majorHAnsi" w:eastAsiaTheme="majorEastAsia" w:cstheme="majorBidi"/>
+      <w:rFonts w:asciiTheme="majorHAnsi" w:eastAsiaTheme="majorEastAsia" w:hAnsiTheme="majorHAnsi" w:cstheme="majorBidi"/>
       <w:color w:val="2F5496" w:themeColor="accent1" w:themeShade="BF"/>
       <w:sz w:val="32"/>
       <w:szCs w:val="32"/>
@@ -9831,13 +9731,13 @@
       <w:color w:val="2F5496" w:themeColor="accent1" w:themeShade="BF"/>
     </w:rPr>
   </w:style>
-  <w:style w:type="character" w:styleId="DefaultParagraphFont" w:default="1">
+  <w:style w:type="character" w:default="1" w:styleId="DefaultParagraphFont">
     <w:name w:val="Default Paragraph Font"/>
     <w:uiPriority w:val="1"/>
     <w:semiHidden/>
     <w:unhideWhenUsed/>
   </w:style>
-  <w:style w:type="table" w:styleId="TableNormal" w:default="1">
+  <w:style w:type="table" w:default="1" w:styleId="TableNormal">
     <w:name w:val="Normal Table"/>
     <w:uiPriority w:val="99"/>
     <w:semiHidden/>
@@ -9852,20 +9752,20 @@
       </w:tblCellMar>
     </w:tblPr>
   </w:style>
-  <w:style w:type="numbering" w:styleId="NoList" w:default="1">
+  <w:style w:type="numbering" w:default="1" w:styleId="NoList">
     <w:name w:val="No List"/>
     <w:uiPriority w:val="99"/>
     <w:semiHidden/>
     <w:unhideWhenUsed/>
   </w:style>
-  <w:style w:type="character" w:styleId="Heading1Char" w:customStyle="1">
+  <w:style w:type="character" w:customStyle="1" w:styleId="Heading1Char">
     <w:name w:val="Heading 1 Char"/>
     <w:basedOn w:val="DefaultParagraphFont"/>
     <w:link w:val="Heading1"/>
     <w:uiPriority w:val="9"/>
     <w:rsid w:val="00A859C7"/>
     <w:rPr>
-      <w:rFonts w:asciiTheme="majorHAnsi" w:hAnsiTheme="majorHAnsi" w:eastAsiaTheme="majorEastAsia" w:cstheme="majorBidi"/>
+      <w:rFonts w:asciiTheme="majorHAnsi" w:eastAsiaTheme="majorEastAsia" w:hAnsiTheme="majorHAnsi" w:cstheme="majorBidi"/>
       <w:color w:val="2F5496" w:themeColor="accent1" w:themeShade="BF"/>
       <w:kern w:val="0"/>
       <w:sz w:val="32"/>
@@ -9874,7 +9774,7 @@
       <w14:ligatures w14:val="none"/>
     </w:rPr>
   </w:style>
-  <w:style w:type="character" w:styleId="Heading2Char" w:customStyle="1">
+  <w:style w:type="character" w:customStyle="1" w:styleId="Heading2Char">
     <w:name w:val="Heading 2 Char"/>
     <w:aliases w:val="Marks Char"/>
     <w:basedOn w:val="DefaultParagraphFont"/>
@@ -9882,7 +9782,7 @@
     <w:uiPriority w:val="9"/>
     <w:rsid w:val="00A859C7"/>
     <w:rPr>
-      <w:rFonts w:ascii="CongressSans" w:hAnsi="CongressSans" w:eastAsia="Times New Roman" w:cs="CongressSans"/>
+      <w:rFonts w:ascii="CongressSans" w:eastAsia="Times New Roman" w:hAnsi="CongressSans" w:cs="CongressSans"/>
       <w:color w:val="000000"/>
       <w:kern w:val="0"/>
       <w:sz w:val="24"/>
@@ -9903,13 +9803,13 @@
       </w:tabs>
     </w:pPr>
   </w:style>
-  <w:style w:type="character" w:styleId="FooterChar" w:customStyle="1">
+  <w:style w:type="character" w:customStyle="1" w:styleId="FooterChar">
     <w:name w:val="Footer Char"/>
     <w:basedOn w:val="DefaultParagraphFont"/>
     <w:link w:val="Footer"/>
     <w:rsid w:val="00A859C7"/>
     <w:rPr>
-      <w:rFonts w:ascii="Segoe UI" w:hAnsi="Segoe UI" w:eastAsia="Times New Roman" w:cs="Times New Roman"/>
+      <w:rFonts w:ascii="Segoe UI" w:eastAsia="Times New Roman" w:hAnsi="Segoe UI" w:cs="Times New Roman"/>
       <w:kern w:val="0"/>
       <w:sz w:val="24"/>
       <w:szCs w:val="24"/>
@@ -9935,14 +9835,14 @@
       </w:tabs>
     </w:pPr>
   </w:style>
-  <w:style w:type="character" w:styleId="HeaderChar" w:customStyle="1">
+  <w:style w:type="character" w:customStyle="1" w:styleId="HeaderChar">
     <w:name w:val="Header Char"/>
     <w:basedOn w:val="DefaultParagraphFont"/>
     <w:link w:val="Header"/>
     <w:uiPriority w:val="99"/>
     <w:rsid w:val="00A859C7"/>
     <w:rPr>
-      <w:rFonts w:ascii="Segoe UI" w:hAnsi="Segoe UI" w:eastAsia="Times New Roman" w:cs="Times New Roman"/>
+      <w:rFonts w:ascii="Segoe UI" w:eastAsia="Times New Roman" w:hAnsi="Segoe UI" w:cs="Times New Roman"/>
       <w:kern w:val="0"/>
       <w:sz w:val="24"/>
       <w:szCs w:val="24"/>
@@ -9964,12 +9864,12 @@
     </w:rPr>
     <w:tblPr>
       <w:tblBorders>
-        <w:top w:val="single" w:color="auto" w:sz="4" w:space="0"/>
-        <w:left w:val="single" w:color="auto" w:sz="4" w:space="0"/>
-        <w:bottom w:val="single" w:color="auto" w:sz="4" w:space="0"/>
-        <w:right w:val="single" w:color="auto" w:sz="4" w:space="0"/>
-        <w:insideH w:val="single" w:color="auto" w:sz="4" w:space="0"/>
-        <w:insideV w:val="single" w:color="auto" w:sz="4" w:space="0"/>
+        <w:top w:val="single" w:sz="4" w:space="0" w:color="auto"/>
+        <w:left w:val="single" w:sz="4" w:space="0" w:color="auto"/>
+        <w:bottom w:val="single" w:sz="4" w:space="0" w:color="auto"/>
+        <w:right w:val="single" w:sz="4" w:space="0" w:color="auto"/>
+        <w:insideH w:val="single" w:sz="4" w:space="0" w:color="auto"/>
+        <w:insideV w:val="single" w:sz="4" w:space="0" w:color="auto"/>
       </w:tblBorders>
     </w:tblPr>
   </w:style>
@@ -9984,7 +9884,7 @@
       <w:contextualSpacing/>
     </w:pPr>
   </w:style>
-  <w:style w:type="character" w:styleId="ANSWERS" w:customStyle="1">
+  <w:style w:type="character" w:customStyle="1" w:styleId="ANSWERS">
     <w:name w:val="ANSWERS"/>
     <w:qFormat/>
     <w:rsid w:val="00A859C7"/>
@@ -10007,7 +9907,7 @@
       <w:u w:val="single"/>
     </w:rPr>
   </w:style>
-  <w:style w:type="table" w:styleId="Activity1" w:customStyle="1">
+  <w:style w:type="table" w:customStyle="1" w:styleId="Activity1">
     <w:name w:val="Activity 1"/>
     <w:basedOn w:val="TableNormal"/>
     <w:uiPriority w:val="99"/>
@@ -10024,12 +9924,12 @@
     </w:rPr>
     <w:tblPr>
       <w:tblBorders>
-        <w:top w:val="single" w:color="FFFFFF" w:themeColor="background1" w:sz="4" w:space="0"/>
-        <w:left w:val="single" w:color="FFFFFF" w:themeColor="background1" w:sz="4" w:space="0"/>
-        <w:bottom w:val="single" w:color="FFFFFF" w:themeColor="background1" w:sz="4" w:space="0"/>
-        <w:right w:val="single" w:color="FFFFFF" w:themeColor="background1" w:sz="4" w:space="0"/>
-        <w:insideH w:val="single" w:color="FFFFFF" w:themeColor="background1" w:sz="4" w:space="0"/>
-        <w:insideV w:val="single" w:color="FFFFFF" w:themeColor="background1" w:sz="4" w:space="0"/>
+        <w:top w:val="single" w:sz="4" w:space="0" w:color="FFFFFF" w:themeColor="background1"/>
+        <w:left w:val="single" w:sz="4" w:space="0" w:color="FFFFFF" w:themeColor="background1"/>
+        <w:bottom w:val="single" w:sz="4" w:space="0" w:color="FFFFFF" w:themeColor="background1"/>
+        <w:right w:val="single" w:sz="4" w:space="0" w:color="FFFFFF" w:themeColor="background1"/>
+        <w:insideH w:val="single" w:sz="4" w:space="0" w:color="FFFFFF" w:themeColor="background1"/>
+        <w:insideV w:val="single" w:sz="4" w:space="0" w:color="FFFFFF" w:themeColor="background1"/>
       </w:tblBorders>
     </w:tblPr>
     <w:tcPr>
@@ -10052,7 +9952,7 @@
       </w:tcPr>
     </w:tblStylePr>
   </w:style>
-  <w:style w:type="table" w:styleId="WBANSWERBOXES" w:customStyle="1">
+  <w:style w:type="table" w:customStyle="1" w:styleId="WBANSWERBOXES">
     <w:name w:val="WB ANSWER BOXES"/>
     <w:basedOn w:val="TableNormal"/>
     <w:uiPriority w:val="99"/>
@@ -10071,7 +9971,7 @@
       <w:shd w:val="clear" w:color="auto" w:fill="F2F2F2" w:themeFill="background1" w:themeFillShade="F2"/>
     </w:tcPr>
   </w:style>
-  <w:style w:type="table" w:styleId="WBActivity2" w:customStyle="1">
+  <w:style w:type="table" w:customStyle="1" w:styleId="WBActivity2">
     <w:name w:val="WB Activity 2"/>
     <w:basedOn w:val="TableNormal"/>
     <w:uiPriority w:val="99"/>
@@ -10087,12 +9987,12 @@
     </w:rPr>
     <w:tblPr>
       <w:tblBorders>
-        <w:top w:val="single" w:color="FFFFFF" w:themeColor="background1" w:sz="4" w:space="0"/>
-        <w:left w:val="single" w:color="FFFFFF" w:themeColor="background1" w:sz="4" w:space="0"/>
-        <w:bottom w:val="single" w:color="FFFFFF" w:themeColor="background1" w:sz="4" w:space="0"/>
-        <w:right w:val="single" w:color="FFFFFF" w:themeColor="background1" w:sz="4" w:space="0"/>
-        <w:insideH w:val="single" w:color="FFFFFF" w:themeColor="background1" w:sz="4" w:space="0"/>
-        <w:insideV w:val="single" w:color="FFFFFF" w:themeColor="background1" w:sz="4" w:space="0"/>
+        <w:top w:val="single" w:sz="4" w:space="0" w:color="FFFFFF" w:themeColor="background1"/>
+        <w:left w:val="single" w:sz="4" w:space="0" w:color="FFFFFF" w:themeColor="background1"/>
+        <w:bottom w:val="single" w:sz="4" w:space="0" w:color="FFFFFF" w:themeColor="background1"/>
+        <w:right w:val="single" w:sz="4" w:space="0" w:color="FFFFFF" w:themeColor="background1"/>
+        <w:insideH w:val="single" w:sz="4" w:space="0" w:color="FFFFFF" w:themeColor="background1"/>
+        <w:insideV w:val="single" w:sz="4" w:space="0" w:color="FFFFFF" w:themeColor="background1"/>
       </w:tblBorders>
     </w:tblPr>
     <w:tcPr>
@@ -10143,7 +10043,7 @@
       <w:spacing w:after="100"/>
     </w:pPr>
   </w:style>
-  <w:style w:type="paragraph" w:styleId="paragraph" w:customStyle="1">
+  <w:style w:type="paragraph" w:customStyle="1" w:styleId="paragraph">
     <w:name w:val="paragraph"/>
     <w:basedOn w:val="Normal"/>
     <w:rsid w:val="00A859C7"/>
@@ -10154,7 +10054,7 @@
       <w:rFonts w:ascii="Times New Roman" w:hAnsi="Times New Roman"/>
     </w:rPr>
   </w:style>
-  <w:style w:type="character" w:styleId="eop" w:customStyle="1">
+  <w:style w:type="character" w:customStyle="1" w:styleId="eop">
     <w:name w:val="eop"/>
     <w:basedOn w:val="DefaultParagraphFont"/>
     <w:rsid w:val="00A859C7"/>
@@ -10180,12 +10080,12 @@
     </w:pPr>
     <w:tblPr>
       <w:tblBorders>
-        <w:top w:val="single" w:color="BFBFBF" w:themeColor="background1" w:themeShade="BF" w:sz="4" w:space="0"/>
-        <w:left w:val="single" w:color="BFBFBF" w:themeColor="background1" w:themeShade="BF" w:sz="4" w:space="0"/>
-        <w:bottom w:val="single" w:color="BFBFBF" w:themeColor="background1" w:themeShade="BF" w:sz="4" w:space="0"/>
-        <w:right w:val="single" w:color="BFBFBF" w:themeColor="background1" w:themeShade="BF" w:sz="4" w:space="0"/>
-        <w:insideH w:val="single" w:color="BFBFBF" w:themeColor="background1" w:themeShade="BF" w:sz="4" w:space="0"/>
-        <w:insideV w:val="single" w:color="BFBFBF" w:themeColor="background1" w:themeShade="BF" w:sz="4" w:space="0"/>
+        <w:top w:val="single" w:sz="4" w:space="0" w:color="BFBFBF" w:themeColor="background1" w:themeShade="BF"/>
+        <w:left w:val="single" w:sz="4" w:space="0" w:color="BFBFBF" w:themeColor="background1" w:themeShade="BF"/>
+        <w:bottom w:val="single" w:sz="4" w:space="0" w:color="BFBFBF" w:themeColor="background1" w:themeShade="BF"/>
+        <w:right w:val="single" w:sz="4" w:space="0" w:color="BFBFBF" w:themeColor="background1" w:themeShade="BF"/>
+        <w:insideH w:val="single" w:sz="4" w:space="0" w:color="BFBFBF" w:themeColor="background1" w:themeShade="BF"/>
+        <w:insideV w:val="single" w:sz="4" w:space="0" w:color="BFBFBF" w:themeColor="background1" w:themeShade="BF"/>
       </w:tblBorders>
     </w:tblPr>
   </w:style>
@@ -10217,7 +10117,7 @@
 </file>
 
 <file path=word/theme/theme1.xml><?xml version="1.0" encoding="utf-8"?>
-<a:theme xmlns:a="http://schemas.openxmlformats.org/drawingml/2006/main" xmlns:thm15="http://schemas.microsoft.com/office/thememl/2012/main" name="Office Theme">
+<a:theme xmlns:a="http://schemas.openxmlformats.org/drawingml/2006/main" name="Office Theme">
   <a:themeElements>
     <a:clrScheme name="Office">
       <a:dk1>
@@ -10512,6 +10412,14 @@
 </file>
 
 <file path=customXml/item1.xml><?xml version="1.0" encoding="utf-8"?>
+<p:properties xmlns:p="http://schemas.microsoft.com/office/2006/metadata/properties" xmlns:xsi="http://www.w3.org/2001/XMLSchema-instance" xmlns:pc="http://schemas.microsoft.com/office/infopath/2007/PartnerControls">
+  <documentManagement>
+    <ReferenceId xmlns="6c4381e5-90aa-48f7-8631-62e6750c6c4b" xsi:nil="true"/>
+  </documentManagement>
+</p:properties>
+</file>
+
+<file path=customXml/item2.xml><?xml version="1.0" encoding="utf-8"?>
 <ct:contentTypeSchema xmlns:ct="http://schemas.microsoft.com/office/2006/metadata/contentType" xmlns:ma="http://schemas.microsoft.com/office/2006/metadata/properties/metaAttributes" ct:_="" ma:_="" ma:contentTypeName="Document" ma:contentTypeID="0x0101008FC226AA4641F04E9B1587B1D3B1844A" ma:contentTypeVersion="4" ma:contentTypeDescription="Create a new document." ma:contentTypeScope="" ma:versionID="cedd5889dd6da0470bd1d66a55af17d9">
   <xsd:schema xmlns:xsd="http://www.w3.org/2001/XMLSchema" xmlns:xs="http://www.w3.org/2001/XMLSchema" xmlns:p="http://schemas.microsoft.com/office/2006/metadata/properties" xmlns:ns2="6c4381e5-90aa-48f7-8631-62e6750c6c4b" targetNamespace="http://schemas.microsoft.com/office/2006/metadata/properties" ma:root="true" ma:fieldsID="d972cc3ebc7c1c9bbcfcb3a040c7b70e" ns2:_="">
     <xsd:import namespace="6c4381e5-90aa-48f7-8631-62e6750c6c4b"/>
@@ -10655,14 +10563,6 @@
 </ct:contentTypeSchema>
 </file>
 
-<file path=customXml/item2.xml><?xml version="1.0" encoding="utf-8"?>
-<p:properties xmlns:p="http://schemas.microsoft.com/office/2006/metadata/properties" xmlns:xsi="http://www.w3.org/2001/XMLSchema-instance" xmlns:pc="http://schemas.microsoft.com/office/infopath/2007/PartnerControls">
-  <documentManagement>
-    <ReferenceId xmlns="6c4381e5-90aa-48f7-8631-62e6750c6c4b" xsi:nil="true"/>
-  </documentManagement>
-</p:properties>
-</file>
-
 <file path=customXml/item3.xml><?xml version="1.0" encoding="utf-8"?>
 <?mso-contentType ?>
 <FormTemplates xmlns="http://schemas.microsoft.com/sharepoint/v3/contenttype/forms">
@@ -10673,15 +10573,29 @@
 </file>
 
 <file path=customXml/itemProps1.xml><?xml version="1.0" encoding="utf-8"?>
-<ds:datastoreItem xmlns:ds="http://schemas.openxmlformats.org/officeDocument/2006/customXml" ds:itemID="{89CBA74A-6EF3-463D-9B9A-86FE60EFF1A7}"/>
-</file>
-
-<file path=customXml/itemProps2.xml><?xml version="1.0" encoding="utf-8"?>
 <ds:datastoreItem xmlns:ds="http://schemas.openxmlformats.org/officeDocument/2006/customXml" ds:itemID="{C53CCC8B-ED4B-4AA4-B6CA-DFE71B6D7876}">
   <ds:schemaRefs>
     <ds:schemaRef ds:uri="http://schemas.microsoft.com/office/2006/metadata/properties"/>
     <ds:schemaRef ds:uri="http://schemas.microsoft.com/office/infopath/2007/PartnerControls"/>
-    <ds:schemaRef ds:uri="60218879-73ab-4a65-82d4-acbce406eba4"/>
+    <ds:schemaRef ds:uri="6c4381e5-90aa-48f7-8631-62e6750c6c4b"/>
+  </ds:schemaRefs>
+</ds:datastoreItem>
+</file>
+
+<file path=customXml/itemProps2.xml><?xml version="1.0" encoding="utf-8"?>
+<ds:datastoreItem xmlns:ds="http://schemas.openxmlformats.org/officeDocument/2006/customXml" ds:itemID="{89CBA74A-6EF3-463D-9B9A-86FE60EFF1A7}">
+  <ds:schemaRefs>
+    <ds:schemaRef ds:uri="http://schemas.microsoft.com/office/2006/metadata/contentType"/>
+    <ds:schemaRef ds:uri="http://schemas.microsoft.com/office/2006/metadata/properties/metaAttributes"/>
+    <ds:schemaRef ds:uri="http://www.w3.org/2001/XMLSchema"/>
+    <ds:schemaRef ds:uri="http://schemas.microsoft.com/office/2006/metadata/properties"/>
+    <ds:schemaRef ds:uri="6c4381e5-90aa-48f7-8631-62e6750c6c4b"/>
+    <ds:schemaRef ds:uri="http://schemas.microsoft.com/office/2006/documentManagement/types"/>
+    <ds:schemaRef ds:uri="http://schemas.microsoft.com/office/infopath/2007/PartnerControls"/>
+    <ds:schemaRef ds:uri="http://schemas.openxmlformats.org/package/2006/metadata/core-properties"/>
+    <ds:schemaRef ds:uri="http://purl.org/dc/elements/1.1/"/>
+    <ds:schemaRef ds:uri="http://purl.org/dc/terms/"/>
+    <ds:schemaRef ds:uri="http://schemas.microsoft.com/internal/obd"/>
   </ds:schemaRefs>
 </ds:datastoreItem>
 </file>
